--- a/Отчеты/ЛР1/Отчет ЛР1 Git.docx
+++ b/Отчеты/ЛР1/Отчет ЛР1 Git.docx
@@ -1722,12 +1722,20 @@
       </w:pPr>
       <w:r>
         <w:rPr>
-          <w:rFonts w:ascii="Times New Roman" w:hAnsi="Times New Roman" w:eastAsia="Times New Roman"/>
+          <w:rFonts w:ascii="Times New Roman" w:eastAsia="Times New Roman" w:hAnsi="Times New Roman"/>
           <w:b/>
           <w:color w:val="000000"/>
           <w:sz w:val="32"/>
         </w:rPr>
         <w:t>Лабораторная работа 1</w:t>
+      </w:r>
+      <w:r>
+        <w:rPr>
+          <w:rFonts w:ascii="Times New Roman" w:eastAsia="Times New Roman" w:hAnsi="Times New Roman"/>
+          <w:b/>
+          <w:color w:val="000000"/>
+          <w:sz w:val="32"/>
+        </w:rPr>
         <w:br/>
         <w:t>Основные операции Git</w:t>
       </w:r>
@@ -1735,29 +1743,26 @@
     <w:p>
       <w:pPr>
         <w:pStyle w:val="1"/>
-        <w:keepNext/>
         <w:spacing w:before="200" w:after="160"/>
         <w:jc w:val="center"/>
       </w:pPr>
       <w:r>
         <w:rPr>
-          <w:rFonts w:ascii="Times New Roman" w:hAnsi="Times New Roman" w:eastAsia="Times New Roman"/>
-          <w:b/>
-          <w:color w:val="000000"/>
-          <w:sz w:val="32"/>
+          <w:rFonts w:ascii="Times New Roman" w:eastAsia="Times New Roman" w:hAnsi="Times New Roman"/>
+          <w:b/>
         </w:rPr>
         <w:t>Цель работы</w:t>
       </w:r>
     </w:p>
     <w:p>
       <w:pPr>
-        <w:spacing w:line="360" w:lineRule="auto" w:after="120" w:before="0"/>
+        <w:spacing w:after="120" w:line="360" w:lineRule="auto"/>
         <w:ind w:firstLine="709"/>
         <w:jc w:val="both"/>
       </w:pPr>
       <w:r>
         <w:rPr>
-          <w:rFonts w:ascii="Times New Roman" w:hAnsi="Times New Roman" w:eastAsia="Times New Roman"/>
+          <w:rFonts w:ascii="Times New Roman" w:eastAsia="Times New Roman" w:hAnsi="Times New Roman"/>
           <w:color w:val="000000"/>
           <w:sz w:val="28"/>
         </w:rPr>
@@ -1767,51 +1772,49 @@
     <w:p>
       <w:pPr>
         <w:pStyle w:val="1"/>
-        <w:keepNext/>
         <w:spacing w:before="200" w:after="160"/>
         <w:jc w:val="center"/>
       </w:pPr>
       <w:r>
         <w:rPr>
-          <w:rFonts w:ascii="Times New Roman" w:hAnsi="Times New Roman" w:eastAsia="Times New Roman"/>
-          <w:b/>
-          <w:color w:val="000000"/>
-          <w:sz w:val="32"/>
+          <w:rFonts w:ascii="Times New Roman" w:eastAsia="Times New Roman" w:hAnsi="Times New Roman"/>
+          <w:b/>
         </w:rPr>
         <w:t>Среда выполнения</w:t>
       </w:r>
     </w:p>
     <w:tbl>
       <w:tblPr>
-        <w:tblW w:type="auto" w:w="0"/>
+        <w:tblW w:w="9369" w:type="dxa"/>
+        <w:tblBorders>
+          <w:top w:val="single" w:sz="8" w:space="0" w:color="D9D9D9"/>
+          <w:left w:val="single" w:sz="8" w:space="0" w:color="D9D9D9"/>
+          <w:bottom w:val="single" w:sz="8" w:space="0" w:color="D9D9D9"/>
+          <w:right w:val="single" w:sz="8" w:space="0" w:color="D9D9D9"/>
+          <w:insideH w:val="single" w:sz="8" w:space="0" w:color="D9D9D9"/>
+          <w:insideV w:val="single" w:sz="8" w:space="0" w:color="D9D9D9"/>
+        </w:tblBorders>
         <w:tblLayout w:type="fixed"/>
-        <w:tblLook w:firstColumn="1" w:firstRow="1" w:lastColumn="0" w:lastRow="0" w:noHBand="0" w:noVBand="1" w:val="04A0"/>
-        <w:tblBorders>
-          <w:top w:val="single" w:sz="8" w:color="D9D9D9"/>
-          <w:left w:val="single" w:sz="8" w:color="D9D9D9"/>
-          <w:bottom w:val="single" w:sz="8" w:color="D9D9D9"/>
-          <w:right w:val="single" w:sz="8" w:color="D9D9D9"/>
-          <w:insideH w:val="single" w:sz="8" w:color="D9D9D9"/>
-          <w:insideV w:val="single" w:sz="8" w:color="D9D9D9"/>
-        </w:tblBorders>
+        <w:tblLook w:val="04A0" w:firstRow="1" w:lastRow="0" w:firstColumn="1" w:lastColumn="0" w:noHBand="0" w:noVBand="1"/>
       </w:tblPr>
       <w:tblGrid>
-        <w:gridCol w:w="2835"/>
-        <w:gridCol w:w="6350"/>
+        <w:gridCol w:w="3974"/>
+        <w:gridCol w:w="5395"/>
       </w:tblGrid>
       <w:tr>
         <w:trPr>
-          <w:tblHeader w:val="true"/>
+          <w:trHeight w:val="459"/>
+          <w:tblHeader/>
         </w:trPr>
         <w:tc>
           <w:tcPr>
-            <w:tcW w:type="dxa" w:w="4677"/>
-            <w:shd w:fill="D9EAF7"/>
+            <w:tcW w:w="3974" w:type="dxa"/>
+            <w:shd w:val="clear" w:color="auto" w:fill="D9EAF7"/>
             <w:tcMar>
               <w:top w:w="100" w:type="dxa"/>
-              <w:start w:w="120" w:type="dxa"/>
+              <w:left w:w="120" w:type="dxa"/>
               <w:bottom w:w="100" w:type="dxa"/>
-              <w:end w:w="120" w:type="dxa"/>
+              <w:right w:w="120" w:type="dxa"/>
             </w:tcMar>
           </w:tcPr>
           <w:p>
@@ -1820,7 +1823,7 @@
             </w:pPr>
             <w:r>
               <w:rPr>
-                <w:rFonts w:ascii="Times New Roman" w:hAnsi="Times New Roman" w:eastAsia="Times New Roman"/>
+                <w:rFonts w:ascii="Times New Roman" w:eastAsia="Times New Roman" w:hAnsi="Times New Roman"/>
                 <w:b/>
                 <w:color w:val="000000"/>
                 <w:sz w:val="24"/>
@@ -1831,13 +1834,13 @@
         </w:tc>
         <w:tc>
           <w:tcPr>
-            <w:tcW w:type="dxa" w:w="4677"/>
-            <w:shd w:fill="D9EAF7"/>
+            <w:tcW w:w="5395" w:type="dxa"/>
+            <w:shd w:val="clear" w:color="auto" w:fill="D9EAF7"/>
             <w:tcMar>
               <w:top w:w="100" w:type="dxa"/>
-              <w:start w:w="120" w:type="dxa"/>
+              <w:left w:w="120" w:type="dxa"/>
               <w:bottom w:w="100" w:type="dxa"/>
-              <w:end w:w="120" w:type="dxa"/>
+              <w:right w:w="120" w:type="dxa"/>
             </w:tcMar>
           </w:tcPr>
           <w:p>
@@ -1846,7 +1849,7 @@
             </w:pPr>
             <w:r>
               <w:rPr>
-                <w:rFonts w:ascii="Times New Roman" w:hAnsi="Times New Roman" w:eastAsia="Times New Roman"/>
+                <w:rFonts w:ascii="Times New Roman" w:eastAsia="Times New Roman" w:hAnsi="Times New Roman"/>
                 <w:b/>
                 <w:color w:val="000000"/>
                 <w:sz w:val="24"/>
@@ -1857,23 +1860,23 @@
         </w:tc>
       </w:tr>
       <w:tr>
-        <w:tc>
-          <w:tcPr>
-            <w:tcW w:type="dxa" w:w="2835"/>
+        <w:trPr>
+          <w:trHeight w:val="459"/>
+        </w:trPr>
+        <w:tc>
+          <w:tcPr>
+            <w:tcW w:w="3974" w:type="dxa"/>
             <w:tcMar>
               <w:top w:w="100" w:type="dxa"/>
-              <w:start w:w="120" w:type="dxa"/>
+              <w:left w:w="120" w:type="dxa"/>
               <w:bottom w:w="100" w:type="dxa"/>
-              <w:end w:w="120" w:type="dxa"/>
+              <w:right w:w="120" w:type="dxa"/>
             </w:tcMar>
           </w:tcPr>
           <w:p>
-            <w:pPr>
-              <w:jc w:val="left"/>
-            </w:pPr>
-            <w:r>
-              <w:rPr>
-                <w:rFonts w:ascii="Times New Roman" w:hAnsi="Times New Roman" w:eastAsia="Times New Roman"/>
+            <w:r>
+              <w:rPr>
+                <w:rFonts w:ascii="Times New Roman" w:eastAsia="Times New Roman" w:hAnsi="Times New Roman"/>
                 <w:color w:val="000000"/>
                 <w:sz w:val="24"/>
               </w:rPr>
@@ -1883,21 +1886,18 @@
         </w:tc>
         <w:tc>
           <w:tcPr>
-            <w:tcW w:type="dxa" w:w="6350"/>
+            <w:tcW w:w="5395" w:type="dxa"/>
             <w:tcMar>
               <w:top w:w="100" w:type="dxa"/>
-              <w:start w:w="120" w:type="dxa"/>
+              <w:left w:w="120" w:type="dxa"/>
               <w:bottom w:w="100" w:type="dxa"/>
-              <w:end w:w="120" w:type="dxa"/>
+              <w:right w:w="120" w:type="dxa"/>
             </w:tcMar>
           </w:tcPr>
           <w:p>
-            <w:pPr>
-              <w:jc w:val="left"/>
-            </w:pPr>
-            <w:r>
-              <w:rPr>
-                <w:rFonts w:ascii="Times New Roman" w:hAnsi="Times New Roman" w:eastAsia="Times New Roman"/>
+            <w:r>
+              <w:rPr>
+                <w:rFonts w:ascii="Times New Roman" w:eastAsia="Times New Roman" w:hAnsi="Times New Roman"/>
                 <w:color w:val="000000"/>
                 <w:sz w:val="24"/>
               </w:rPr>
@@ -1907,23 +1907,23 @@
         </w:tc>
       </w:tr>
       <w:tr>
-        <w:tc>
-          <w:tcPr>
-            <w:tcW w:type="dxa" w:w="2835"/>
+        <w:trPr>
+          <w:trHeight w:val="446"/>
+        </w:trPr>
+        <w:tc>
+          <w:tcPr>
+            <w:tcW w:w="3974" w:type="dxa"/>
             <w:tcMar>
               <w:top w:w="100" w:type="dxa"/>
-              <w:start w:w="120" w:type="dxa"/>
+              <w:left w:w="120" w:type="dxa"/>
               <w:bottom w:w="100" w:type="dxa"/>
-              <w:end w:w="120" w:type="dxa"/>
+              <w:right w:w="120" w:type="dxa"/>
             </w:tcMar>
           </w:tcPr>
           <w:p>
-            <w:pPr>
-              <w:jc w:val="left"/>
-            </w:pPr>
-            <w:r>
-              <w:rPr>
-                <w:rFonts w:ascii="Times New Roman" w:hAnsi="Times New Roman" w:eastAsia="Times New Roman"/>
+            <w:r>
+              <w:rPr>
+                <w:rFonts w:ascii="Times New Roman" w:eastAsia="Times New Roman" w:hAnsi="Times New Roman"/>
                 <w:color w:val="000000"/>
                 <w:sz w:val="24"/>
               </w:rPr>
@@ -1933,21 +1933,18 @@
         </w:tc>
         <w:tc>
           <w:tcPr>
-            <w:tcW w:type="dxa" w:w="6350"/>
+            <w:tcW w:w="5395" w:type="dxa"/>
             <w:tcMar>
               <w:top w:w="100" w:type="dxa"/>
-              <w:start w:w="120" w:type="dxa"/>
+              <w:left w:w="120" w:type="dxa"/>
               <w:bottom w:w="100" w:type="dxa"/>
-              <w:end w:w="120" w:type="dxa"/>
+              <w:right w:w="120" w:type="dxa"/>
             </w:tcMar>
           </w:tcPr>
           <w:p>
-            <w:pPr>
-              <w:jc w:val="left"/>
-            </w:pPr>
-            <w:r>
-              <w:rPr>
-                <w:rFonts w:ascii="Times New Roman" w:hAnsi="Times New Roman" w:eastAsia="Times New Roman"/>
+            <w:r>
+              <w:rPr>
+                <w:rFonts w:ascii="Times New Roman" w:eastAsia="Times New Roman" w:hAnsi="Times New Roman"/>
                 <w:color w:val="000000"/>
                 <w:sz w:val="24"/>
               </w:rPr>
@@ -1957,23 +1954,23 @@
         </w:tc>
       </w:tr>
       <w:tr>
-        <w:tc>
-          <w:tcPr>
-            <w:tcW w:type="dxa" w:w="2835"/>
+        <w:trPr>
+          <w:trHeight w:val="459"/>
+        </w:trPr>
+        <w:tc>
+          <w:tcPr>
+            <w:tcW w:w="3974" w:type="dxa"/>
             <w:tcMar>
               <w:top w:w="100" w:type="dxa"/>
-              <w:start w:w="120" w:type="dxa"/>
+              <w:left w:w="120" w:type="dxa"/>
               <w:bottom w:w="100" w:type="dxa"/>
-              <w:end w:w="120" w:type="dxa"/>
+              <w:right w:w="120" w:type="dxa"/>
             </w:tcMar>
           </w:tcPr>
           <w:p>
-            <w:pPr>
-              <w:jc w:val="left"/>
-            </w:pPr>
-            <w:r>
-              <w:rPr>
-                <w:rFonts w:ascii="Times New Roman" w:hAnsi="Times New Roman" w:eastAsia="Times New Roman"/>
+            <w:r>
+              <w:rPr>
+                <w:rFonts w:ascii="Times New Roman" w:eastAsia="Times New Roman" w:hAnsi="Times New Roman"/>
                 <w:color w:val="000000"/>
                 <w:sz w:val="24"/>
               </w:rPr>
@@ -1983,21 +1980,18 @@
         </w:tc>
         <w:tc>
           <w:tcPr>
-            <w:tcW w:type="dxa" w:w="6350"/>
+            <w:tcW w:w="5395" w:type="dxa"/>
             <w:tcMar>
               <w:top w:w="100" w:type="dxa"/>
-              <w:start w:w="120" w:type="dxa"/>
+              <w:left w:w="120" w:type="dxa"/>
               <w:bottom w:w="100" w:type="dxa"/>
-              <w:end w:w="120" w:type="dxa"/>
+              <w:right w:w="120" w:type="dxa"/>
             </w:tcMar>
           </w:tcPr>
           <w:p>
-            <w:pPr>
-              <w:jc w:val="left"/>
-            </w:pPr>
-            <w:r>
-              <w:rPr>
-                <w:rFonts w:ascii="Times New Roman" w:hAnsi="Times New Roman" w:eastAsia="Times New Roman"/>
+            <w:r>
+              <w:rPr>
+                <w:rFonts w:ascii="Times New Roman" w:eastAsia="Times New Roman" w:hAnsi="Times New Roman"/>
                 <w:color w:val="000000"/>
                 <w:sz w:val="24"/>
               </w:rPr>
@@ -2007,23 +2001,23 @@
         </w:tc>
       </w:tr>
       <w:tr>
-        <w:tc>
-          <w:tcPr>
-            <w:tcW w:type="dxa" w:w="2835"/>
+        <w:trPr>
+          <w:trHeight w:val="459"/>
+        </w:trPr>
+        <w:tc>
+          <w:tcPr>
+            <w:tcW w:w="3974" w:type="dxa"/>
             <w:tcMar>
               <w:top w:w="100" w:type="dxa"/>
-              <w:start w:w="120" w:type="dxa"/>
+              <w:left w:w="120" w:type="dxa"/>
               <w:bottom w:w="100" w:type="dxa"/>
-              <w:end w:w="120" w:type="dxa"/>
+              <w:right w:w="120" w:type="dxa"/>
             </w:tcMar>
           </w:tcPr>
           <w:p>
-            <w:pPr>
-              <w:jc w:val="left"/>
-            </w:pPr>
-            <w:r>
-              <w:rPr>
-                <w:rFonts w:ascii="Times New Roman" w:hAnsi="Times New Roman" w:eastAsia="Times New Roman"/>
+            <w:r>
+              <w:rPr>
+                <w:rFonts w:ascii="Times New Roman" w:eastAsia="Times New Roman" w:hAnsi="Times New Roman"/>
                 <w:color w:val="000000"/>
                 <w:sz w:val="24"/>
               </w:rPr>
@@ -2033,21 +2027,18 @@
         </w:tc>
         <w:tc>
           <w:tcPr>
-            <w:tcW w:type="dxa" w:w="6350"/>
+            <w:tcW w:w="5395" w:type="dxa"/>
             <w:tcMar>
               <w:top w:w="100" w:type="dxa"/>
-              <w:start w:w="120" w:type="dxa"/>
+              <w:left w:w="120" w:type="dxa"/>
               <w:bottom w:w="100" w:type="dxa"/>
-              <w:end w:w="120" w:type="dxa"/>
+              <w:right w:w="120" w:type="dxa"/>
             </w:tcMar>
           </w:tcPr>
           <w:p>
-            <w:pPr>
-              <w:jc w:val="left"/>
-            </w:pPr>
-            <w:r>
-              <w:rPr>
-                <w:rFonts w:ascii="Times New Roman" w:hAnsi="Times New Roman" w:eastAsia="Times New Roman"/>
+            <w:r>
+              <w:rPr>
+                <w:rFonts w:ascii="Times New Roman" w:eastAsia="Times New Roman" w:hAnsi="Times New Roman"/>
                 <w:color w:val="000000"/>
                 <w:sz w:val="24"/>
               </w:rPr>
@@ -2057,23 +2048,23 @@
         </w:tc>
       </w:tr>
       <w:tr>
-        <w:tc>
-          <w:tcPr>
-            <w:tcW w:type="dxa" w:w="2835"/>
+        <w:trPr>
+          <w:trHeight w:val="446"/>
+        </w:trPr>
+        <w:tc>
+          <w:tcPr>
+            <w:tcW w:w="3974" w:type="dxa"/>
             <w:tcMar>
               <w:top w:w="100" w:type="dxa"/>
-              <w:start w:w="120" w:type="dxa"/>
+              <w:left w:w="120" w:type="dxa"/>
               <w:bottom w:w="100" w:type="dxa"/>
-              <w:end w:w="120" w:type="dxa"/>
+              <w:right w:w="120" w:type="dxa"/>
             </w:tcMar>
           </w:tcPr>
           <w:p>
-            <w:pPr>
-              <w:jc w:val="left"/>
-            </w:pPr>
-            <w:r>
-              <w:rPr>
-                <w:rFonts w:ascii="Times New Roman" w:hAnsi="Times New Roman" w:eastAsia="Times New Roman"/>
+            <w:r>
+              <w:rPr>
+                <w:rFonts w:ascii="Times New Roman" w:eastAsia="Times New Roman" w:hAnsi="Times New Roman"/>
                 <w:color w:val="000000"/>
                 <w:sz w:val="24"/>
               </w:rPr>
@@ -2083,21 +2074,18 @@
         </w:tc>
         <w:tc>
           <w:tcPr>
-            <w:tcW w:type="dxa" w:w="6350"/>
+            <w:tcW w:w="5395" w:type="dxa"/>
             <w:tcMar>
               <w:top w:w="100" w:type="dxa"/>
-              <w:start w:w="120" w:type="dxa"/>
+              <w:left w:w="120" w:type="dxa"/>
               <w:bottom w:w="100" w:type="dxa"/>
-              <w:end w:w="120" w:type="dxa"/>
+              <w:right w:w="120" w:type="dxa"/>
             </w:tcMar>
           </w:tcPr>
           <w:p>
-            <w:pPr>
-              <w:jc w:val="left"/>
-            </w:pPr>
-            <w:r>
-              <w:rPr>
-                <w:rFonts w:ascii="Times New Roman" w:hAnsi="Times New Roman" w:eastAsia="Times New Roman"/>
+            <w:r>
+              <w:rPr>
+                <w:rFonts w:ascii="Times New Roman" w:eastAsia="Times New Roman" w:hAnsi="Times New Roman"/>
                 <w:color w:val="000000"/>
                 <w:sz w:val="24"/>
               </w:rPr>
@@ -2109,13 +2097,13 @@
     </w:tbl>
     <w:p>
       <w:pPr>
-        <w:spacing w:line="360" w:lineRule="auto" w:after="120" w:before="0"/>
+        <w:spacing w:after="120" w:line="360" w:lineRule="auto"/>
         <w:ind w:firstLine="709"/>
         <w:jc w:val="both"/>
       </w:pPr>
       <w:r>
         <w:rPr>
-          <w:rFonts w:ascii="Times New Roman" w:hAnsi="Times New Roman" w:eastAsia="Times New Roman"/>
+          <w:rFonts w:ascii="Times New Roman" w:eastAsia="Times New Roman" w:hAnsi="Times New Roman"/>
           <w:color w:val="000000"/>
           <w:sz w:val="28"/>
         </w:rPr>
@@ -2130,46 +2118,56 @@
     <w:p>
       <w:pPr>
         <w:pStyle w:val="1"/>
-        <w:keepNext/>
         <w:spacing w:before="200" w:after="160"/>
         <w:jc w:val="center"/>
       </w:pPr>
       <w:r>
         <w:rPr>
-          <w:rFonts w:ascii="Times New Roman" w:hAnsi="Times New Roman" w:eastAsia="Times New Roman"/>
-          <w:b/>
-          <w:color w:val="000000"/>
-          <w:sz w:val="32"/>
-        </w:rPr>
+          <w:rFonts w:ascii="Times New Roman" w:eastAsia="Times New Roman" w:hAnsi="Times New Roman"/>
+          <w:b/>
+        </w:rPr>
+        <w:lastRenderedPageBreak/>
         <w:t>Ход работы</w:t>
       </w:r>
     </w:p>
     <w:p>
       <w:pPr>
         <w:pStyle w:val="2"/>
-        <w:keepNext/>
-        <w:spacing w:before="160" w:after="160"/>
-        <w:jc w:val="left"/>
-      </w:pPr>
-      <w:r>
-        <w:rPr>
-          <w:rFonts w:ascii="Times New Roman" w:hAnsi="Times New Roman" w:eastAsia="Times New Roman"/>
-          <w:b/>
-          <w:color w:val="000000"/>
-          <w:sz w:val="28"/>
-        </w:rPr>
-        <w:t>1 Проверка Git и структуры каталогов</w:t>
-      </w:r>
-    </w:p>
-    <w:p>
-      <w:pPr>
-        <w:spacing w:line="360" w:lineRule="auto" w:after="120" w:before="0"/>
+        <w:spacing w:after="160"/>
+        <w:jc w:val="center"/>
+      </w:pPr>
+      <w:r>
+        <w:rPr>
+          <w:rFonts w:ascii="Times New Roman" w:eastAsia="Times New Roman" w:hAnsi="Times New Roman"/>
+          <w:b/>
+        </w:rPr>
+        <w:t>1</w:t>
+      </w:r>
+      <w:r>
+        <w:rPr>
+          <w:rFonts w:ascii="Times New Roman" w:eastAsia="Times New Roman" w:hAnsi="Times New Roman"/>
+          <w:b/>
+          <w:lang w:val="en-US"/>
+        </w:rPr>
+        <w:t>.</w:t>
+      </w:r>
+      <w:r>
+        <w:rPr>
+          <w:rFonts w:ascii="Times New Roman" w:eastAsia="Times New Roman" w:hAnsi="Times New Roman"/>
+          <w:b/>
+        </w:rPr>
+        <w:t xml:space="preserve"> Проверка Git и структуры каталогов</w:t>
+      </w:r>
+    </w:p>
+    <w:p>
+      <w:pPr>
+        <w:spacing w:after="120" w:line="360" w:lineRule="auto"/>
         <w:ind w:firstLine="709"/>
         <w:jc w:val="both"/>
       </w:pPr>
       <w:r>
         <w:rPr>
-          <w:rFonts w:ascii="Times New Roman" w:hAnsi="Times New Roman" w:eastAsia="Times New Roman"/>
+          <w:rFonts w:ascii="Times New Roman" w:eastAsia="Times New Roman" w:hAnsi="Times New Roman"/>
           <w:color w:val="000000"/>
           <w:sz w:val="28"/>
         </w:rPr>
@@ -2180,24 +2178,48 @@
       <w:pPr>
         <w:spacing w:after="120"/>
         <w:ind w:left="709"/>
-        <w:jc w:val="left"/>
-      </w:pPr>
-      <w:r>
-        <w:rPr>
-          <w:rFonts w:ascii="Times New Roman" w:hAnsi="Times New Roman" w:eastAsia="Times New Roman"/>
-          <w:b/>
-          <w:color w:val="000000"/>
-          <w:sz w:val="28"/>
-        </w:rPr>
-        <w:t xml:space="preserve">Команда: </w:t>
-      </w:r>
-      <w:r>
-        <w:rPr>
-          <w:rFonts w:ascii="Menlo" w:hAnsi="Menlo" w:eastAsia="Menlo"/>
+        <w:rPr>
+          <w:lang w:val="en-US"/>
+        </w:rPr>
+      </w:pPr>
+      <w:r>
+        <w:rPr>
+          <w:rFonts w:ascii="Times New Roman" w:eastAsia="Times New Roman" w:hAnsi="Times New Roman"/>
+          <w:b/>
+          <w:color w:val="000000"/>
+          <w:sz w:val="28"/>
+        </w:rPr>
+        <w:t>Команда</w:t>
+      </w:r>
+      <w:r>
+        <w:rPr>
+          <w:rFonts w:ascii="Times New Roman" w:eastAsia="Times New Roman" w:hAnsi="Times New Roman"/>
+          <w:b/>
+          <w:color w:val="000000"/>
+          <w:sz w:val="28"/>
+          <w:lang w:val="en-US"/>
+        </w:rPr>
+        <w:t xml:space="preserve">: </w:t>
+      </w:r>
+      <w:proofErr w:type="spellStart"/>
+      <w:r>
+        <w:rPr>
+          <w:rFonts w:ascii="Menlo" w:eastAsia="Menlo" w:hAnsi="Menlo"/>
           <w:color w:val="000000"/>
           <w:sz w:val="21"/>
-        </w:rPr>
-        <w:t>pwd; git --version; git status --short --branch</w:t>
+          <w:lang w:val="en-US"/>
+        </w:rPr>
+        <w:t>pwd</w:t>
+      </w:r>
+      <w:proofErr w:type="spellEnd"/>
+      <w:r>
+        <w:rPr>
+          <w:rFonts w:ascii="Menlo" w:eastAsia="Menlo" w:hAnsi="Menlo"/>
+          <w:color w:val="000000"/>
+          <w:sz w:val="21"/>
+          <w:lang w:val="en-US"/>
+        </w:rPr>
+        <w:t>; git --version; git status --short --branch</w:t>
       </w:r>
     </w:p>
     <w:p>
@@ -2206,18 +2228,415 @@
         <w:jc w:val="center"/>
       </w:pPr>
       <w:r>
+        <w:rPr>
+          <w:noProof/>
+        </w:rPr>
         <w:drawing>
-          <wp:inline xmlns:a="http://schemas.openxmlformats.org/drawingml/2006/main" xmlns:pic="http://schemas.openxmlformats.org/drawingml/2006/picture">
+          <wp:inline distT="0" distB="0" distL="0" distR="0" wp14:anchorId="3497E567" wp14:editId="42486115">
             <wp:extent cx="5577840" cy="3137535"/>
+            <wp:effectExtent l="0" t="0" r="0" b="0"/>
             <wp:docPr id="8" name="Picture 8" descr="Вывод версии Git, статуса и структуры папок"/>
             <wp:cNvGraphicFramePr>
-              <a:graphicFrameLocks noChangeAspect="1"/>
+              <a:graphicFrameLocks xmlns:a="http://schemas.openxmlformats.org/drawingml/2006/main" noChangeAspect="1"/>
             </wp:cNvGraphicFramePr>
-            <a:graphic>
+            <a:graphic xmlns:a="http://schemas.openxmlformats.org/drawingml/2006/main">
               <a:graphicData uri="http://schemas.openxmlformats.org/drawingml/2006/picture">
-                <pic:pic>
+                <pic:pic xmlns:pic="http://schemas.openxmlformats.org/drawingml/2006/picture">
                   <pic:nvPicPr>
                     <pic:cNvPr id="0" name="01_environment.png"/>
+                    <pic:cNvPicPr/>
+                  </pic:nvPicPr>
+                  <pic:blipFill>
+                    <a:blip r:embed="rId5"/>
+                    <a:stretch>
+                      <a:fillRect/>
+                    </a:stretch>
+                  </pic:blipFill>
+                  <pic:spPr>
+                    <a:xfrm>
+                      <a:off x="0" y="0"/>
+                      <a:ext cx="5577840" cy="3137535"/>
+                    </a:xfrm>
+                    <a:prstGeom prst="rect">
+                      <a:avLst/>
+                    </a:prstGeom>
+                  </pic:spPr>
+                </pic:pic>
+              </a:graphicData>
+            </a:graphic>
+          </wp:inline>
+        </w:drawing>
+      </w:r>
+    </w:p>
+    <w:p>
+      <w:pPr>
+        <w:keepNext/>
+        <w:spacing w:before="80"/>
+        <w:jc w:val="center"/>
+      </w:pPr>
+      <w:r>
+        <w:rPr>
+          <w:rFonts w:ascii="Times New Roman" w:eastAsia="Times New Roman" w:hAnsi="Times New Roman"/>
+          <w:color w:val="000000"/>
+          <w:sz w:val="24"/>
+        </w:rPr>
+        <w:t>Рисунок 1 - Проверка Git и структуры каталогов</w:t>
+      </w:r>
+    </w:p>
+    <w:p>
+      <w:pPr>
+        <w:spacing w:after="120" w:line="360" w:lineRule="auto"/>
+        <w:ind w:firstLine="709"/>
+        <w:jc w:val="both"/>
+      </w:pPr>
+      <w:r>
+        <w:rPr>
+          <w:rFonts w:ascii="Times New Roman" w:eastAsia="Times New Roman" w:hAnsi="Times New Roman"/>
+          <w:b/>
+          <w:color w:val="000000"/>
+          <w:sz w:val="28"/>
+        </w:rPr>
+        <w:t xml:space="preserve">Результат: </w:t>
+      </w:r>
+      <w:r>
+        <w:rPr>
+          <w:rFonts w:ascii="Times New Roman" w:eastAsia="Times New Roman" w:hAnsi="Times New Roman"/>
+          <w:color w:val="000000"/>
+          <w:sz w:val="28"/>
+        </w:rPr>
+        <w:t>Git версии 2.53.0 доступен; каталог Project1 создан внутри общего репозитория.</w:t>
+      </w:r>
+    </w:p>
+    <w:p>
+      <w:r>
+        <w:br w:type="page"/>
+      </w:r>
+    </w:p>
+    <w:p>
+      <w:pPr>
+        <w:pStyle w:val="2"/>
+        <w:spacing w:after="160"/>
+        <w:jc w:val="center"/>
+      </w:pPr>
+      <w:r>
+        <w:rPr>
+          <w:rFonts w:ascii="Times New Roman" w:eastAsia="Times New Roman" w:hAnsi="Times New Roman"/>
+          <w:b/>
+        </w:rPr>
+        <w:lastRenderedPageBreak/>
+        <w:t>2</w:t>
+      </w:r>
+      <w:r>
+        <w:rPr>
+          <w:rFonts w:ascii="Times New Roman" w:eastAsia="Times New Roman" w:hAnsi="Times New Roman"/>
+          <w:b/>
+          <w:lang w:val="en-US"/>
+        </w:rPr>
+        <w:t>.</w:t>
+      </w:r>
+      <w:r>
+        <w:rPr>
+          <w:rFonts w:ascii="Times New Roman" w:eastAsia="Times New Roman" w:hAnsi="Times New Roman"/>
+          <w:b/>
+        </w:rPr>
+        <w:t xml:space="preserve"> Создание файла и первой фиксации</w:t>
+      </w:r>
+    </w:p>
+    <w:p>
+      <w:pPr>
+        <w:spacing w:after="120" w:line="360" w:lineRule="auto"/>
+        <w:ind w:firstLine="709"/>
+        <w:jc w:val="both"/>
+      </w:pPr>
+      <w:r>
+        <w:rPr>
+          <w:rFonts w:ascii="Times New Roman" w:eastAsia="Times New Roman" w:hAnsi="Times New Roman"/>
+          <w:color w:val="000000"/>
+          <w:sz w:val="28"/>
+        </w:rPr>
+        <w:t>В Project1 создан project.txt с кратким описанием. Файл был добавлен в индекс и зафиксирован с комментарием.</w:t>
+      </w:r>
+    </w:p>
+    <w:p>
+      <w:pPr>
+        <w:spacing w:after="120"/>
+        <w:ind w:left="709"/>
+      </w:pPr>
+      <w:r>
+        <w:rPr>
+          <w:rFonts w:ascii="Times New Roman" w:eastAsia="Times New Roman" w:hAnsi="Times New Roman"/>
+          <w:b/>
+          <w:color w:val="000000"/>
+          <w:sz w:val="28"/>
+        </w:rPr>
+        <w:t xml:space="preserve">Команда: </w:t>
+      </w:r>
+      <w:r>
+        <w:rPr>
+          <w:rFonts w:ascii="Menlo" w:eastAsia="Menlo" w:hAnsi="Menlo"/>
+          <w:color w:val="000000"/>
+          <w:sz w:val="21"/>
+        </w:rPr>
+        <w:t>git add project.txt</w:t>
+      </w:r>
+    </w:p>
+    <w:p>
+      <w:pPr>
+        <w:spacing w:after="120"/>
+        <w:ind w:left="709"/>
+      </w:pPr>
+      <w:r>
+        <w:rPr>
+          <w:rFonts w:ascii="Times New Roman" w:eastAsia="Times New Roman" w:hAnsi="Times New Roman"/>
+          <w:b/>
+          <w:color w:val="000000"/>
+          <w:sz w:val="28"/>
+        </w:rPr>
+        <w:t xml:space="preserve">Команда: </w:t>
+      </w:r>
+      <w:r>
+        <w:rPr>
+          <w:rFonts w:ascii="Menlo" w:eastAsia="Menlo" w:hAnsi="Menlo"/>
+          <w:color w:val="000000"/>
+          <w:sz w:val="21"/>
+        </w:rPr>
+        <w:t>git commit -m 'Создан проект Project1'</w:t>
+      </w:r>
+    </w:p>
+    <w:p>
+      <w:pPr>
+        <w:keepNext/>
+        <w:jc w:val="center"/>
+      </w:pPr>
+      <w:r>
+        <w:rPr>
+          <w:noProof/>
+        </w:rPr>
+        <w:drawing>
+          <wp:inline distT="0" distB="0" distL="0" distR="0" wp14:anchorId="6DC13319" wp14:editId="27D2496F">
+            <wp:extent cx="5577840" cy="3137535"/>
+            <wp:effectExtent l="0" t="0" r="0" b="0"/>
+            <wp:docPr id="9" name="Picture 9" descr="Первая фиксация проекта Project1"/>
+            <wp:cNvGraphicFramePr>
+              <a:graphicFrameLocks xmlns:a="http://schemas.openxmlformats.org/drawingml/2006/main" noChangeAspect="1"/>
+            </wp:cNvGraphicFramePr>
+            <a:graphic xmlns:a="http://schemas.openxmlformats.org/drawingml/2006/main">
+              <a:graphicData uri="http://schemas.openxmlformats.org/drawingml/2006/picture">
+                <pic:pic xmlns:pic="http://schemas.openxmlformats.org/drawingml/2006/picture">
+                  <pic:nvPicPr>
+                    <pic:cNvPr id="0" name="02_first_commit.png"/>
+                    <pic:cNvPicPr/>
+                  </pic:nvPicPr>
+                  <pic:blipFill>
+                    <a:blip r:embed="rId6"/>
+                    <a:stretch>
+                      <a:fillRect/>
+                    </a:stretch>
+                  </pic:blipFill>
+                  <pic:spPr>
+                    <a:xfrm>
+                      <a:off x="0" y="0"/>
+                      <a:ext cx="5577840" cy="3137535"/>
+                    </a:xfrm>
+                    <a:prstGeom prst="rect">
+                      <a:avLst/>
+                    </a:prstGeom>
+                  </pic:spPr>
+                </pic:pic>
+              </a:graphicData>
+            </a:graphic>
+          </wp:inline>
+        </w:drawing>
+      </w:r>
+    </w:p>
+    <w:p>
+      <w:pPr>
+        <w:keepNext/>
+        <w:spacing w:before="80"/>
+        <w:jc w:val="center"/>
+      </w:pPr>
+      <w:r>
+        <w:rPr>
+          <w:rFonts w:ascii="Times New Roman" w:eastAsia="Times New Roman" w:hAnsi="Times New Roman"/>
+          <w:color w:val="000000"/>
+          <w:sz w:val="24"/>
+        </w:rPr>
+        <w:t>Рисунок 2 - Содержимое файла и первый коммит</w:t>
+      </w:r>
+    </w:p>
+    <w:p>
+      <w:pPr>
+        <w:spacing w:after="120" w:line="360" w:lineRule="auto"/>
+        <w:ind w:firstLine="709"/>
+        <w:jc w:val="both"/>
+      </w:pPr>
+      <w:r>
+        <w:rPr>
+          <w:rFonts w:ascii="Times New Roman" w:eastAsia="Times New Roman" w:hAnsi="Times New Roman"/>
+          <w:b/>
+          <w:color w:val="000000"/>
+          <w:sz w:val="28"/>
+        </w:rPr>
+        <w:t xml:space="preserve">Результат: </w:t>
+      </w:r>
+      <w:r>
+        <w:rPr>
+          <w:rFonts w:ascii="Times New Roman" w:eastAsia="Times New Roman" w:hAnsi="Times New Roman"/>
+          <w:color w:val="000000"/>
+          <w:sz w:val="28"/>
+        </w:rPr>
+        <w:t>Создан корневой коммит e5525ee, включающий файл project.txt.</w:t>
+      </w:r>
+    </w:p>
+    <w:p>
+      <w:r>
+        <w:br w:type="page"/>
+      </w:r>
+    </w:p>
+    <w:p>
+      <w:pPr>
+        <w:pStyle w:val="2"/>
+        <w:spacing w:after="160"/>
+        <w:jc w:val="center"/>
+      </w:pPr>
+      <w:r>
+        <w:rPr>
+          <w:rFonts w:ascii="Times New Roman" w:eastAsia="Times New Roman" w:hAnsi="Times New Roman"/>
+          <w:b/>
+        </w:rPr>
+        <w:lastRenderedPageBreak/>
+        <w:t>3</w:t>
+      </w:r>
+      <w:r>
+        <w:rPr>
+          <w:rFonts w:ascii="Times New Roman" w:eastAsia="Times New Roman" w:hAnsi="Times New Roman"/>
+          <w:b/>
+          <w:lang w:val="en-US"/>
+        </w:rPr>
+        <w:t>.</w:t>
+      </w:r>
+      <w:r>
+        <w:rPr>
+          <w:rFonts w:ascii="Times New Roman" w:eastAsia="Times New Roman" w:hAnsi="Times New Roman"/>
+          <w:b/>
+        </w:rPr>
+        <w:t xml:space="preserve"> Добавление изменение и переименование файла</w:t>
+      </w:r>
+    </w:p>
+    <w:p>
+      <w:pPr>
+        <w:spacing w:after="120" w:line="360" w:lineRule="auto"/>
+        <w:ind w:firstLine="709"/>
+        <w:jc w:val="both"/>
+      </w:pPr>
+      <w:r>
+        <w:rPr>
+          <w:rFonts w:ascii="Times New Roman" w:eastAsia="Times New Roman" w:hAnsi="Times New Roman"/>
+          <w:color w:val="000000"/>
+          <w:sz w:val="28"/>
+        </w:rPr>
+        <w:t>После первой фиксации был добавлен notes.txt, затем изменён project.txt, а файл заметок переименован в git-notes.txt. Каждая операция зафиксирована отдельно.</w:t>
+      </w:r>
+    </w:p>
+    <w:p>
+      <w:pPr>
+        <w:spacing w:after="120"/>
+        <w:ind w:left="709"/>
+        <w:rPr>
+          <w:lang w:val="en-US"/>
+        </w:rPr>
+      </w:pPr>
+      <w:r>
+        <w:rPr>
+          <w:rFonts w:ascii="Times New Roman" w:eastAsia="Times New Roman" w:hAnsi="Times New Roman"/>
+          <w:b/>
+          <w:color w:val="000000"/>
+          <w:sz w:val="28"/>
+        </w:rPr>
+        <w:t>Команда</w:t>
+      </w:r>
+      <w:r>
+        <w:rPr>
+          <w:rFonts w:ascii="Times New Roman" w:eastAsia="Times New Roman" w:hAnsi="Times New Roman"/>
+          <w:b/>
+          <w:color w:val="000000"/>
+          <w:sz w:val="28"/>
+          <w:lang w:val="en-US"/>
+        </w:rPr>
+        <w:t xml:space="preserve">: </w:t>
+      </w:r>
+      <w:r>
+        <w:rPr>
+          <w:rFonts w:ascii="Menlo" w:eastAsia="Menlo" w:hAnsi="Menlo"/>
+          <w:color w:val="000000"/>
+          <w:sz w:val="21"/>
+          <w:lang w:val="en-US"/>
+        </w:rPr>
+        <w:t>git log --</w:t>
+      </w:r>
+      <w:proofErr w:type="spellStart"/>
+      <w:r>
+        <w:rPr>
+          <w:rFonts w:ascii="Menlo" w:eastAsia="Menlo" w:hAnsi="Menlo"/>
+          <w:color w:val="000000"/>
+          <w:sz w:val="21"/>
+          <w:lang w:val="en-US"/>
+        </w:rPr>
+        <w:t>oneline</w:t>
+      </w:r>
+      <w:proofErr w:type="spellEnd"/>
+      <w:r>
+        <w:rPr>
+          <w:rFonts w:ascii="Menlo" w:eastAsia="Menlo" w:hAnsi="Menlo"/>
+          <w:color w:val="000000"/>
+          <w:sz w:val="21"/>
+          <w:lang w:val="en-US"/>
+        </w:rPr>
+        <w:t xml:space="preserve"> --reverse --stat e5525</w:t>
+      </w:r>
+      <w:proofErr w:type="gramStart"/>
+      <w:r>
+        <w:rPr>
+          <w:rFonts w:ascii="Menlo" w:eastAsia="Menlo" w:hAnsi="Menlo"/>
+          <w:color w:val="000000"/>
+          <w:sz w:val="21"/>
+          <w:lang w:val="en-US"/>
+        </w:rPr>
+        <w:t>ee..</w:t>
+      </w:r>
+      <w:proofErr w:type="gramEnd"/>
+      <w:r>
+        <w:rPr>
+          <w:rFonts w:ascii="Menlo" w:eastAsia="Menlo" w:hAnsi="Menlo"/>
+          <w:color w:val="000000"/>
+          <w:sz w:val="21"/>
+          <w:lang w:val="en-US"/>
+        </w:rPr>
+        <w:t>44967e1</w:t>
+      </w:r>
+    </w:p>
+    <w:p>
+      <w:pPr>
+        <w:keepNext/>
+        <w:jc w:val="center"/>
+      </w:pPr>
+      <w:r>
+        <w:rPr>
+          <w:noProof/>
+        </w:rPr>
+        <w:drawing>
+          <wp:inline distT="0" distB="0" distL="0" distR="0" wp14:anchorId="4957EAD6" wp14:editId="4CD8E078">
+            <wp:extent cx="5577840" cy="3137535"/>
+            <wp:effectExtent l="0" t="0" r="0" b="0"/>
+            <wp:docPr id="10" name="Picture 10" descr="История трёх фиксаций со статистикой файлов"/>
+            <wp:cNvGraphicFramePr>
+              <a:graphicFrameLocks xmlns:a="http://schemas.openxmlformats.org/drawingml/2006/main" noChangeAspect="1"/>
+            </wp:cNvGraphicFramePr>
+            <a:graphic xmlns:a="http://schemas.openxmlformats.org/drawingml/2006/main">
+              <a:graphicData uri="http://schemas.openxmlformats.org/drawingml/2006/picture">
+                <pic:pic xmlns:pic="http://schemas.openxmlformats.org/drawingml/2006/picture">
+                  <pic:nvPicPr>
+                    <pic:cNvPr id="0" name="03_file_operations.png"/>
                     <pic:cNvPicPr/>
                   </pic:nvPicPr>
                   <pic:blipFill>
@@ -2231,7 +2650,9 @@
                       <a:off x="0" y="0"/>
                       <a:ext cx="5577840" cy="3137535"/>
                     </a:xfrm>
-                    <a:prstGeom prst="rect"/>
+                    <a:prstGeom prst="rect">
+                      <a:avLst/>
+                    </a:prstGeom>
                   </pic:spPr>
                 </pic:pic>
               </a:graphicData>
@@ -2243,16 +2664,16 @@
     <w:p>
       <w:pPr>
         <w:keepNext/>
-        <w:spacing w:before="80" w:after="160"/>
+        <w:spacing w:before="80"/>
         <w:jc w:val="center"/>
       </w:pPr>
       <w:r>
         <w:rPr>
-          <w:rFonts w:ascii="Times New Roman" w:hAnsi="Times New Roman" w:eastAsia="Times New Roman"/>
+          <w:rFonts w:ascii="Times New Roman" w:eastAsia="Times New Roman" w:hAnsi="Times New Roman"/>
           <w:color w:val="000000"/>
           <w:sz w:val="24"/>
         </w:rPr>
-        <w:t>Рисунок 1 - Проверка Git и структуры каталогов</w:t>
+        <w:t>Рисунок 3 - Фиксации добавления изменения и переименования</w:t>
       </w:r>
     </w:p>
     <w:p>
@@ -2263,7 +2684,7 @@
       </w:pPr>
       <w:r>
         <w:rPr>
-          <w:rFonts w:ascii="Times New Roman" w:hAnsi="Times New Roman" w:eastAsia="Times New Roman"/>
+          <w:rFonts w:ascii="Times New Roman" w:eastAsia="Times New Roman" w:hAnsi="Times New Roman"/>
           <w:b/>
           <w:color w:val="000000"/>
           <w:sz w:val="28"/>
@@ -2272,11 +2693,11 @@
       </w:r>
       <w:r>
         <w:rPr>
-          <w:rFonts w:ascii="Times New Roman" w:hAnsi="Times New Roman" w:eastAsia="Times New Roman"/>
-          <w:color w:val="000000"/>
-          <w:sz w:val="28"/>
-        </w:rPr>
-        <w:t>Git версии 2.53.0 доступен; каталог Project1 создан внутри общего репозитория.</w:t>
+          <w:rFonts w:ascii="Times New Roman" w:eastAsia="Times New Roman" w:hAnsi="Times New Roman"/>
+          <w:color w:val="000000"/>
+          <w:sz w:val="28"/>
+        </w:rPr>
+        <w:t>История содержит фиксации fa5ff2b, d566716 и 44967e1; Git распознал переименование со 100% совпадением.</w:t>
       </w:r>
     </w:p>
     <w:p>
@@ -2287,55 +2708,81 @@
     <w:p>
       <w:pPr>
         <w:pStyle w:val="2"/>
-        <w:keepNext/>
-        <w:spacing w:before="160" w:after="160"/>
-        <w:jc w:val="left"/>
-      </w:pPr>
-      <w:r>
-        <w:rPr>
-          <w:rFonts w:ascii="Times New Roman" w:hAnsi="Times New Roman" w:eastAsia="Times New Roman"/>
-          <w:b/>
-          <w:color w:val="000000"/>
-          <w:sz w:val="28"/>
-        </w:rPr>
-        <w:t>2 Создание файла и первой фиксации</w:t>
-      </w:r>
-    </w:p>
-    <w:p>
-      <w:pPr>
-        <w:spacing w:line="360" w:lineRule="auto" w:after="120" w:before="0"/>
+        <w:spacing w:after="160"/>
+        <w:jc w:val="center"/>
+      </w:pPr>
+      <w:r>
+        <w:rPr>
+          <w:rFonts w:ascii="Times New Roman" w:eastAsia="Times New Roman" w:hAnsi="Times New Roman"/>
+          <w:b/>
+        </w:rPr>
+        <w:lastRenderedPageBreak/>
+        <w:t>4</w:t>
+      </w:r>
+      <w:r>
+        <w:rPr>
+          <w:rFonts w:ascii="Times New Roman" w:eastAsia="Times New Roman" w:hAnsi="Times New Roman"/>
+          <w:b/>
+          <w:lang w:val="en-US"/>
+        </w:rPr>
+        <w:t>.</w:t>
+      </w:r>
+      <w:r>
+        <w:rPr>
+          <w:rFonts w:ascii="Times New Roman" w:eastAsia="Times New Roman" w:hAnsi="Times New Roman"/>
+          <w:b/>
+        </w:rPr>
+        <w:t xml:space="preserve"> Подготовка только части изменений</w:t>
+      </w:r>
+    </w:p>
+    <w:p>
+      <w:pPr>
+        <w:spacing w:after="120" w:line="360" w:lineRule="auto"/>
         <w:ind w:firstLine="709"/>
         <w:jc w:val="both"/>
       </w:pPr>
       <w:r>
         <w:rPr>
-          <w:rFonts w:ascii="Times New Roman" w:hAnsi="Times New Roman" w:eastAsia="Times New Roman"/>
-          <w:color w:val="000000"/>
-          <w:sz w:val="28"/>
-        </w:rPr>
-        <w:t>В Project1 создан project.txt с кратким описанием. Файл был добавлен в индекс и зафиксирован с комментарием.</w:t>
+          <w:rFonts w:ascii="Times New Roman" w:eastAsia="Times New Roman" w:hAnsi="Times New Roman"/>
+          <w:color w:val="000000"/>
+          <w:sz w:val="28"/>
+        </w:rPr>
+        <w:t>Одновременно были изменены project.txt и git-notes.txt. В индекс добавлен только project.txt. Первая колонка git status --short относится к индексу, вторая - к рабочему каталогу.</w:t>
       </w:r>
     </w:p>
     <w:p>
       <w:pPr>
         <w:spacing w:after="120"/>
         <w:ind w:left="709"/>
-        <w:jc w:val="left"/>
-      </w:pPr>
-      <w:r>
-        <w:rPr>
-          <w:rFonts w:ascii="Times New Roman" w:hAnsi="Times New Roman" w:eastAsia="Times New Roman"/>
-          <w:b/>
-          <w:color w:val="000000"/>
-          <w:sz w:val="28"/>
-        </w:rPr>
-        <w:t xml:space="preserve">Команда: </w:t>
-      </w:r>
-      <w:r>
-        <w:rPr>
-          <w:rFonts w:ascii="Menlo" w:hAnsi="Menlo" w:eastAsia="Menlo"/>
+        <w:rPr>
+          <w:lang w:val="en-US"/>
+        </w:rPr>
+      </w:pPr>
+      <w:r>
+        <w:rPr>
+          <w:rFonts w:ascii="Times New Roman" w:eastAsia="Times New Roman" w:hAnsi="Times New Roman"/>
+          <w:b/>
+          <w:color w:val="000000"/>
+          <w:sz w:val="28"/>
+        </w:rPr>
+        <w:t>Команда</w:t>
+      </w:r>
+      <w:r>
+        <w:rPr>
+          <w:rFonts w:ascii="Times New Roman" w:eastAsia="Times New Roman" w:hAnsi="Times New Roman"/>
+          <w:b/>
+          <w:color w:val="000000"/>
+          <w:sz w:val="28"/>
+          <w:lang w:val="en-US"/>
+        </w:rPr>
+        <w:t xml:space="preserve">: </w:t>
+      </w:r>
+      <w:r>
+        <w:rPr>
+          <w:rFonts w:ascii="Menlo" w:eastAsia="Menlo" w:hAnsi="Menlo"/>
           <w:color w:val="000000"/>
           <w:sz w:val="21"/>
+          <w:lang w:val="en-US"/>
         </w:rPr>
         <w:t>git add project.txt</w:t>
       </w:r>
@@ -2344,24 +2791,37 @@
       <w:pPr>
         <w:spacing w:after="120"/>
         <w:ind w:left="709"/>
-        <w:jc w:val="left"/>
-      </w:pPr>
-      <w:r>
-        <w:rPr>
-          <w:rFonts w:ascii="Times New Roman" w:hAnsi="Times New Roman" w:eastAsia="Times New Roman"/>
-          <w:b/>
-          <w:color w:val="000000"/>
-          <w:sz w:val="28"/>
-        </w:rPr>
-        <w:t xml:space="preserve">Команда: </w:t>
-      </w:r>
-      <w:r>
-        <w:rPr>
-          <w:rFonts w:ascii="Menlo" w:hAnsi="Menlo" w:eastAsia="Menlo"/>
+        <w:rPr>
+          <w:lang w:val="en-US"/>
+        </w:rPr>
+      </w:pPr>
+      <w:r>
+        <w:rPr>
+          <w:rFonts w:ascii="Times New Roman" w:eastAsia="Times New Roman" w:hAnsi="Times New Roman"/>
+          <w:b/>
+          <w:color w:val="000000"/>
+          <w:sz w:val="28"/>
+        </w:rPr>
+        <w:t>Команда</w:t>
+      </w:r>
+      <w:r>
+        <w:rPr>
+          <w:rFonts w:ascii="Times New Roman" w:eastAsia="Times New Roman" w:hAnsi="Times New Roman"/>
+          <w:b/>
+          <w:color w:val="000000"/>
+          <w:sz w:val="28"/>
+          <w:lang w:val="en-US"/>
+        </w:rPr>
+        <w:t xml:space="preserve">: </w:t>
+      </w:r>
+      <w:r>
+        <w:rPr>
+          <w:rFonts w:ascii="Menlo" w:eastAsia="Menlo" w:hAnsi="Menlo"/>
           <w:color w:val="000000"/>
           <w:sz w:val="21"/>
-        </w:rPr>
-        <w:t>git commit -m 'Создан проект Project1'</w:t>
+          <w:lang w:val="en-US"/>
+        </w:rPr>
+        <w:t>git diff --cached --stat; git diff --stat</w:t>
       </w:r>
     </w:p>
     <w:p>
@@ -2370,18 +2830,22 @@
         <w:jc w:val="center"/>
       </w:pPr>
       <w:r>
+        <w:rPr>
+          <w:noProof/>
+        </w:rPr>
         <w:drawing>
-          <wp:inline xmlns:a="http://schemas.openxmlformats.org/drawingml/2006/main" xmlns:pic="http://schemas.openxmlformats.org/drawingml/2006/picture">
+          <wp:inline distT="0" distB="0" distL="0" distR="0" wp14:anchorId="3728356F" wp14:editId="1C96B500">
             <wp:extent cx="5577840" cy="3137535"/>
-            <wp:docPr id="9" name="Picture 9" descr="Первая фиксация проекта Project1"/>
+            <wp:effectExtent l="0" t="0" r="0" b="0"/>
+            <wp:docPr id="11" name="Picture 11" descr="Сравнение индекса и рабочего каталога"/>
             <wp:cNvGraphicFramePr>
-              <a:graphicFrameLocks noChangeAspect="1"/>
+              <a:graphicFrameLocks xmlns:a="http://schemas.openxmlformats.org/drawingml/2006/main" noChangeAspect="1"/>
             </wp:cNvGraphicFramePr>
-            <a:graphic>
+            <a:graphic xmlns:a="http://schemas.openxmlformats.org/drawingml/2006/main">
               <a:graphicData uri="http://schemas.openxmlformats.org/drawingml/2006/picture">
-                <pic:pic>
+                <pic:pic xmlns:pic="http://schemas.openxmlformats.org/drawingml/2006/picture">
                   <pic:nvPicPr>
-                    <pic:cNvPr id="0" name="02_first_commit.png"/>
+                    <pic:cNvPr id="0" name="04_partial_staging.png"/>
                     <pic:cNvPicPr/>
                   </pic:nvPicPr>
                   <pic:blipFill>
@@ -2395,7 +2859,9 @@
                       <a:off x="0" y="0"/>
                       <a:ext cx="5577840" cy="3137535"/>
                     </a:xfrm>
-                    <a:prstGeom prst="rect"/>
+                    <a:prstGeom prst="rect">
+                      <a:avLst/>
+                    </a:prstGeom>
                   </pic:spPr>
                 </pic:pic>
               </a:graphicData>
@@ -2407,16 +2873,16 @@
     <w:p>
       <w:pPr>
         <w:keepNext/>
-        <w:spacing w:before="80" w:after="160"/>
+        <w:spacing w:before="80"/>
         <w:jc w:val="center"/>
       </w:pPr>
       <w:r>
         <w:rPr>
-          <w:rFonts w:ascii="Times New Roman" w:hAnsi="Times New Roman" w:eastAsia="Times New Roman"/>
+          <w:rFonts w:ascii="Times New Roman" w:eastAsia="Times New Roman" w:hAnsi="Times New Roman"/>
           <w:color w:val="000000"/>
           <w:sz w:val="24"/>
         </w:rPr>
-        <w:t>Рисунок 2 - Содержимое файла и первый коммит</w:t>
+        <w:t>Рисунок 4 - Разделение подготовленных и неподготовленных изменений</w:t>
       </w:r>
     </w:p>
     <w:p>
@@ -2427,7 +2893,7 @@
       </w:pPr>
       <w:r>
         <w:rPr>
-          <w:rFonts w:ascii="Times New Roman" w:hAnsi="Times New Roman" w:eastAsia="Times New Roman"/>
+          <w:rFonts w:ascii="Times New Roman" w:eastAsia="Times New Roman" w:hAnsi="Times New Roman"/>
           <w:b/>
           <w:color w:val="000000"/>
           <w:sz w:val="28"/>
@@ -2436,11 +2902,11 @@
       </w:r>
       <w:r>
         <w:rPr>
-          <w:rFonts w:ascii="Times New Roman" w:hAnsi="Times New Roman" w:eastAsia="Times New Roman"/>
-          <w:color w:val="000000"/>
-          <w:sz w:val="28"/>
-        </w:rPr>
-        <w:t>Создан корневой коммит e5525ee, включающий файл project.txt.</w:t>
+          <w:rFonts w:ascii="Times New Roman" w:eastAsia="Times New Roman" w:hAnsi="Times New Roman"/>
+          <w:color w:val="000000"/>
+          <w:sz w:val="28"/>
+        </w:rPr>
+        <w:t>project.txt подготовлен к коммиту, а изменение git-notes.txt осталось только в рабочем каталоге.</w:t>
       </w:r>
     </w:p>
     <w:p>
@@ -2451,44 +2917,56 @@
     <w:p>
       <w:pPr>
         <w:pStyle w:val="2"/>
-        <w:keepNext/>
-        <w:spacing w:before="160" w:after="160"/>
-        <w:jc w:val="left"/>
-      </w:pPr>
-      <w:r>
-        <w:rPr>
-          <w:rFonts w:ascii="Times New Roman" w:hAnsi="Times New Roman" w:eastAsia="Times New Roman"/>
-          <w:b/>
-          <w:color w:val="000000"/>
-          <w:sz w:val="28"/>
-        </w:rPr>
-        <w:t>3 Добавление изменение и переименование файла</w:t>
-      </w:r>
-    </w:p>
-    <w:p>
-      <w:pPr>
-        <w:spacing w:line="360" w:lineRule="auto" w:after="120" w:before="0"/>
+        <w:spacing w:after="160"/>
+        <w:jc w:val="center"/>
+      </w:pPr>
+      <w:r>
+        <w:rPr>
+          <w:rFonts w:ascii="Times New Roman" w:eastAsia="Times New Roman" w:hAnsi="Times New Roman"/>
+          <w:b/>
+        </w:rPr>
+        <w:lastRenderedPageBreak/>
+        <w:t>5</w:t>
+      </w:r>
+      <w:r>
+        <w:rPr>
+          <w:rFonts w:ascii="Times New Roman" w:eastAsia="Times New Roman" w:hAnsi="Times New Roman"/>
+          <w:b/>
+          <w:lang w:val="en-US"/>
+        </w:rPr>
+        <w:t>.</w:t>
+      </w:r>
+      <w:r>
+        <w:rPr>
+          <w:rFonts w:ascii="Times New Roman" w:eastAsia="Times New Roman" w:hAnsi="Times New Roman"/>
+          <w:b/>
+        </w:rPr>
+        <w:t xml:space="preserve"> Частичная фиксация</w:t>
+      </w:r>
+    </w:p>
+    <w:p>
+      <w:pPr>
+        <w:spacing w:after="120" w:line="360" w:lineRule="auto"/>
         <w:ind w:firstLine="709"/>
         <w:jc w:val="both"/>
       </w:pPr>
       <w:r>
         <w:rPr>
-          <w:rFonts w:ascii="Times New Roman" w:hAnsi="Times New Roman" w:eastAsia="Times New Roman"/>
-          <w:color w:val="000000"/>
-          <w:sz w:val="28"/>
-        </w:rPr>
-        <w:t>После первой фиксации был добавлен notes.txt, затем изменён project.txt, а файл заметок переименован в git-notes.txt. Каждая операция зафиксирована отдельно.</w:t>
+          <w:rFonts w:ascii="Times New Roman" w:eastAsia="Times New Roman" w:hAnsi="Times New Roman"/>
+          <w:color w:val="000000"/>
+          <w:sz w:val="28"/>
+        </w:rPr>
+        <w:t>После коммита с комментарием «Частично зафиксированы изменения» повторно проверено состояние. В коммит вошла только новая строка project.txt, а второе изменение сохранилось.</w:t>
       </w:r>
     </w:p>
     <w:p>
       <w:pPr>
         <w:spacing w:after="120"/>
         <w:ind w:left="709"/>
-        <w:jc w:val="left"/>
-      </w:pPr>
-      <w:r>
-        <w:rPr>
-          <w:rFonts w:ascii="Times New Roman" w:hAnsi="Times New Roman" w:eastAsia="Times New Roman"/>
+      </w:pPr>
+      <w:r>
+        <w:rPr>
+          <w:rFonts w:ascii="Times New Roman" w:eastAsia="Times New Roman" w:hAnsi="Times New Roman"/>
           <w:b/>
           <w:color w:val="000000"/>
           <w:sz w:val="28"/>
@@ -2497,11 +2975,11 @@
       </w:r>
       <w:r>
         <w:rPr>
-          <w:rFonts w:ascii="Menlo" w:hAnsi="Menlo" w:eastAsia="Menlo"/>
+          <w:rFonts w:ascii="Menlo" w:eastAsia="Menlo" w:hAnsi="Menlo"/>
           <w:color w:val="000000"/>
           <w:sz w:val="21"/>
         </w:rPr>
-        <w:t>git log --oneline --reverse --stat e5525ee..44967e1</w:t>
+        <w:t>git commit -m 'Частично зафиксированы изменения'</w:t>
       </w:r>
     </w:p>
     <w:p>
@@ -2510,18 +2988,22 @@
         <w:jc w:val="center"/>
       </w:pPr>
       <w:r>
+        <w:rPr>
+          <w:noProof/>
+        </w:rPr>
         <w:drawing>
-          <wp:inline xmlns:a="http://schemas.openxmlformats.org/drawingml/2006/main" xmlns:pic="http://schemas.openxmlformats.org/drawingml/2006/picture">
+          <wp:inline distT="0" distB="0" distL="0" distR="0" wp14:anchorId="5CAA7406" wp14:editId="1231FEC5">
             <wp:extent cx="5577840" cy="3137535"/>
-            <wp:docPr id="10" name="Picture 10" descr="История трёх фиксаций со статистикой файлов"/>
+            <wp:effectExtent l="0" t="0" r="0" b="0"/>
+            <wp:docPr id="12" name="Picture 12" descr="Частичный коммит и оставшееся изменение"/>
             <wp:cNvGraphicFramePr>
-              <a:graphicFrameLocks noChangeAspect="1"/>
+              <a:graphicFrameLocks xmlns:a="http://schemas.openxmlformats.org/drawingml/2006/main" noChangeAspect="1"/>
             </wp:cNvGraphicFramePr>
-            <a:graphic>
+            <a:graphic xmlns:a="http://schemas.openxmlformats.org/drawingml/2006/main">
               <a:graphicData uri="http://schemas.openxmlformats.org/drawingml/2006/picture">
-                <pic:pic>
+                <pic:pic xmlns:pic="http://schemas.openxmlformats.org/drawingml/2006/picture">
                   <pic:nvPicPr>
-                    <pic:cNvPr id="0" name="03_file_operations.png"/>
+                    <pic:cNvPr id="0" name="05_partial_commit.png"/>
                     <pic:cNvPicPr/>
                   </pic:nvPicPr>
                   <pic:blipFill>
@@ -2535,7 +3017,9 @@
                       <a:off x="0" y="0"/>
                       <a:ext cx="5577840" cy="3137535"/>
                     </a:xfrm>
-                    <a:prstGeom prst="rect"/>
+                    <a:prstGeom prst="rect">
+                      <a:avLst/>
+                    </a:prstGeom>
                   </pic:spPr>
                 </pic:pic>
               </a:graphicData>
@@ -2547,16 +3031,16 @@
     <w:p>
       <w:pPr>
         <w:keepNext/>
-        <w:spacing w:before="80" w:after="160"/>
+        <w:spacing w:before="80"/>
         <w:jc w:val="center"/>
       </w:pPr>
       <w:r>
         <w:rPr>
-          <w:rFonts w:ascii="Times New Roman" w:hAnsi="Times New Roman" w:eastAsia="Times New Roman"/>
+          <w:rFonts w:ascii="Times New Roman" w:eastAsia="Times New Roman" w:hAnsi="Times New Roman"/>
           <w:color w:val="000000"/>
           <w:sz w:val="24"/>
         </w:rPr>
-        <w:t>Рисунок 3 - Фиксации добавления изменения и переименования</w:t>
+        <w:t>Рисунок 5 - Проверка состояния после частичного коммита</w:t>
       </w:r>
     </w:p>
     <w:p>
@@ -2567,7 +3051,7 @@
       </w:pPr>
       <w:r>
         <w:rPr>
-          <w:rFonts w:ascii="Times New Roman" w:hAnsi="Times New Roman" w:eastAsia="Times New Roman"/>
+          <w:rFonts w:ascii="Times New Roman" w:eastAsia="Times New Roman" w:hAnsi="Times New Roman"/>
           <w:b/>
           <w:color w:val="000000"/>
           <w:sz w:val="28"/>
@@ -2576,11 +3060,11 @@
       </w:r>
       <w:r>
         <w:rPr>
-          <w:rFonts w:ascii="Times New Roman" w:hAnsi="Times New Roman" w:eastAsia="Times New Roman"/>
-          <w:color w:val="000000"/>
-          <w:sz w:val="28"/>
-        </w:rPr>
-        <w:t>История содержит фиксации fa5ff2b, d566716 и 44967e1; Git распознал переименование со 100-% совпадением.</w:t>
+          <w:rFonts w:ascii="Times New Roman" w:eastAsia="Times New Roman" w:hAnsi="Times New Roman"/>
+          <w:color w:val="000000"/>
+          <w:sz w:val="28"/>
+        </w:rPr>
+        <w:t>Коммит 155c1d5 создан, но git-notes.txt по-прежнему отмечен как изменённый. Это подтверждает частичную фиксацию.</w:t>
       </w:r>
     </w:p>
     <w:p>
@@ -2591,81 +3075,103 @@
     <w:p>
       <w:pPr>
         <w:pStyle w:val="2"/>
-        <w:keepNext/>
-        <w:spacing w:before="160" w:after="160"/>
-        <w:jc w:val="left"/>
-      </w:pPr>
-      <w:r>
-        <w:rPr>
-          <w:rFonts w:ascii="Times New Roman" w:hAnsi="Times New Roman" w:eastAsia="Times New Roman"/>
-          <w:b/>
-          <w:color w:val="000000"/>
-          <w:sz w:val="28"/>
-        </w:rPr>
-        <w:t>4 Подготовка только части изменений</w:t>
-      </w:r>
-    </w:p>
-    <w:p>
-      <w:pPr>
-        <w:spacing w:line="360" w:lineRule="auto" w:after="120" w:before="0"/>
+        <w:spacing w:after="160"/>
+        <w:jc w:val="center"/>
+      </w:pPr>
+      <w:r>
+        <w:rPr>
+          <w:rFonts w:ascii="Times New Roman" w:eastAsia="Times New Roman" w:hAnsi="Times New Roman"/>
+          <w:b/>
+        </w:rPr>
+        <w:lastRenderedPageBreak/>
+        <w:t>6</w:t>
+      </w:r>
+      <w:r>
+        <w:rPr>
+          <w:rFonts w:ascii="Times New Roman" w:eastAsia="Times New Roman" w:hAnsi="Times New Roman"/>
+          <w:b/>
+          <w:lang w:val="en-US"/>
+        </w:rPr>
+        <w:t>.</w:t>
+      </w:r>
+      <w:r>
+        <w:rPr>
+          <w:rFonts w:ascii="Times New Roman" w:eastAsia="Times New Roman" w:hAnsi="Times New Roman"/>
+          <w:b/>
+        </w:rPr>
+        <w:t xml:space="preserve"> Просмотр итоговой истории</w:t>
+      </w:r>
+    </w:p>
+    <w:p>
+      <w:pPr>
+        <w:spacing w:after="120" w:line="360" w:lineRule="auto"/>
         <w:ind w:firstLine="709"/>
         <w:jc w:val="both"/>
       </w:pPr>
       <w:r>
         <w:rPr>
-          <w:rFonts w:ascii="Times New Roman" w:hAnsi="Times New Roman" w:eastAsia="Times New Roman"/>
-          <w:color w:val="000000"/>
-          <w:sz w:val="28"/>
-        </w:rPr>
-        <w:t>Одновременно были изменены project.txt и git-notes.txt. В индекс добавлен только project.txt. Первая колонка git status --short относится к индексу, вторая - к рабочему каталогу.</w:t>
+          <w:rFonts w:ascii="Times New Roman" w:eastAsia="Times New Roman" w:hAnsi="Times New Roman"/>
+          <w:color w:val="000000"/>
+          <w:sz w:val="28"/>
+        </w:rPr>
+        <w:t>Оставшееся изменение git-notes.txt зафиксировано отдельно. Команда git log вывела всю цепочку и статистику изменённых файлов.</w:t>
       </w:r>
     </w:p>
     <w:p>
       <w:pPr>
         <w:spacing w:after="120"/>
         <w:ind w:left="709"/>
-        <w:jc w:val="left"/>
-      </w:pPr>
-      <w:r>
-        <w:rPr>
-          <w:rFonts w:ascii="Times New Roman" w:hAnsi="Times New Roman" w:eastAsia="Times New Roman"/>
-          <w:b/>
-          <w:color w:val="000000"/>
-          <w:sz w:val="28"/>
-        </w:rPr>
-        <w:t xml:space="preserve">Команда: </w:t>
-      </w:r>
-      <w:r>
-        <w:rPr>
-          <w:rFonts w:ascii="Menlo" w:hAnsi="Menlo" w:eastAsia="Menlo"/>
+        <w:rPr>
+          <w:lang w:val="en-US"/>
+        </w:rPr>
+      </w:pPr>
+      <w:r>
+        <w:rPr>
+          <w:rFonts w:ascii="Times New Roman" w:eastAsia="Times New Roman" w:hAnsi="Times New Roman"/>
+          <w:b/>
+          <w:color w:val="000000"/>
+          <w:sz w:val="28"/>
+        </w:rPr>
+        <w:t>Команда</w:t>
+      </w:r>
+      <w:r>
+        <w:rPr>
+          <w:rFonts w:ascii="Times New Roman" w:eastAsia="Times New Roman" w:hAnsi="Times New Roman"/>
+          <w:b/>
+          <w:color w:val="000000"/>
+          <w:sz w:val="28"/>
+          <w:lang w:val="en-US"/>
+        </w:rPr>
+        <w:t xml:space="preserve">: </w:t>
+      </w:r>
+      <w:r>
+        <w:rPr>
+          <w:rFonts w:ascii="Menlo" w:eastAsia="Menlo" w:hAnsi="Menlo"/>
           <w:color w:val="000000"/>
           <w:sz w:val="21"/>
-        </w:rPr>
-        <w:t>git add project.txt</w:t>
-      </w:r>
-    </w:p>
-    <w:p>
-      <w:pPr>
-        <w:spacing w:after="120"/>
-        <w:ind w:left="709"/>
-        <w:jc w:val="left"/>
-      </w:pPr>
-      <w:r>
-        <w:rPr>
-          <w:rFonts w:ascii="Times New Roman" w:hAnsi="Times New Roman" w:eastAsia="Times New Roman"/>
-          <w:b/>
-          <w:color w:val="000000"/>
-          <w:sz w:val="28"/>
-        </w:rPr>
-        <w:t xml:space="preserve">Команда: </w:t>
-      </w:r>
-      <w:r>
-        <w:rPr>
-          <w:rFonts w:ascii="Menlo" w:hAnsi="Menlo" w:eastAsia="Menlo"/>
+          <w:lang w:val="en-US"/>
+        </w:rPr>
+        <w:t>git log --</w:t>
+      </w:r>
+      <w:proofErr w:type="spellStart"/>
+      <w:r>
+        <w:rPr>
+          <w:rFonts w:ascii="Menlo" w:eastAsia="Menlo" w:hAnsi="Menlo"/>
           <w:color w:val="000000"/>
           <w:sz w:val="21"/>
-        </w:rPr>
-        <w:t>git diff --cached --stat; git diff --stat</w:t>
+          <w:lang w:val="en-US"/>
+        </w:rPr>
+        <w:t>oneline</w:t>
+      </w:r>
+      <w:proofErr w:type="spellEnd"/>
+      <w:r>
+        <w:rPr>
+          <w:rFonts w:ascii="Menlo" w:eastAsia="Menlo" w:hAnsi="Menlo"/>
+          <w:color w:val="000000"/>
+          <w:sz w:val="21"/>
+          <w:lang w:val="en-US"/>
+        </w:rPr>
+        <w:t xml:space="preserve"> --decorate --stat</w:t>
       </w:r>
     </w:p>
     <w:p>
@@ -2674,18 +3180,22 @@
         <w:jc w:val="center"/>
       </w:pPr>
       <w:r>
+        <w:rPr>
+          <w:noProof/>
+        </w:rPr>
         <w:drawing>
-          <wp:inline xmlns:a="http://schemas.openxmlformats.org/drawingml/2006/main" xmlns:pic="http://schemas.openxmlformats.org/drawingml/2006/picture">
+          <wp:inline distT="0" distB="0" distL="0" distR="0" wp14:anchorId="23079752" wp14:editId="7544F0C3">
             <wp:extent cx="5577840" cy="3137535"/>
-            <wp:docPr id="11" name="Picture 11" descr="Сравнение индекса и рабочего каталога"/>
+            <wp:effectExtent l="0" t="0" r="0" b="0"/>
+            <wp:docPr id="13" name="Picture 13" descr="Шесть коммитов со статистикой изменений"/>
             <wp:cNvGraphicFramePr>
-              <a:graphicFrameLocks noChangeAspect="1"/>
+              <a:graphicFrameLocks xmlns:a="http://schemas.openxmlformats.org/drawingml/2006/main" noChangeAspect="1"/>
             </wp:cNvGraphicFramePr>
-            <a:graphic>
+            <a:graphic xmlns:a="http://schemas.openxmlformats.org/drawingml/2006/main">
               <a:graphicData uri="http://schemas.openxmlformats.org/drawingml/2006/picture">
-                <pic:pic>
+                <pic:pic xmlns:pic="http://schemas.openxmlformats.org/drawingml/2006/picture">
                   <pic:nvPicPr>
-                    <pic:cNvPr id="0" name="04_partial_staging.png"/>
+                    <pic:cNvPr id="0" name="06_history.png"/>
                     <pic:cNvPicPr/>
                   </pic:nvPicPr>
                   <pic:blipFill>
@@ -2699,7 +3209,9 @@
                       <a:off x="0" y="0"/>
                       <a:ext cx="5577840" cy="3137535"/>
                     </a:xfrm>
-                    <a:prstGeom prst="rect"/>
+                    <a:prstGeom prst="rect">
+                      <a:avLst/>
+                    </a:prstGeom>
                   </pic:spPr>
                 </pic:pic>
               </a:graphicData>
@@ -2711,16 +3223,16 @@
     <w:p>
       <w:pPr>
         <w:keepNext/>
-        <w:spacing w:before="80" w:after="160"/>
+        <w:spacing w:before="80"/>
         <w:jc w:val="center"/>
       </w:pPr>
       <w:r>
         <w:rPr>
-          <w:rFonts w:ascii="Times New Roman" w:hAnsi="Times New Roman" w:eastAsia="Times New Roman"/>
+          <w:rFonts w:ascii="Times New Roman" w:eastAsia="Times New Roman" w:hAnsi="Times New Roman"/>
           <w:color w:val="000000"/>
           <w:sz w:val="24"/>
         </w:rPr>
-        <w:t>Рисунок 4 - Разделение подготовленных и неподготовленных изменений</w:t>
+        <w:t>Рисунок 6 - Итоговая история репозитория</w:t>
       </w:r>
     </w:p>
     <w:p>
@@ -2731,7 +3243,7 @@
       </w:pPr>
       <w:r>
         <w:rPr>
-          <w:rFonts w:ascii="Times New Roman" w:hAnsi="Times New Roman" w:eastAsia="Times New Roman"/>
+          <w:rFonts w:ascii="Times New Roman" w:eastAsia="Times New Roman" w:hAnsi="Times New Roman"/>
           <w:b/>
           <w:color w:val="000000"/>
           <w:sz w:val="28"/>
@@ -2740,11 +3252,11 @@
       </w:r>
       <w:r>
         <w:rPr>
-          <w:rFonts w:ascii="Times New Roman" w:hAnsi="Times New Roman" w:eastAsia="Times New Roman"/>
-          <w:color w:val="000000"/>
-          <w:sz w:val="28"/>
-        </w:rPr>
-        <w:t>project.txt подготовлен к коммиту, а изменение git-notes.txt осталось только в рабочем каталоге.</w:t>
+          <w:rFonts w:ascii="Times New Roman" w:eastAsia="Times New Roman" w:hAnsi="Times New Roman"/>
+          <w:color w:val="000000"/>
+          <w:sz w:val="28"/>
+        </w:rPr>
+        <w:t>В истории шесть коммитов: первая фиксация и пять последующих. Последняя фиксация 7dd0210 находится на ветке main.</w:t>
       </w:r>
     </w:p>
     <w:p>
@@ -2755,44 +3267,56 @@
     <w:p>
       <w:pPr>
         <w:pStyle w:val="2"/>
-        <w:keepNext/>
-        <w:spacing w:before="160" w:after="160"/>
-        <w:jc w:val="left"/>
-      </w:pPr>
-      <w:r>
-        <w:rPr>
-          <w:rFonts w:ascii="Times New Roman" w:hAnsi="Times New Roman" w:eastAsia="Times New Roman"/>
-          <w:b/>
-          <w:color w:val="000000"/>
-          <w:sz w:val="28"/>
-        </w:rPr>
-        <w:t>5 Частичная фиксация</w:t>
-      </w:r>
-    </w:p>
-    <w:p>
-      <w:pPr>
-        <w:spacing w:line="360" w:lineRule="auto" w:after="120" w:before="0"/>
+        <w:spacing w:after="160"/>
+        <w:jc w:val="center"/>
+      </w:pPr>
+      <w:r>
+        <w:rPr>
+          <w:rFonts w:ascii="Times New Roman" w:eastAsia="Times New Roman" w:hAnsi="Times New Roman"/>
+          <w:b/>
+        </w:rPr>
+        <w:lastRenderedPageBreak/>
+        <w:t>7</w:t>
+      </w:r>
+      <w:r>
+        <w:rPr>
+          <w:rFonts w:ascii="Times New Roman" w:eastAsia="Times New Roman" w:hAnsi="Times New Roman"/>
+          <w:b/>
+          <w:lang w:val="en-US"/>
+        </w:rPr>
+        <w:t>.</w:t>
+      </w:r>
+      <w:r>
+        <w:rPr>
+          <w:rFonts w:ascii="Times New Roman" w:eastAsia="Times New Roman" w:hAnsi="Times New Roman"/>
+          <w:b/>
+        </w:rPr>
+        <w:t xml:space="preserve"> Переключение на раннюю фиксацию</w:t>
+      </w:r>
+    </w:p>
+    <w:p>
+      <w:pPr>
+        <w:spacing w:after="120" w:line="360" w:lineRule="auto"/>
         <w:ind w:firstLine="709"/>
         <w:jc w:val="both"/>
       </w:pPr>
       <w:r>
         <w:rPr>
-          <w:rFonts w:ascii="Times New Roman" w:hAnsi="Times New Roman" w:eastAsia="Times New Roman"/>
-          <w:color w:val="000000"/>
-          <w:sz w:val="28"/>
-        </w:rPr>
-        <w:t>После коммита с комментарием «Частично зафиксированы изменения» повторно проверено состояние. В коммит вошла только новая строка project.txt, а второе изменение сохранилось.</w:t>
+          <w:rFonts w:ascii="Times New Roman" w:eastAsia="Times New Roman" w:hAnsi="Times New Roman"/>
+          <w:color w:val="000000"/>
+          <w:sz w:val="28"/>
+        </w:rPr>
+        <w:t>Для проверки изменений рабочего каталога выполнено переключение на первый коммит в режиме detached HEAD. Список отслеживаемых файлов и содержимое project.txt соответствуют начальному состоянию.</w:t>
       </w:r>
     </w:p>
     <w:p>
       <w:pPr>
         <w:spacing w:after="120"/>
         <w:ind w:left="709"/>
-        <w:jc w:val="left"/>
-      </w:pPr>
-      <w:r>
-        <w:rPr>
-          <w:rFonts w:ascii="Times New Roman" w:hAnsi="Times New Roman" w:eastAsia="Times New Roman"/>
+      </w:pPr>
+      <w:r>
+        <w:rPr>
+          <w:rFonts w:ascii="Times New Roman" w:eastAsia="Times New Roman" w:hAnsi="Times New Roman"/>
           <w:b/>
           <w:color w:val="000000"/>
           <w:sz w:val="28"/>
@@ -2801,11 +3325,11 @@
       </w:r>
       <w:r>
         <w:rPr>
-          <w:rFonts w:ascii="Menlo" w:hAnsi="Menlo" w:eastAsia="Menlo"/>
+          <w:rFonts w:ascii="Menlo" w:eastAsia="Menlo" w:hAnsi="Menlo"/>
           <w:color w:val="000000"/>
           <w:sz w:val="21"/>
         </w:rPr>
-        <w:t>git commit -m 'Частично зафиксированы изменения'</w:t>
+        <w:t>git switch --detach e5525ee</w:t>
       </w:r>
     </w:p>
     <w:p>
@@ -2814,18 +3338,22 @@
         <w:jc w:val="center"/>
       </w:pPr>
       <w:r>
+        <w:rPr>
+          <w:noProof/>
+        </w:rPr>
         <w:drawing>
-          <wp:inline xmlns:a="http://schemas.openxmlformats.org/drawingml/2006/main" xmlns:pic="http://schemas.openxmlformats.org/drawingml/2006/picture">
+          <wp:inline distT="0" distB="0" distL="0" distR="0" wp14:anchorId="70D57015" wp14:editId="4739D096">
             <wp:extent cx="5577840" cy="3137535"/>
-            <wp:docPr id="12" name="Picture 12" descr="Частичный коммит и оставшееся изменение"/>
+            <wp:effectExtent l="0" t="0" r="0" b="0"/>
+            <wp:docPr id="14" name="Picture 14" descr="Переключение на первый коммит и проверка файлов"/>
             <wp:cNvGraphicFramePr>
-              <a:graphicFrameLocks noChangeAspect="1"/>
+              <a:graphicFrameLocks xmlns:a="http://schemas.openxmlformats.org/drawingml/2006/main" noChangeAspect="1"/>
             </wp:cNvGraphicFramePr>
-            <a:graphic>
+            <a:graphic xmlns:a="http://schemas.openxmlformats.org/drawingml/2006/main">
               <a:graphicData uri="http://schemas.openxmlformats.org/drawingml/2006/picture">
-                <pic:pic>
+                <pic:pic xmlns:pic="http://schemas.openxmlformats.org/drawingml/2006/picture">
                   <pic:nvPicPr>
-                    <pic:cNvPr id="0" name="05_partial_commit.png"/>
+                    <pic:cNvPr id="0" name="07_old_commit.png"/>
                     <pic:cNvPicPr/>
                   </pic:nvPicPr>
                   <pic:blipFill>
@@ -2839,7 +3367,9 @@
                       <a:off x="0" y="0"/>
                       <a:ext cx="5577840" cy="3137535"/>
                     </a:xfrm>
-                    <a:prstGeom prst="rect"/>
+                    <a:prstGeom prst="rect">
+                      <a:avLst/>
+                    </a:prstGeom>
                   </pic:spPr>
                 </pic:pic>
               </a:graphicData>
@@ -2851,16 +3381,16 @@
     <w:p>
       <w:pPr>
         <w:keepNext/>
-        <w:spacing w:before="80" w:after="160"/>
+        <w:spacing w:before="80"/>
         <w:jc w:val="center"/>
       </w:pPr>
       <w:r>
         <w:rPr>
-          <w:rFonts w:ascii="Times New Roman" w:hAnsi="Times New Roman" w:eastAsia="Times New Roman"/>
+          <w:rFonts w:ascii="Times New Roman" w:eastAsia="Times New Roman" w:hAnsi="Times New Roman"/>
           <w:color w:val="000000"/>
           <w:sz w:val="24"/>
         </w:rPr>
-        <w:t>Рисунок 5 - Проверка состояния после частичного коммита</w:t>
+        <w:t>Рисунок 7 - Состояние файлов в первой фиксации</w:t>
       </w:r>
     </w:p>
     <w:p>
@@ -2871,7 +3401,7 @@
       </w:pPr>
       <w:r>
         <w:rPr>
-          <w:rFonts w:ascii="Times New Roman" w:hAnsi="Times New Roman" w:eastAsia="Times New Roman"/>
+          <w:rFonts w:ascii="Times New Roman" w:eastAsia="Times New Roman" w:hAnsi="Times New Roman"/>
           <w:b/>
           <w:color w:val="000000"/>
           <w:sz w:val="28"/>
@@ -2880,11 +3410,11 @@
       </w:r>
       <w:r>
         <w:rPr>
-          <w:rFonts w:ascii="Times New Roman" w:hAnsi="Times New Roman" w:eastAsia="Times New Roman"/>
-          <w:color w:val="000000"/>
-          <w:sz w:val="28"/>
-        </w:rPr>
-        <w:t>Коммит 155c1d5 создан, но git-notes.txt по-прежнему отмечен как изменённый. Это подтверждает частичную фиксацию.</w:t>
+          <w:rFonts w:ascii="Times New Roman" w:eastAsia="Times New Roman" w:hAnsi="Times New Roman"/>
+          <w:color w:val="000000"/>
+          <w:sz w:val="28"/>
+        </w:rPr>
+        <w:t>В фиксации e5525ee отсутствует git-notes.txt, а project.txt содержит только исходный текст. Рабочий каталог изменился в соответствии с выбранной точкой истории.</w:t>
       </w:r>
     </w:p>
     <w:p>
@@ -2895,57 +3425,83 @@
     <w:p>
       <w:pPr>
         <w:pStyle w:val="2"/>
-        <w:keepNext/>
-        <w:spacing w:before="160" w:after="160"/>
-        <w:jc w:val="left"/>
-      </w:pPr>
-      <w:r>
-        <w:rPr>
-          <w:rFonts w:ascii="Times New Roman" w:hAnsi="Times New Roman" w:eastAsia="Times New Roman"/>
-          <w:b/>
-          <w:color w:val="000000"/>
-          <w:sz w:val="28"/>
-        </w:rPr>
-        <w:t>6 Просмотр итоговой истории</w:t>
-      </w:r>
-    </w:p>
-    <w:p>
-      <w:pPr>
-        <w:spacing w:line="360" w:lineRule="auto" w:after="120" w:before="0"/>
+        <w:spacing w:after="160"/>
+        <w:jc w:val="center"/>
+      </w:pPr>
+      <w:r>
+        <w:rPr>
+          <w:rFonts w:ascii="Times New Roman" w:eastAsia="Times New Roman" w:hAnsi="Times New Roman"/>
+          <w:b/>
+        </w:rPr>
+        <w:lastRenderedPageBreak/>
+        <w:t>8</w:t>
+      </w:r>
+      <w:r>
+        <w:rPr>
+          <w:rFonts w:ascii="Times New Roman" w:eastAsia="Times New Roman" w:hAnsi="Times New Roman"/>
+          <w:b/>
+          <w:lang w:val="en-US"/>
+        </w:rPr>
+        <w:t>.</w:t>
+      </w:r>
+      <w:r>
+        <w:rPr>
+          <w:rFonts w:ascii="Times New Roman" w:eastAsia="Times New Roman" w:hAnsi="Times New Roman"/>
+          <w:b/>
+        </w:rPr>
+        <w:t xml:space="preserve"> Возврат на основную ветку</w:t>
+      </w:r>
+    </w:p>
+    <w:p>
+      <w:pPr>
+        <w:spacing w:after="120" w:line="360" w:lineRule="auto"/>
         <w:ind w:firstLine="709"/>
         <w:jc w:val="both"/>
       </w:pPr>
       <w:r>
         <w:rPr>
-          <w:rFonts w:ascii="Times New Roman" w:hAnsi="Times New Roman" w:eastAsia="Times New Roman"/>
-          <w:color w:val="000000"/>
-          <w:sz w:val="28"/>
-        </w:rPr>
-        <w:t>Оставшееся изменение git-notes.txt зафиксировано отдельно. Команда git log вывела всю цепочку и статистику изменённых файлов.</w:t>
+          <w:rFonts w:ascii="Times New Roman" w:eastAsia="Times New Roman" w:hAnsi="Times New Roman"/>
+          <w:color w:val="000000"/>
+          <w:sz w:val="28"/>
+        </w:rPr>
+        <w:t>После проверки старой версии выполнен возврат на main. Вершиной вновь стал последний коммит, а рабочее дерево перешло в чистое состояние.</w:t>
       </w:r>
     </w:p>
     <w:p>
       <w:pPr>
         <w:spacing w:after="120"/>
         <w:ind w:left="709"/>
-        <w:jc w:val="left"/>
-      </w:pPr>
-      <w:r>
-        <w:rPr>
-          <w:rFonts w:ascii="Times New Roman" w:hAnsi="Times New Roman" w:eastAsia="Times New Roman"/>
-          <w:b/>
-          <w:color w:val="000000"/>
-          <w:sz w:val="28"/>
-        </w:rPr>
-        <w:t xml:space="preserve">Команда: </w:t>
-      </w:r>
-      <w:r>
-        <w:rPr>
-          <w:rFonts w:ascii="Menlo" w:hAnsi="Menlo" w:eastAsia="Menlo"/>
+        <w:rPr>
+          <w:lang w:val="en-US"/>
+        </w:rPr>
+      </w:pPr>
+      <w:r>
+        <w:rPr>
+          <w:rFonts w:ascii="Times New Roman" w:eastAsia="Times New Roman" w:hAnsi="Times New Roman"/>
+          <w:b/>
+          <w:color w:val="000000"/>
+          <w:sz w:val="28"/>
+        </w:rPr>
+        <w:t>Команда</w:t>
+      </w:r>
+      <w:r>
+        <w:rPr>
+          <w:rFonts w:ascii="Times New Roman" w:eastAsia="Times New Roman" w:hAnsi="Times New Roman"/>
+          <w:b/>
+          <w:color w:val="000000"/>
+          <w:sz w:val="28"/>
+          <w:lang w:val="en-US"/>
+        </w:rPr>
+        <w:t xml:space="preserve">: </w:t>
+      </w:r>
+      <w:r>
+        <w:rPr>
+          <w:rFonts w:ascii="Menlo" w:eastAsia="Menlo" w:hAnsi="Menlo"/>
           <w:color w:val="000000"/>
           <w:sz w:val="21"/>
-        </w:rPr>
-        <w:t>git log --oneline --decorate --stat</w:t>
+          <w:lang w:val="en-US"/>
+        </w:rPr>
+        <w:t>git switch main; git status --short --branch</w:t>
       </w:r>
     </w:p>
     <w:p>
@@ -2954,18 +3510,22 @@
         <w:jc w:val="center"/>
       </w:pPr>
       <w:r>
+        <w:rPr>
+          <w:noProof/>
+        </w:rPr>
         <w:drawing>
-          <wp:inline xmlns:a="http://schemas.openxmlformats.org/drawingml/2006/main" xmlns:pic="http://schemas.openxmlformats.org/drawingml/2006/picture">
+          <wp:inline distT="0" distB="0" distL="0" distR="0" wp14:anchorId="1003E72F" wp14:editId="00C89DA4">
             <wp:extent cx="5577840" cy="3137535"/>
-            <wp:docPr id="13" name="Picture 13" descr="Шесть коммитов со статистикой изменений"/>
+            <wp:effectExtent l="0" t="0" r="0" b="0"/>
+            <wp:docPr id="15" name="Picture 15" descr="Возврат на main и чистое состояние репозитория"/>
             <wp:cNvGraphicFramePr>
-              <a:graphicFrameLocks noChangeAspect="1"/>
+              <a:graphicFrameLocks xmlns:a="http://schemas.openxmlformats.org/drawingml/2006/main" noChangeAspect="1"/>
             </wp:cNvGraphicFramePr>
-            <a:graphic>
+            <a:graphic xmlns:a="http://schemas.openxmlformats.org/drawingml/2006/main">
               <a:graphicData uri="http://schemas.openxmlformats.org/drawingml/2006/picture">
-                <pic:pic>
+                <pic:pic xmlns:pic="http://schemas.openxmlformats.org/drawingml/2006/picture">
                   <pic:nvPicPr>
-                    <pic:cNvPr id="0" name="06_history.png"/>
+                    <pic:cNvPr id="0" name="08_return_main.png"/>
                     <pic:cNvPicPr/>
                   </pic:nvPicPr>
                   <pic:blipFill>
@@ -2979,7 +3539,9 @@
                       <a:off x="0" y="0"/>
                       <a:ext cx="5577840" cy="3137535"/>
                     </a:xfrm>
-                    <a:prstGeom prst="rect"/>
+                    <a:prstGeom prst="rect">
+                      <a:avLst/>
+                    </a:prstGeom>
                   </pic:spPr>
                 </pic:pic>
               </a:graphicData>
@@ -2991,16 +3553,16 @@
     <w:p>
       <w:pPr>
         <w:keepNext/>
-        <w:spacing w:before="80" w:after="160"/>
+        <w:spacing w:before="80"/>
         <w:jc w:val="center"/>
       </w:pPr>
       <w:r>
         <w:rPr>
-          <w:rFonts w:ascii="Times New Roman" w:hAnsi="Times New Roman" w:eastAsia="Times New Roman"/>
+          <w:rFonts w:ascii="Times New Roman" w:eastAsia="Times New Roman" w:hAnsi="Times New Roman"/>
           <w:color w:val="000000"/>
           <w:sz w:val="24"/>
         </w:rPr>
-        <w:t>Рисунок 6 - Итоговая история репозитория</w:t>
+        <w:t>Рисунок 8 - Возврат на ветку main</w:t>
       </w:r>
     </w:p>
     <w:p>
@@ -3011,7 +3573,7 @@
       </w:pPr>
       <w:r>
         <w:rPr>
-          <w:rFonts w:ascii="Times New Roman" w:hAnsi="Times New Roman" w:eastAsia="Times New Roman"/>
+          <w:rFonts w:ascii="Times New Roman" w:eastAsia="Times New Roman" w:hAnsi="Times New Roman"/>
           <w:b/>
           <w:color w:val="000000"/>
           <w:sz w:val="28"/>
@@ -3020,11 +3582,11 @@
       </w:r>
       <w:r>
         <w:rPr>
-          <w:rFonts w:ascii="Times New Roman" w:hAnsi="Times New Roman" w:eastAsia="Times New Roman"/>
-          <w:color w:val="000000"/>
-          <w:sz w:val="28"/>
-        </w:rPr>
-        <w:t>В истории шесть коммитов: первая фиксация и пять последующих. Последняя фиксация 7dd0210 находится на ветке main.</w:t>
+          <w:rFonts w:ascii="Times New Roman" w:eastAsia="Times New Roman" w:hAnsi="Times New Roman"/>
+          <w:color w:val="000000"/>
+          <w:sz w:val="28"/>
+        </w:rPr>
+        <w:t>HEAD указывает на 7dd0210 в ветке main; незафиксированные изменения отсутствуют.</w:t>
       </w:r>
     </w:p>
     <w:p>
@@ -3034,113 +3596,115 @@
     </w:p>
     <w:p>
       <w:pPr>
-        <w:pStyle w:val="2"/>
-        <w:keepNext/>
-        <w:spacing w:before="160" w:after="160"/>
-        <w:jc w:val="left"/>
-      </w:pPr>
-      <w:r>
-        <w:rPr>
-          <w:rFonts w:ascii="Times New Roman" w:hAnsi="Times New Roman" w:eastAsia="Times New Roman"/>
-          <w:b/>
-          <w:color w:val="000000"/>
-          <w:sz w:val="28"/>
-        </w:rPr>
-        <w:t>7 Переключение на раннюю фиксацию</w:t>
-      </w:r>
-    </w:p>
-    <w:p>
-      <w:pPr>
-        <w:spacing w:line="360" w:lineRule="auto" w:after="120" w:before="0"/>
-        <w:ind w:firstLine="709"/>
-        <w:jc w:val="both"/>
-      </w:pPr>
-      <w:r>
-        <w:rPr>
-          <w:rFonts w:ascii="Times New Roman" w:hAnsi="Times New Roman" w:eastAsia="Times New Roman"/>
-          <w:color w:val="000000"/>
-          <w:sz w:val="28"/>
-        </w:rPr>
-        <w:t>Для проверки изменений рабочего каталога выполнено переключение на первый коммит в режиме detached HEAD. Список отслеживаемых файлов и содержимое project.txt соответствуют начальному состоянию.</w:t>
-      </w:r>
-    </w:p>
-    <w:p>
-      <w:pPr>
-        <w:spacing w:after="120"/>
-        <w:ind w:left="709"/>
-        <w:jc w:val="left"/>
-      </w:pPr>
-      <w:r>
-        <w:rPr>
-          <w:rFonts w:ascii="Times New Roman" w:hAnsi="Times New Roman" w:eastAsia="Times New Roman"/>
-          <w:b/>
-          <w:color w:val="000000"/>
-          <w:sz w:val="28"/>
-        </w:rPr>
-        <w:t xml:space="preserve">Команда: </w:t>
-      </w:r>
-      <w:r>
-        <w:rPr>
-          <w:rFonts w:ascii="Menlo" w:hAnsi="Menlo" w:eastAsia="Menlo"/>
-          <w:color w:val="000000"/>
-          <w:sz w:val="21"/>
-        </w:rPr>
-        <w:t>git switch --detach e5525ee</w:t>
-      </w:r>
-    </w:p>
-    <w:p>
-      <w:pPr>
-        <w:keepNext/>
+        <w:pStyle w:val="1"/>
+        <w:spacing w:before="200" w:after="160"/>
         <w:jc w:val="center"/>
       </w:pPr>
       <w:r>
-        <w:drawing>
-          <wp:inline xmlns:a="http://schemas.openxmlformats.org/drawingml/2006/main" xmlns:pic="http://schemas.openxmlformats.org/drawingml/2006/picture">
-            <wp:extent cx="5577840" cy="3137535"/>
-            <wp:docPr id="14" name="Picture 14" descr="Переключение на первый коммит и проверка файлов"/>
-            <wp:cNvGraphicFramePr>
-              <a:graphicFrameLocks noChangeAspect="1"/>
-            </wp:cNvGraphicFramePr>
-            <a:graphic>
-              <a:graphicData uri="http://schemas.openxmlformats.org/drawingml/2006/picture">
-                <pic:pic>
-                  <pic:nvPicPr>
-                    <pic:cNvPr id="0" name="07_old_commit.png"/>
-                    <pic:cNvPicPr/>
-                  </pic:nvPicPr>
-                  <pic:blipFill>
-                    <a:blip r:embed="rId13"/>
-                    <a:stretch>
-                      <a:fillRect/>
-                    </a:stretch>
-                  </pic:blipFill>
-                  <pic:spPr>
-                    <a:xfrm>
-                      <a:off x="0" y="0"/>
-                      <a:ext cx="5577840" cy="3137535"/>
-                    </a:xfrm>
-                    <a:prstGeom prst="rect"/>
-                  </pic:spPr>
-                </pic:pic>
-              </a:graphicData>
-            </a:graphic>
-          </wp:inline>
-        </w:drawing>
-      </w:r>
-    </w:p>
-    <w:p>
-      <w:pPr>
-        <w:keepNext/>
-        <w:spacing w:before="80" w:after="160"/>
+        <w:rPr>
+          <w:rFonts w:ascii="Times New Roman" w:eastAsia="Times New Roman" w:hAnsi="Times New Roman"/>
+          <w:b/>
+        </w:rPr>
+        <w:lastRenderedPageBreak/>
+        <w:t>Полученные результаты</w:t>
+      </w:r>
+    </w:p>
+    <w:p>
+      <w:pPr>
+        <w:spacing w:after="80" w:line="360" w:lineRule="auto"/>
+        <w:ind w:left="709" w:hanging="340"/>
+      </w:pPr>
+      <w:r>
+        <w:rPr>
+          <w:rFonts w:ascii="Times New Roman" w:eastAsia="Times New Roman" w:hAnsi="Times New Roman"/>
+          <w:color w:val="000000"/>
+          <w:sz w:val="28"/>
+        </w:rPr>
+        <w:t>• Подтверждена работоспособность Git 2.53.0.</w:t>
+      </w:r>
+    </w:p>
+    <w:p>
+      <w:pPr>
+        <w:spacing w:after="80" w:line="360" w:lineRule="auto"/>
+        <w:ind w:left="709" w:hanging="340"/>
+      </w:pPr>
+      <w:r>
+        <w:rPr>
+          <w:rFonts w:ascii="Times New Roman" w:eastAsia="Times New Roman" w:hAnsi="Times New Roman"/>
+          <w:color w:val="000000"/>
+          <w:sz w:val="28"/>
+        </w:rPr>
+        <w:t>• Создана иерархия с общим репозиторием PI и учебным каталогом Project1.</w:t>
+      </w:r>
+    </w:p>
+    <w:p>
+      <w:pPr>
+        <w:spacing w:after="80" w:line="360" w:lineRule="auto"/>
+        <w:ind w:left="709" w:hanging="340"/>
+      </w:pPr>
+      <w:r>
+        <w:rPr>
+          <w:rFonts w:ascii="Times New Roman" w:eastAsia="Times New Roman" w:hAnsi="Times New Roman"/>
+          <w:color w:val="000000"/>
+          <w:sz w:val="28"/>
+        </w:rPr>
+        <w:t>• Создано шесть коммитов, что превышает минимум из первой и четырёх последующих фиксаций.</w:t>
+      </w:r>
+    </w:p>
+    <w:p>
+      <w:pPr>
+        <w:spacing w:after="80" w:line="360" w:lineRule="auto"/>
+        <w:ind w:left="709" w:hanging="340"/>
+      </w:pPr>
+      <w:r>
+        <w:rPr>
+          <w:rFonts w:ascii="Times New Roman" w:eastAsia="Times New Roman" w:hAnsi="Times New Roman"/>
+          <w:color w:val="000000"/>
+          <w:sz w:val="28"/>
+        </w:rPr>
+        <w:t>• В истории отражены добавление, изменение и переименование файлов.</w:t>
+      </w:r>
+    </w:p>
+    <w:p>
+      <w:pPr>
+        <w:spacing w:after="80" w:line="360" w:lineRule="auto"/>
+        <w:ind w:left="709" w:hanging="340"/>
+      </w:pPr>
+      <w:r>
+        <w:rPr>
+          <w:rFonts w:ascii="Times New Roman" w:eastAsia="Times New Roman" w:hAnsi="Times New Roman"/>
+          <w:color w:val="000000"/>
+          <w:sz w:val="28"/>
+        </w:rPr>
+        <w:t>• До и после частичного коммита показано различие между индексом и рабочим каталогом.</w:t>
+      </w:r>
+    </w:p>
+    <w:p>
+      <w:pPr>
+        <w:spacing w:after="80" w:line="360" w:lineRule="auto"/>
+        <w:ind w:left="709" w:hanging="340"/>
+      </w:pPr>
+      <w:r>
+        <w:rPr>
+          <w:rFonts w:ascii="Times New Roman" w:eastAsia="Times New Roman" w:hAnsi="Times New Roman"/>
+          <w:color w:val="000000"/>
+          <w:sz w:val="28"/>
+        </w:rPr>
+        <w:t>• Переключение между коммитами и возврат на main выполнены без потери истории.</w:t>
+      </w:r>
+    </w:p>
+    <w:p>
+      <w:pPr>
+        <w:pStyle w:val="1"/>
+        <w:spacing w:before="200" w:after="160"/>
         <w:jc w:val="center"/>
       </w:pPr>
       <w:r>
         <w:rPr>
-          <w:rFonts w:ascii="Times New Roman" w:hAnsi="Times New Roman" w:eastAsia="Times New Roman"/>
-          <w:color w:val="000000"/>
-          <w:sz w:val="24"/>
-        </w:rPr>
-        <w:t>Рисунок 7 - Состояние файлов в первой фиксации</w:t>
+          <w:rFonts w:ascii="Times New Roman" w:eastAsia="Times New Roman" w:hAnsi="Times New Roman"/>
+          <w:b/>
+        </w:rPr>
+        <w:t>Вывод</w:t>
       </w:r>
     </w:p>
     <w:p>
@@ -3151,294 +3715,7 @@
       </w:pPr>
       <w:r>
         <w:rPr>
-          <w:rFonts w:ascii="Times New Roman" w:hAnsi="Times New Roman" w:eastAsia="Times New Roman"/>
-          <w:b/>
-          <w:color w:val="000000"/>
-          <w:sz w:val="28"/>
-        </w:rPr>
-        <w:t xml:space="preserve">Результат: </w:t>
-      </w:r>
-      <w:r>
-        <w:rPr>
-          <w:rFonts w:ascii="Times New Roman" w:hAnsi="Times New Roman" w:eastAsia="Times New Roman"/>
-          <w:color w:val="000000"/>
-          <w:sz w:val="28"/>
-        </w:rPr>
-        <w:t>В фиксации e5525ee отсутствует git-notes.txt, а project.txt содержит только исходный текст. Рабочий каталог изменился в соответствии с выбранной точкой истории.</w:t>
-      </w:r>
-    </w:p>
-    <w:p>
-      <w:r>
-        <w:br w:type="page"/>
-      </w:r>
-    </w:p>
-    <w:p>
-      <w:pPr>
-        <w:pStyle w:val="2"/>
-        <w:keepNext/>
-        <w:spacing w:before="160" w:after="160"/>
-        <w:jc w:val="left"/>
-      </w:pPr>
-      <w:r>
-        <w:rPr>
-          <w:rFonts w:ascii="Times New Roman" w:hAnsi="Times New Roman" w:eastAsia="Times New Roman"/>
-          <w:b/>
-          <w:color w:val="000000"/>
-          <w:sz w:val="28"/>
-        </w:rPr>
-        <w:t>8 Возврат на основную ветку</w:t>
-      </w:r>
-    </w:p>
-    <w:p>
-      <w:pPr>
-        <w:spacing w:line="360" w:lineRule="auto" w:after="120" w:before="0"/>
-        <w:ind w:firstLine="709"/>
-        <w:jc w:val="both"/>
-      </w:pPr>
-      <w:r>
-        <w:rPr>
-          <w:rFonts w:ascii="Times New Roman" w:hAnsi="Times New Roman" w:eastAsia="Times New Roman"/>
-          <w:color w:val="000000"/>
-          <w:sz w:val="28"/>
-        </w:rPr>
-        <w:t>После проверки старой версии выполнен возврат на main. Вершиной вновь стал последний коммит, а рабочее дерево перешло в чистое состояние.</w:t>
-      </w:r>
-    </w:p>
-    <w:p>
-      <w:pPr>
-        <w:spacing w:after="120"/>
-        <w:ind w:left="709"/>
-        <w:jc w:val="left"/>
-      </w:pPr>
-      <w:r>
-        <w:rPr>
-          <w:rFonts w:ascii="Times New Roman" w:hAnsi="Times New Roman" w:eastAsia="Times New Roman"/>
-          <w:b/>
-          <w:color w:val="000000"/>
-          <w:sz w:val="28"/>
-        </w:rPr>
-        <w:t xml:space="preserve">Команда: </w:t>
-      </w:r>
-      <w:r>
-        <w:rPr>
-          <w:rFonts w:ascii="Menlo" w:hAnsi="Menlo" w:eastAsia="Menlo"/>
-          <w:color w:val="000000"/>
-          <w:sz w:val="21"/>
-        </w:rPr>
-        <w:t>git switch main; git status --short --branch</w:t>
-      </w:r>
-    </w:p>
-    <w:p>
-      <w:pPr>
-        <w:keepNext/>
-        <w:jc w:val="center"/>
-      </w:pPr>
-      <w:r>
-        <w:drawing>
-          <wp:inline xmlns:a="http://schemas.openxmlformats.org/drawingml/2006/main" xmlns:pic="http://schemas.openxmlformats.org/drawingml/2006/picture">
-            <wp:extent cx="5577840" cy="3137535"/>
-            <wp:docPr id="15" name="Picture 15" descr="Возврат на main и чистое состояние репозитория"/>
-            <wp:cNvGraphicFramePr>
-              <a:graphicFrameLocks noChangeAspect="1"/>
-            </wp:cNvGraphicFramePr>
-            <a:graphic>
-              <a:graphicData uri="http://schemas.openxmlformats.org/drawingml/2006/picture">
-                <pic:pic>
-                  <pic:nvPicPr>
-                    <pic:cNvPr id="0" name="08_return_main.png"/>
-                    <pic:cNvPicPr/>
-                  </pic:nvPicPr>
-                  <pic:blipFill>
-                    <a:blip r:embed="rId14"/>
-                    <a:stretch>
-                      <a:fillRect/>
-                    </a:stretch>
-                  </pic:blipFill>
-                  <pic:spPr>
-                    <a:xfrm>
-                      <a:off x="0" y="0"/>
-                      <a:ext cx="5577840" cy="3137535"/>
-                    </a:xfrm>
-                    <a:prstGeom prst="rect"/>
-                  </pic:spPr>
-                </pic:pic>
-              </a:graphicData>
-            </a:graphic>
-          </wp:inline>
-        </w:drawing>
-      </w:r>
-    </w:p>
-    <w:p>
-      <w:pPr>
-        <w:keepNext/>
-        <w:spacing w:before="80" w:after="160"/>
-        <w:jc w:val="center"/>
-      </w:pPr>
-      <w:r>
-        <w:rPr>
-          <w:rFonts w:ascii="Times New Roman" w:hAnsi="Times New Roman" w:eastAsia="Times New Roman"/>
-          <w:color w:val="000000"/>
-          <w:sz w:val="24"/>
-        </w:rPr>
-        <w:t>Рисунок 8 - Возврат на ветку main</w:t>
-      </w:r>
-    </w:p>
-    <w:p>
-      <w:pPr>
-        <w:spacing w:after="120" w:line="360" w:lineRule="auto"/>
-        <w:ind w:firstLine="709"/>
-        <w:jc w:val="both"/>
-      </w:pPr>
-      <w:r>
-        <w:rPr>
-          <w:rFonts w:ascii="Times New Roman" w:hAnsi="Times New Roman" w:eastAsia="Times New Roman"/>
-          <w:b/>
-          <w:color w:val="000000"/>
-          <w:sz w:val="28"/>
-        </w:rPr>
-        <w:t xml:space="preserve">Результат: </w:t>
-      </w:r>
-      <w:r>
-        <w:rPr>
-          <w:rFonts w:ascii="Times New Roman" w:hAnsi="Times New Roman" w:eastAsia="Times New Roman"/>
-          <w:color w:val="000000"/>
-          <w:sz w:val="28"/>
-        </w:rPr>
-        <w:t>HEAD указывает на 7dd0210 в ветке main; незафиксированные изменения отсутствуют.</w:t>
-      </w:r>
-    </w:p>
-    <w:p>
-      <w:r>
-        <w:br w:type="page"/>
-      </w:r>
-    </w:p>
-    <w:p>
-      <w:pPr>
-        <w:pStyle w:val="1"/>
-        <w:keepNext/>
-        <w:spacing w:before="200" w:after="160"/>
-        <w:jc w:val="center"/>
-      </w:pPr>
-      <w:r>
-        <w:rPr>
-          <w:rFonts w:ascii="Times New Roman" w:hAnsi="Times New Roman" w:eastAsia="Times New Roman"/>
-          <w:b/>
-          <w:color w:val="000000"/>
-          <w:sz w:val="32"/>
-        </w:rPr>
-        <w:t>Полученные результаты</w:t>
-      </w:r>
-    </w:p>
-    <w:p>
-      <w:pPr>
-        <w:spacing w:line="360" w:lineRule="auto" w:after="80"/>
-        <w:ind w:left="709" w:hanging="340"/>
-      </w:pPr>
-      <w:r>
-        <w:rPr>
-          <w:rFonts w:ascii="Times New Roman" w:hAnsi="Times New Roman" w:eastAsia="Times New Roman"/>
-          <w:color w:val="000000"/>
-          <w:sz w:val="28"/>
-        </w:rPr>
-        <w:t>• Подтверждена работоспособность Git 2.53.0.</w:t>
-      </w:r>
-    </w:p>
-    <w:p>
-      <w:pPr>
-        <w:spacing w:line="360" w:lineRule="auto" w:after="80"/>
-        <w:ind w:left="709" w:hanging="340"/>
-      </w:pPr>
-      <w:r>
-        <w:rPr>
-          <w:rFonts w:ascii="Times New Roman" w:hAnsi="Times New Roman" w:eastAsia="Times New Roman"/>
-          <w:color w:val="000000"/>
-          <w:sz w:val="28"/>
-        </w:rPr>
-        <w:t>• Создана иерархия с общим репозиторием PI и учебным каталогом Project1.</w:t>
-      </w:r>
-    </w:p>
-    <w:p>
-      <w:pPr>
-        <w:spacing w:line="360" w:lineRule="auto" w:after="80"/>
-        <w:ind w:left="709" w:hanging="340"/>
-      </w:pPr>
-      <w:r>
-        <w:rPr>
-          <w:rFonts w:ascii="Times New Roman" w:hAnsi="Times New Roman" w:eastAsia="Times New Roman"/>
-          <w:color w:val="000000"/>
-          <w:sz w:val="28"/>
-        </w:rPr>
-        <w:t>• Создано шесть коммитов, что превышает минимум из первой и четырёх последующих фиксаций.</w:t>
-      </w:r>
-    </w:p>
-    <w:p>
-      <w:pPr>
-        <w:spacing w:line="360" w:lineRule="auto" w:after="80"/>
-        <w:ind w:left="709" w:hanging="340"/>
-      </w:pPr>
-      <w:r>
-        <w:rPr>
-          <w:rFonts w:ascii="Times New Roman" w:hAnsi="Times New Roman" w:eastAsia="Times New Roman"/>
-          <w:color w:val="000000"/>
-          <w:sz w:val="28"/>
-        </w:rPr>
-        <w:t>• В истории отражены добавление, изменение и переименование файлов.</w:t>
-      </w:r>
-    </w:p>
-    <w:p>
-      <w:pPr>
-        <w:spacing w:line="360" w:lineRule="auto" w:after="80"/>
-        <w:ind w:left="709" w:hanging="340"/>
-      </w:pPr>
-      <w:r>
-        <w:rPr>
-          <w:rFonts w:ascii="Times New Roman" w:hAnsi="Times New Roman" w:eastAsia="Times New Roman"/>
-          <w:color w:val="000000"/>
-          <w:sz w:val="28"/>
-        </w:rPr>
-        <w:t>• До и после частичного коммита показано различие между индексом и рабочим каталогом.</w:t>
-      </w:r>
-    </w:p>
-    <w:p>
-      <w:pPr>
-        <w:spacing w:line="360" w:lineRule="auto" w:after="80"/>
-        <w:ind w:left="709" w:hanging="340"/>
-      </w:pPr>
-      <w:r>
-        <w:rPr>
-          <w:rFonts w:ascii="Times New Roman" w:hAnsi="Times New Roman" w:eastAsia="Times New Roman"/>
-          <w:color w:val="000000"/>
-          <w:sz w:val="28"/>
-        </w:rPr>
-        <w:t>• Переключение между коммитами и возврат на main выполнены без потери истории.</w:t>
-      </w:r>
-    </w:p>
-    <w:p>
-      <w:pPr>
-        <w:pStyle w:val="1"/>
-        <w:keepNext/>
-        <w:spacing w:before="200" w:after="160"/>
-        <w:jc w:val="center"/>
-      </w:pPr>
-      <w:r>
-        <w:rPr>
-          <w:rFonts w:ascii="Times New Roman" w:hAnsi="Times New Roman" w:eastAsia="Times New Roman"/>
-          <w:b/>
-          <w:color w:val="000000"/>
-          <w:sz w:val="32"/>
-        </w:rPr>
-        <w:t>Вывод</w:t>
-      </w:r>
-    </w:p>
-    <w:p>
-      <w:pPr>
-        <w:spacing w:line="360" w:lineRule="auto" w:after="120" w:before="0"/>
-        <w:ind w:firstLine="709"/>
-        <w:jc w:val="both"/>
-      </w:pPr>
-      <w:r>
-        <w:rPr>
-          <w:rFonts w:ascii="Times New Roman" w:hAnsi="Times New Roman" w:eastAsia="Times New Roman"/>
+          <w:rFonts w:ascii="Times New Roman" w:eastAsia="Times New Roman" w:hAnsi="Times New Roman"/>
           <w:color w:val="000000"/>
           <w:sz w:val="28"/>
         </w:rPr>
@@ -3881,7 +4158,7 @@
       <w:outlineLvl w:val="0"/>
     </w:pPr>
     <w:rPr>
-      <w:rFonts w:asciiTheme="majorHAnsi" w:eastAsiaTheme="majorEastAsia" w:hAnsiTheme="majorHAnsi" w:cstheme="majorBidi" w:ascii="Times New Roman" w:hAnsi="Times New Roman"/>
+      <w:rFonts w:asciiTheme="majorHAnsi" w:eastAsiaTheme="majorEastAsia" w:hAnsiTheme="majorHAnsi" w:cstheme="majorBidi"/>
       <w:color w:val="000000"/>
       <w:kern w:val="2"/>
       <w:sz w:val="32"/>
@@ -3906,7 +4183,7 @@
       <w:outlineLvl w:val="1"/>
     </w:pPr>
     <w:rPr>
-      <w:rFonts w:asciiTheme="majorHAnsi" w:eastAsiaTheme="majorEastAsia" w:hAnsiTheme="majorHAnsi" w:cstheme="majorBidi" w:ascii="Times New Roman" w:hAnsi="Times New Roman"/>
+      <w:rFonts w:asciiTheme="majorHAnsi" w:eastAsiaTheme="majorEastAsia" w:hAnsiTheme="majorHAnsi" w:cstheme="majorBidi"/>
       <w:color w:val="000000"/>
       <w:kern w:val="2"/>
       <w:sz w:val="28"/>

--- a/Отчеты/ЛР1/Отчет ЛР1 Git.docx
+++ b/Отчеты/ЛР1/Отчет ЛР1 Git.docx
@@ -514,16 +514,18 @@
                 <w:sz w:val="28"/>
                 <w:szCs w:val="28"/>
               </w:rPr>
-              <w:t>Отчет по проделанной командной работе</w:t>
-            </w:r>
-            <w:r>
-              <w:rPr>
-                <w:rFonts w:ascii="Times New Roman" w:hAnsi="Times New Roman" w:cs="Times New Roman"/>
-                <w:sz w:val="28"/>
-                <w:szCs w:val="28"/>
-              </w:rPr>
-              <w:t xml:space="preserve"> (ЛР1)</w:t>
-            </w:r>
+              <w:t xml:space="preserve">Основные операции </w:t>
+            </w:r>
+            <w:proofErr w:type="spellStart"/>
+            <w:r>
+              <w:rPr>
+                <w:rFonts w:ascii="Times New Roman" w:hAnsi="Times New Roman" w:cs="Times New Roman"/>
+                <w:sz w:val="28"/>
+                <w:szCs w:val="28"/>
+              </w:rPr>
+              <w:t>Git</w:t>
+            </w:r>
+            <w:proofErr w:type="spellEnd"/>
           </w:p>
         </w:tc>
       </w:tr>
@@ -1023,7 +1025,23 @@
                 <w:sz w:val="28"/>
                 <w:szCs w:val="28"/>
               </w:rPr>
-              <w:t>Обучающийся</w:t>
+              <w:t>Обучающи</w:t>
+            </w:r>
+            <w:r>
+              <w:rPr>
+                <w:rFonts w:ascii="Times New Roman" w:hAnsi="Times New Roman" w:cs="Times New Roman"/>
+                <w:sz w:val="28"/>
+                <w:szCs w:val="28"/>
+              </w:rPr>
+              <w:t>е</w:t>
+            </w:r>
+            <w:r>
+              <w:rPr>
+                <w:rFonts w:ascii="Times New Roman" w:hAnsi="Times New Roman" w:cs="Times New Roman"/>
+                <w:sz w:val="28"/>
+                <w:szCs w:val="28"/>
+              </w:rPr>
+              <w:t>ся</w:t>
             </w:r>
           </w:p>
         </w:tc>
@@ -1521,6 +1539,30 @@
                 <w:szCs w:val="28"/>
               </w:rPr>
             </w:pPr>
+            <w:r>
+              <w:rPr>
+                <w:rFonts w:ascii="Times New Roman" w:hAnsi="Times New Roman" w:cs="Times New Roman"/>
+                <w:sz w:val="28"/>
+                <w:szCs w:val="28"/>
+              </w:rPr>
+              <w:t>д</w:t>
+            </w:r>
+            <w:r>
+              <w:rPr>
+                <w:rFonts w:ascii="Times New Roman" w:hAnsi="Times New Roman" w:cs="Times New Roman"/>
+                <w:sz w:val="28"/>
+                <w:szCs w:val="28"/>
+              </w:rPr>
+              <w:t>оцент, к</w:t>
+            </w:r>
+            <w:r>
+              <w:rPr>
+                <w:rFonts w:ascii="Times New Roman" w:hAnsi="Times New Roman" w:cs="Times New Roman"/>
+                <w:sz w:val="28"/>
+                <w:szCs w:val="28"/>
+              </w:rPr>
+              <w:t xml:space="preserve">.т.н. </w:t>
+            </w:r>
             <w:r>
               <w:rPr>
                 <w:rFonts w:ascii="Times New Roman" w:hAnsi="Times New Roman" w:cs="Times New Roman"/>
@@ -1714,10 +1756,8 @@
         <w:t>6</w:t>
       </w:r>
     </w:p>
-    <w:p/>
-    <w:p>
-      <w:pPr>
-        <w:spacing w:after="320"/>
+    <w:p>
+      <w:pPr>
         <w:jc w:val="center"/>
       </w:pPr>
       <w:r>
@@ -1727,23 +1767,14 @@
           <w:color w:val="000000"/>
           <w:sz w:val="32"/>
         </w:rPr>
-        <w:t>Лабораторная работа 1</w:t>
-      </w:r>
-      <w:r>
-        <w:rPr>
-          <w:rFonts w:ascii="Times New Roman" w:eastAsia="Times New Roman" w:hAnsi="Times New Roman"/>
-          <w:b/>
-          <w:color w:val="000000"/>
-          <w:sz w:val="32"/>
-        </w:rPr>
-        <w:br/>
+        <w:lastRenderedPageBreak/>
         <w:t>Основные операции Git</w:t>
       </w:r>
     </w:p>
     <w:p>
       <w:pPr>
         <w:pStyle w:val="1"/>
-        <w:spacing w:before="200" w:after="160"/>
+        <w:spacing w:after="160"/>
         <w:jc w:val="center"/>
       </w:pPr>
       <w:r>
@@ -1766,13 +1797,13 @@
           <w:color w:val="000000"/>
           <w:sz w:val="28"/>
         </w:rPr>
-        <w:t>Получить практические навыки организации окружения для работы с Git, освоить создание репозитория, подготовку и фиксацию изменений, просмотр истории и переключение между фиксациями.</w:t>
+        <w:t>Получить навыки организации окружения для корректной работы Git, познакомиться с основными принципами и командами для выполнения и поиска фиксаций.</w:t>
       </w:r>
     </w:p>
     <w:p>
       <w:pPr>
         <w:pStyle w:val="1"/>
-        <w:spacing w:before="200" w:after="160"/>
+        <w:spacing w:after="160"/>
         <w:jc w:val="center"/>
       </w:pPr>
       <w:r>
@@ -1780,41 +1811,186 @@
           <w:rFonts w:ascii="Times New Roman" w:eastAsia="Times New Roman" w:hAnsi="Times New Roman"/>
           <w:b/>
         </w:rPr>
+        <w:t>Задачи работы</w:t>
+      </w:r>
+    </w:p>
+    <w:p>
+      <w:pPr>
+        <w:spacing w:after="80" w:line="360" w:lineRule="auto"/>
+        <w:ind w:left="709" w:hanging="397"/>
+      </w:pPr>
+      <w:r>
+        <w:rPr>
+          <w:rFonts w:ascii="Times New Roman" w:eastAsia="Times New Roman" w:hAnsi="Times New Roman"/>
+          <w:color w:val="000000"/>
+          <w:sz w:val="28"/>
+        </w:rPr>
+        <w:t>1. Выполнить установку Portable Git и получить в командной строке номер версии системы контроля версий.</w:t>
+      </w:r>
+    </w:p>
+    <w:p>
+      <w:pPr>
+        <w:spacing w:after="80" w:line="360" w:lineRule="auto"/>
+        <w:ind w:left="709" w:hanging="397"/>
+      </w:pPr>
+      <w:r>
+        <w:rPr>
+          <w:rFonts w:ascii="Times New Roman" w:eastAsia="Times New Roman" w:hAnsi="Times New Roman"/>
+          <w:color w:val="000000"/>
+          <w:sz w:val="28"/>
+        </w:rPr>
+        <w:t>2. Настроить иерархию директорий для работы с проектами.</w:t>
+      </w:r>
+    </w:p>
+    <w:p>
+      <w:pPr>
+        <w:spacing w:after="80" w:line="360" w:lineRule="auto"/>
+        <w:ind w:left="709" w:hanging="397"/>
+      </w:pPr>
+      <w:r>
+        <w:rPr>
+          <w:rFonts w:ascii="Times New Roman" w:eastAsia="Times New Roman" w:hAnsi="Times New Roman"/>
+          <w:color w:val="000000"/>
+          <w:sz w:val="28"/>
+        </w:rPr>
+        <w:t>3. Создать новый проект Project1.</w:t>
+      </w:r>
+    </w:p>
+    <w:p>
+      <w:pPr>
+        <w:spacing w:after="80" w:line="360" w:lineRule="auto"/>
+        <w:ind w:left="709" w:hanging="397"/>
+      </w:pPr>
+      <w:r>
+        <w:rPr>
+          <w:rFonts w:ascii="Times New Roman" w:eastAsia="Times New Roman" w:hAnsi="Times New Roman"/>
+          <w:color w:val="000000"/>
+          <w:sz w:val="28"/>
+        </w:rPr>
+        <w:t>4. Создать файл в проекте и внести в этот файл одну или несколько строк текста.</w:t>
+      </w:r>
+    </w:p>
+    <w:p>
+      <w:pPr>
+        <w:spacing w:after="80" w:line="360" w:lineRule="auto"/>
+        <w:ind w:left="709" w:hanging="397"/>
+      </w:pPr>
+      <w:r>
+        <w:rPr>
+          <w:rFonts w:ascii="Times New Roman" w:eastAsia="Times New Roman" w:hAnsi="Times New Roman"/>
+          <w:color w:val="000000"/>
+          <w:sz w:val="28"/>
+        </w:rPr>
+        <w:t>5. Выполнить фиксацию с комментарием и убедиться в том, что фиксация создана.</w:t>
+      </w:r>
+    </w:p>
+    <w:p>
+      <w:pPr>
+        <w:spacing w:after="80" w:line="360" w:lineRule="auto"/>
+        <w:ind w:left="709" w:hanging="397"/>
+      </w:pPr>
+      <w:r>
+        <w:rPr>
+          <w:rFonts w:ascii="Times New Roman" w:eastAsia="Times New Roman" w:hAnsi="Times New Roman"/>
+          <w:color w:val="000000"/>
+          <w:sz w:val="28"/>
+        </w:rPr>
+        <w:t>6. Создать еще несколько фиксаций (не меньше четырех), добавляя, изменяя или переименовывая файлы в каждой из фиксаций.</w:t>
+      </w:r>
+    </w:p>
+    <w:p>
+      <w:pPr>
+        <w:spacing w:after="80" w:line="360" w:lineRule="auto"/>
+        <w:ind w:left="709" w:hanging="397"/>
+      </w:pPr>
+      <w:r>
+        <w:rPr>
+          <w:rFonts w:ascii="Times New Roman" w:eastAsia="Times New Roman" w:hAnsi="Times New Roman"/>
+          <w:color w:val="000000"/>
+          <w:sz w:val="28"/>
+        </w:rPr>
+        <w:t>7. В одной из фиксаций добавить только часть изменений в одном или нескольких файлах и убедиться в этом.</w:t>
+      </w:r>
+    </w:p>
+    <w:p>
+      <w:pPr>
+        <w:spacing w:after="80" w:line="360" w:lineRule="auto"/>
+        <w:ind w:left="709" w:hanging="397"/>
+      </w:pPr>
+      <w:r>
+        <w:rPr>
+          <w:rFonts w:ascii="Times New Roman" w:eastAsia="Times New Roman" w:hAnsi="Times New Roman"/>
+          <w:color w:val="000000"/>
+          <w:sz w:val="28"/>
+        </w:rPr>
+        <w:t>8. Осуществить переключение между фиксациями и убедиться в изменениях файлов в рабочем каталоге.</w:t>
+      </w:r>
+    </w:p>
+    <w:p>
+      <w:r>
+        <w:br w:type="page"/>
+      </w:r>
+    </w:p>
+    <w:p>
+      <w:pPr>
+        <w:pStyle w:val="1"/>
+        <w:spacing w:after="160"/>
+        <w:jc w:val="center"/>
+      </w:pPr>
+      <w:r>
+        <w:rPr>
+          <w:rFonts w:ascii="Times New Roman" w:eastAsia="Times New Roman" w:hAnsi="Times New Roman"/>
+          <w:b/>
+        </w:rPr>
+        <w:lastRenderedPageBreak/>
         <w:t>Среда выполнения</w:t>
+      </w:r>
+    </w:p>
+    <w:p>
+      <w:pPr>
+        <w:spacing w:after="120" w:line="360" w:lineRule="auto"/>
+        <w:ind w:firstLine="709"/>
+        <w:jc w:val="both"/>
+      </w:pPr>
+      <w:r>
+        <w:rPr>
+          <w:rFonts w:ascii="Times New Roman" w:eastAsia="Times New Roman" w:hAnsi="Times New Roman"/>
+          <w:color w:val="000000"/>
+          <w:sz w:val="28"/>
+        </w:rPr>
+        <w:t>Основные параметры среды приведены в таблице 1.</w:t>
+      </w:r>
+    </w:p>
+    <w:p>
+      <w:r>
+        <w:rPr>
+          <w:rFonts w:ascii="Times New Roman" w:eastAsia="Times New Roman" w:hAnsi="Times New Roman"/>
+          <w:color w:val="000000"/>
+          <w:sz w:val="24"/>
+        </w:rPr>
+        <w:t>Таблица 1 – Среда выполнения</w:t>
       </w:r>
     </w:p>
     <w:tbl>
       <w:tblPr>
-        <w:tblW w:w="9369" w:type="dxa"/>
-        <w:tblBorders>
-          <w:top w:val="single" w:sz="8" w:space="0" w:color="D9D9D9"/>
-          <w:left w:val="single" w:sz="8" w:space="0" w:color="D9D9D9"/>
-          <w:bottom w:val="single" w:sz="8" w:space="0" w:color="D9D9D9"/>
-          <w:right w:val="single" w:sz="8" w:space="0" w:color="D9D9D9"/>
-          <w:insideH w:val="single" w:sz="8" w:space="0" w:color="D9D9D9"/>
-          <w:insideV w:val="single" w:sz="8" w:space="0" w:color="D9D9D9"/>
-        </w:tblBorders>
-        <w:tblLayout w:type="fixed"/>
+        <w:tblStyle w:val="ac"/>
+        <w:tblW w:w="0" w:type="auto"/>
         <w:tblLook w:val="04A0" w:firstRow="1" w:lastRow="0" w:firstColumn="1" w:lastColumn="0" w:noHBand="0" w:noVBand="1"/>
       </w:tblPr>
       <w:tblGrid>
-        <w:gridCol w:w="3974"/>
-        <w:gridCol w:w="5395"/>
+        <w:gridCol w:w="4669"/>
+        <w:gridCol w:w="4676"/>
       </w:tblGrid>
       <w:tr>
-        <w:trPr>
-          <w:trHeight w:val="459"/>
-          <w:tblHeader/>
-        </w:trPr>
         <w:tc>
           <w:tcPr>
-            <w:tcW w:w="3974" w:type="dxa"/>
+            <w:tcW w:w="4677" w:type="dxa"/>
             <w:shd w:val="clear" w:color="auto" w:fill="D9EAF7"/>
             <w:tcMar>
               <w:top w:w="100" w:type="dxa"/>
-              <w:left w:w="120" w:type="dxa"/>
+              <w:left w:w="100" w:type="dxa"/>
               <w:bottom w:w="100" w:type="dxa"/>
-              <w:right w:w="120" w:type="dxa"/>
+              <w:right w:w="100" w:type="dxa"/>
             </w:tcMar>
           </w:tcPr>
           <w:p>
@@ -1834,13 +2010,13 @@
         </w:tc>
         <w:tc>
           <w:tcPr>
-            <w:tcW w:w="5395" w:type="dxa"/>
+            <w:tcW w:w="4677" w:type="dxa"/>
             <w:shd w:val="clear" w:color="auto" w:fill="D9EAF7"/>
             <w:tcMar>
               <w:top w:w="100" w:type="dxa"/>
-              <w:left w:w="120" w:type="dxa"/>
+              <w:left w:w="100" w:type="dxa"/>
               <w:bottom w:w="100" w:type="dxa"/>
-              <w:right w:w="120" w:type="dxa"/>
+              <w:right w:w="100" w:type="dxa"/>
             </w:tcMar>
           </w:tcPr>
           <w:p>
@@ -1860,17 +2036,14 @@
         </w:tc>
       </w:tr>
       <w:tr>
-        <w:trPr>
-          <w:trHeight w:val="459"/>
-        </w:trPr>
         <w:tc>
           <w:tcPr>
-            <w:tcW w:w="3974" w:type="dxa"/>
+            <w:tcW w:w="4677" w:type="dxa"/>
             <w:tcMar>
               <w:top w:w="100" w:type="dxa"/>
-              <w:left w:w="120" w:type="dxa"/>
+              <w:left w:w="100" w:type="dxa"/>
               <w:bottom w:w="100" w:type="dxa"/>
-              <w:right w:w="120" w:type="dxa"/>
+              <w:right w:w="100" w:type="dxa"/>
             </w:tcMar>
           </w:tcPr>
           <w:p>
@@ -1886,12 +2059,12 @@
         </w:tc>
         <w:tc>
           <w:tcPr>
-            <w:tcW w:w="5395" w:type="dxa"/>
+            <w:tcW w:w="4677" w:type="dxa"/>
             <w:tcMar>
               <w:top w:w="100" w:type="dxa"/>
-              <w:left w:w="120" w:type="dxa"/>
+              <w:left w:w="100" w:type="dxa"/>
               <w:bottom w:w="100" w:type="dxa"/>
-              <w:right w:w="120" w:type="dxa"/>
+              <w:right w:w="100" w:type="dxa"/>
             </w:tcMar>
           </w:tcPr>
           <w:p>
@@ -1907,17 +2080,14 @@
         </w:tc>
       </w:tr>
       <w:tr>
-        <w:trPr>
-          <w:trHeight w:val="446"/>
-        </w:trPr>
         <w:tc>
           <w:tcPr>
-            <w:tcW w:w="3974" w:type="dxa"/>
+            <w:tcW w:w="4677" w:type="dxa"/>
             <w:tcMar>
               <w:top w:w="100" w:type="dxa"/>
-              <w:left w:w="120" w:type="dxa"/>
+              <w:left w:w="100" w:type="dxa"/>
               <w:bottom w:w="100" w:type="dxa"/>
-              <w:right w:w="120" w:type="dxa"/>
+              <w:right w:w="100" w:type="dxa"/>
             </w:tcMar>
           </w:tcPr>
           <w:p>
@@ -1933,12 +2103,12 @@
         </w:tc>
         <w:tc>
           <w:tcPr>
-            <w:tcW w:w="5395" w:type="dxa"/>
+            <w:tcW w:w="4677" w:type="dxa"/>
             <w:tcMar>
               <w:top w:w="100" w:type="dxa"/>
-              <w:left w:w="120" w:type="dxa"/>
+              <w:left w:w="100" w:type="dxa"/>
               <w:bottom w:w="100" w:type="dxa"/>
-              <w:right w:w="120" w:type="dxa"/>
+              <w:right w:w="100" w:type="dxa"/>
             </w:tcMar>
           </w:tcPr>
           <w:p>
@@ -1954,17 +2124,14 @@
         </w:tc>
       </w:tr>
       <w:tr>
-        <w:trPr>
-          <w:trHeight w:val="459"/>
-        </w:trPr>
         <w:tc>
           <w:tcPr>
-            <w:tcW w:w="3974" w:type="dxa"/>
+            <w:tcW w:w="4677" w:type="dxa"/>
             <w:tcMar>
               <w:top w:w="100" w:type="dxa"/>
-              <w:left w:w="120" w:type="dxa"/>
+              <w:left w:w="100" w:type="dxa"/>
               <w:bottom w:w="100" w:type="dxa"/>
-              <w:right w:w="120" w:type="dxa"/>
+              <w:right w:w="100" w:type="dxa"/>
             </w:tcMar>
           </w:tcPr>
           <w:p>
@@ -1974,18 +2141,18 @@
                 <w:color w:val="000000"/>
                 <w:sz w:val="24"/>
               </w:rPr>
-              <w:t>Версия Git</w:t>
+              <w:t>Portable Git</w:t>
             </w:r>
           </w:p>
         </w:tc>
         <w:tc>
           <w:tcPr>
-            <w:tcW w:w="5395" w:type="dxa"/>
+            <w:tcW w:w="4677" w:type="dxa"/>
             <w:tcMar>
               <w:top w:w="100" w:type="dxa"/>
-              <w:left w:w="120" w:type="dxa"/>
+              <w:left w:w="100" w:type="dxa"/>
               <w:bottom w:w="100" w:type="dxa"/>
-              <w:right w:w="120" w:type="dxa"/>
+              <w:right w:w="100" w:type="dxa"/>
             </w:tcMar>
           </w:tcPr>
           <w:p>
@@ -1995,23 +2162,20 @@
                 <w:color w:val="000000"/>
                 <w:sz w:val="24"/>
               </w:rPr>
-              <w:t>2.53.0</w:t>
+              <w:t>отдельный каталог PortableGit, версия 2.53.0</w:t>
             </w:r>
           </w:p>
         </w:tc>
       </w:tr>
       <w:tr>
-        <w:trPr>
-          <w:trHeight w:val="459"/>
-        </w:trPr>
         <w:tc>
           <w:tcPr>
-            <w:tcW w:w="3974" w:type="dxa"/>
+            <w:tcW w:w="4677" w:type="dxa"/>
             <w:tcMar>
               <w:top w:w="100" w:type="dxa"/>
-              <w:left w:w="120" w:type="dxa"/>
+              <w:left w:w="100" w:type="dxa"/>
               <w:bottom w:w="100" w:type="dxa"/>
-              <w:right w:w="120" w:type="dxa"/>
+              <w:right w:w="100" w:type="dxa"/>
             </w:tcMar>
           </w:tcPr>
           <w:p>
@@ -2021,18 +2185,18 @@
                 <w:color w:val="000000"/>
                 <w:sz w:val="24"/>
               </w:rPr>
-              <w:t>Корень репозитория</w:t>
+              <w:t>Обычный Git</w:t>
             </w:r>
           </w:p>
         </w:tc>
         <w:tc>
           <w:tcPr>
-            <w:tcW w:w="5395" w:type="dxa"/>
+            <w:tcW w:w="4677" w:type="dxa"/>
             <w:tcMar>
               <w:top w:w="100" w:type="dxa"/>
-              <w:left w:w="120" w:type="dxa"/>
+              <w:left w:w="100" w:type="dxa"/>
               <w:bottom w:w="100" w:type="dxa"/>
-              <w:right w:w="120" w:type="dxa"/>
+              <w:right w:w="100" w:type="dxa"/>
             </w:tcMar>
           </w:tcPr>
           <w:p>
@@ -2042,23 +2206,20 @@
                 <w:color w:val="000000"/>
                 <w:sz w:val="24"/>
               </w:rPr>
-              <w:t>/Users/annatemeshova/Desktop/PI</w:t>
+              <w:t>версия 2.53.0; использовался в последующих задачах</w:t>
             </w:r>
           </w:p>
         </w:tc>
       </w:tr>
       <w:tr>
-        <w:trPr>
-          <w:trHeight w:val="446"/>
-        </w:trPr>
         <w:tc>
           <w:tcPr>
-            <w:tcW w:w="3974" w:type="dxa"/>
+            <w:tcW w:w="4677" w:type="dxa"/>
             <w:tcMar>
               <w:top w:w="100" w:type="dxa"/>
-              <w:left w:w="120" w:type="dxa"/>
+              <w:left w:w="100" w:type="dxa"/>
               <w:bottom w:w="100" w:type="dxa"/>
-              <w:right w:w="120" w:type="dxa"/>
+              <w:right w:w="100" w:type="dxa"/>
             </w:tcMar>
           </w:tcPr>
           <w:p>
@@ -2068,18 +2229,18 @@
                 <w:color w:val="000000"/>
                 <w:sz w:val="24"/>
               </w:rPr>
-              <w:t>Учебный проект</w:t>
+              <w:t>Общий репозиторий</w:t>
             </w:r>
           </w:p>
         </w:tc>
         <w:tc>
           <w:tcPr>
-            <w:tcW w:w="5395" w:type="dxa"/>
+            <w:tcW w:w="4677" w:type="dxa"/>
             <w:tcMar>
               <w:top w:w="100" w:type="dxa"/>
-              <w:left w:w="120" w:type="dxa"/>
+              <w:left w:w="100" w:type="dxa"/>
               <w:bottom w:w="100" w:type="dxa"/>
-              <w:right w:w="120" w:type="dxa"/>
+              <w:right w:w="100" w:type="dxa"/>
             </w:tcMar>
           </w:tcPr>
           <w:p>
@@ -2089,7 +2250,77 @@
                 <w:color w:val="000000"/>
                 <w:sz w:val="24"/>
               </w:rPr>
-              <w:t>Project1</w:t>
+              <w:t>/Users/annatemeshova/Desktop/PI</w:t>
+            </w:r>
+          </w:p>
+        </w:tc>
+      </w:tr>
+      <w:tr>
+        <w:tc>
+          <w:tcPr>
+            <w:tcW w:w="4677" w:type="dxa"/>
+            <w:tcMar>
+              <w:top w:w="100" w:type="dxa"/>
+              <w:left w:w="100" w:type="dxa"/>
+              <w:bottom w:w="100" w:type="dxa"/>
+              <w:right w:w="100" w:type="dxa"/>
+            </w:tcMar>
+          </w:tcPr>
+          <w:p>
+            <w:r>
+              <w:rPr>
+                <w:rFonts w:ascii="Times New Roman" w:eastAsia="Times New Roman" w:hAnsi="Times New Roman"/>
+                <w:color w:val="000000"/>
+                <w:sz w:val="24"/>
+              </w:rPr>
+              <w:t>Репозиторий лабораторной</w:t>
+            </w:r>
+          </w:p>
+        </w:tc>
+        <w:tc>
+          <w:tcPr>
+            <w:tcW w:w="4677" w:type="dxa"/>
+            <w:tcMar>
+              <w:top w:w="100" w:type="dxa"/>
+              <w:left w:w="100" w:type="dxa"/>
+              <w:bottom w:w="100" w:type="dxa"/>
+              <w:right w:w="100" w:type="dxa"/>
+            </w:tcMar>
+          </w:tcPr>
+          <w:p>
+            <w:pPr>
+              <w:rPr>
+                <w:lang w:val="en-US"/>
+              </w:rPr>
+            </w:pPr>
+            <w:r>
+              <w:rPr>
+                <w:rFonts w:ascii="Times New Roman" w:eastAsia="Times New Roman" w:hAnsi="Times New Roman"/>
+                <w:color w:val="000000"/>
+                <w:sz w:val="24"/>
+                <w:lang w:val="en-US"/>
+              </w:rPr>
+              <w:t>/Users/</w:t>
+            </w:r>
+            <w:proofErr w:type="spellStart"/>
+            <w:r>
+              <w:rPr>
+                <w:rFonts w:ascii="Times New Roman" w:eastAsia="Times New Roman" w:hAnsi="Times New Roman"/>
+                <w:color w:val="000000"/>
+                <w:sz w:val="24"/>
+                <w:lang w:val="en-US"/>
+              </w:rPr>
+              <w:t>annatemeshova</w:t>
+            </w:r>
+            <w:proofErr w:type="spellEnd"/>
+            <w:r>
+              <w:rPr>
+                <w:rFonts w:ascii="Times New Roman" w:eastAsia="Times New Roman" w:hAnsi="Times New Roman"/>
+                <w:color w:val="000000"/>
+                <w:sz w:val="24"/>
+                <w:lang w:val="en-US"/>
+              </w:rPr>
+              <w:t>/Desktop/PI/Project1</w:t>
             </w:r>
           </w:p>
         </w:tc>
@@ -2100,14 +2331,26 @@
         <w:spacing w:after="120" w:line="360" w:lineRule="auto"/>
         <w:ind w:firstLine="709"/>
         <w:jc w:val="both"/>
-      </w:pPr>
-      <w:r>
-        <w:rPr>
-          <w:rFonts w:ascii="Times New Roman" w:eastAsia="Times New Roman" w:hAnsi="Times New Roman"/>
-          <w:color w:val="000000"/>
-          <w:sz w:val="28"/>
-        </w:rPr>
-        <w:t>Git был установлен до начала работы, поэтому повторная установка не выполнялась. Доступность программы подтверждена выводом номера версии.</w:t>
+        <w:rPr>
+          <w:rFonts w:ascii="Times New Roman" w:eastAsia="Times New Roman" w:hAnsi="Times New Roman"/>
+          <w:color w:val="000000"/>
+          <w:sz w:val="28"/>
+        </w:rPr>
+      </w:pPr>
+    </w:p>
+    <w:p>
+      <w:pPr>
+        <w:spacing w:after="120" w:line="360" w:lineRule="auto"/>
+        <w:ind w:firstLine="709"/>
+        <w:jc w:val="both"/>
+      </w:pPr>
+      <w:r>
+        <w:rPr>
+          <w:rFonts w:ascii="Times New Roman" w:eastAsia="Times New Roman" w:hAnsi="Times New Roman"/>
+          <w:color w:val="000000"/>
+          <w:sz w:val="28"/>
+        </w:rPr>
+        <w:t>В таблице 1 зафиксировано, что лабораторная выполнялась в отдельном репозитории Project1 внутри общего репозитория PI.</w:t>
       </w:r>
     </w:p>
     <w:p>
@@ -2118,7 +2361,7 @@
     <w:p>
       <w:pPr>
         <w:pStyle w:val="1"/>
-        <w:spacing w:before="200" w:after="160"/>
+        <w:spacing w:after="160"/>
         <w:jc w:val="center"/>
       </w:pPr>
       <w:r>
@@ -2147,7 +2390,6 @@
         <w:rPr>
           <w:rFonts w:ascii="Times New Roman" w:eastAsia="Times New Roman" w:hAnsi="Times New Roman"/>
           <w:b/>
-          <w:lang w:val="en-US"/>
         </w:rPr>
         <w:t>.</w:t>
       </w:r>
@@ -2156,7 +2398,7 @@
           <w:rFonts w:ascii="Times New Roman" w:eastAsia="Times New Roman" w:hAnsi="Times New Roman"/>
           <w:b/>
         </w:rPr>
-        <w:t xml:space="preserve"> Проверка Git и структуры каталогов</w:t>
+        <w:t xml:space="preserve"> Выполнить установку Portable Git и получить в командной строке номер версии системы контроля версий.</w:t>
       </w:r>
     </w:p>
     <w:p>
@@ -2171,55 +2413,53 @@
           <w:color w:val="000000"/>
           <w:sz w:val="28"/>
         </w:rPr>
-        <w:t>В терминале были выведены текущий каталог, версия Git и иерархия папок. Единственный каталог .git находится в корне PI, поэтому все будущие лабораторные могут храниться в одном репозитории.</w:t>
+        <w:t>Для выполнения первой задачи Portable Git был установлен в отдельный каталог PortableGit. Работоспособность переносимой версии проверена запуском исполняемого файла из этого каталога. Поскольку в задании требуется установить Portable Git, но дальнейшую работу необязательно выполнять именно в переносимой среде, остальные операции лабораторной работы проводились с помощью обычного Git. Результаты обеих проверок показаны на рисунке 1.</w:t>
       </w:r>
     </w:p>
     <w:p>
       <w:pPr>
         <w:spacing w:after="120"/>
         <w:ind w:left="709"/>
-        <w:rPr>
-          <w:lang w:val="en-US"/>
-        </w:rPr>
-      </w:pPr>
-      <w:r>
-        <w:rPr>
-          <w:rFonts w:ascii="Times New Roman" w:eastAsia="Times New Roman" w:hAnsi="Times New Roman"/>
-          <w:b/>
-          <w:color w:val="000000"/>
-          <w:sz w:val="28"/>
-        </w:rPr>
-        <w:t>Команда</w:t>
-      </w:r>
-      <w:r>
-        <w:rPr>
-          <w:rFonts w:ascii="Times New Roman" w:eastAsia="Times New Roman" w:hAnsi="Times New Roman"/>
-          <w:b/>
-          <w:color w:val="000000"/>
-          <w:sz w:val="28"/>
-          <w:lang w:val="en-US"/>
-        </w:rPr>
-        <w:t xml:space="preserve">: </w:t>
-      </w:r>
-      <w:proofErr w:type="spellStart"/>
+      </w:pPr>
+      <w:r>
+        <w:rPr>
+          <w:rFonts w:ascii="Times New Roman" w:eastAsia="Times New Roman" w:hAnsi="Times New Roman"/>
+          <w:b/>
+          <w:color w:val="000000"/>
+          <w:sz w:val="28"/>
+        </w:rPr>
+        <w:t xml:space="preserve">Команда: </w:t>
+      </w:r>
       <w:r>
         <w:rPr>
           <w:rFonts w:ascii="Menlo" w:eastAsia="Menlo" w:hAnsi="Menlo"/>
           <w:color w:val="000000"/>
           <w:sz w:val="21"/>
-          <w:lang w:val="en-US"/>
-        </w:rPr>
-        <w:t>pwd</w:t>
-      </w:r>
-      <w:proofErr w:type="spellEnd"/>
+        </w:rPr>
+        <w:t>../PortableGit/bin/git --version</w:t>
+      </w:r>
+    </w:p>
+    <w:p>
+      <w:pPr>
+        <w:spacing w:after="120"/>
+        <w:ind w:left="709"/>
+      </w:pPr>
+      <w:r>
+        <w:rPr>
+          <w:rFonts w:ascii="Times New Roman" w:eastAsia="Times New Roman" w:hAnsi="Times New Roman"/>
+          <w:b/>
+          <w:color w:val="000000"/>
+          <w:sz w:val="28"/>
+        </w:rPr>
+        <w:t xml:space="preserve">Команда: </w:t>
+      </w:r>
       <w:r>
         <w:rPr>
           <w:rFonts w:ascii="Menlo" w:eastAsia="Menlo" w:hAnsi="Menlo"/>
           <w:color w:val="000000"/>
           <w:sz w:val="21"/>
-          <w:lang w:val="en-US"/>
-        </w:rPr>
-        <w:t>; git --version; git status --short --branch</w:t>
+        </w:rPr>
+        <w:t>git --version</w:t>
       </w:r>
     </w:p>
     <w:p>
@@ -2232,10 +2472,10 @@
           <w:noProof/>
         </w:rPr>
         <w:drawing>
-          <wp:inline distT="0" distB="0" distL="0" distR="0" wp14:anchorId="3497E567" wp14:editId="42486115">
-            <wp:extent cx="5577840" cy="3137535"/>
+          <wp:inline distT="0" distB="0" distL="0" distR="0" wp14:anchorId="0E90CAF4" wp14:editId="63C6B4F3">
+            <wp:extent cx="5532120" cy="3111818"/>
             <wp:effectExtent l="0" t="0" r="0" b="0"/>
-            <wp:docPr id="8" name="Picture 8" descr="Вывод версии Git, статуса и структуры папок"/>
+            <wp:docPr id="8" name="Picture 8" descr="Проверка Portable Git и обычного Git"/>
             <wp:cNvGraphicFramePr>
               <a:graphicFrameLocks xmlns:a="http://schemas.openxmlformats.org/drawingml/2006/main" noChangeAspect="1"/>
             </wp:cNvGraphicFramePr>
@@ -2255,7 +2495,7 @@
                   <pic:spPr>
                     <a:xfrm>
                       <a:off x="0" y="0"/>
-                      <a:ext cx="5577840" cy="3137535"/>
+                      <a:ext cx="5532120" cy="3111818"/>
                     </a:xfrm>
                     <a:prstGeom prst="rect">
                       <a:avLst/>
@@ -2271,7 +2511,6 @@
     <w:p>
       <w:pPr>
         <w:keepNext/>
-        <w:spacing w:before="80"/>
         <w:jc w:val="center"/>
       </w:pPr>
       <w:r>
@@ -2280,7 +2519,7 @@
           <w:color w:val="000000"/>
           <w:sz w:val="24"/>
         </w:rPr>
-        <w:t>Рисунок 1 - Проверка Git и структуры каталогов</w:t>
+        <w:t>Рисунок 1 – Проверка Portable Git и обычного Git</w:t>
       </w:r>
     </w:p>
     <w:p>
@@ -2296,15 +2535,15 @@
           <w:color w:val="000000"/>
           <w:sz w:val="28"/>
         </w:rPr>
-        <w:t xml:space="preserve">Результат: </w:t>
-      </w:r>
-      <w:r>
-        <w:rPr>
-          <w:rFonts w:ascii="Times New Roman" w:eastAsia="Times New Roman" w:hAnsi="Times New Roman"/>
-          <w:color w:val="000000"/>
-          <w:sz w:val="28"/>
-        </w:rPr>
-        <w:t>Git версии 2.53.0 доступен; каталог Project1 создан внутри общего репозитория.</w:t>
+        <w:t xml:space="preserve">Пояснение: </w:t>
+      </w:r>
+      <w:r>
+        <w:rPr>
+          <w:rFonts w:ascii="Times New Roman" w:eastAsia="Times New Roman" w:hAnsi="Times New Roman"/>
+          <w:color w:val="000000"/>
+          <w:sz w:val="28"/>
+        </w:rPr>
+        <w:t>На рисунке 1 показано наличие отдельного каталога PortableGit и получение версии 2.53.0 при запуске установленной в нём переносимой версии. Команда git --version также подтверждает доступность обычного Git, который использовался при выполнении последующих задач.</w:t>
       </w:r>
     </w:p>
     <w:p>
@@ -2330,7 +2569,6 @@
         <w:rPr>
           <w:rFonts w:ascii="Times New Roman" w:eastAsia="Times New Roman" w:hAnsi="Times New Roman"/>
           <w:b/>
-          <w:lang w:val="en-US"/>
         </w:rPr>
         <w:t>.</w:t>
       </w:r>
@@ -2339,7 +2577,7 @@
           <w:rFonts w:ascii="Times New Roman" w:eastAsia="Times New Roman" w:hAnsi="Times New Roman"/>
           <w:b/>
         </w:rPr>
-        <w:t xml:space="preserve"> Создание файла и первой фиксации</w:t>
+        <w:t xml:space="preserve"> Настроить иерархию директорий для работы с проектами.</w:t>
       </w:r>
     </w:p>
     <w:p>
@@ -2354,7 +2592,7 @@
           <w:color w:val="000000"/>
           <w:sz w:val="28"/>
         </w:rPr>
-        <w:t>В Project1 создан project.txt с кратким описанием. Файл был добавлен в индекс и зафиксирован с комментарием.</w:t>
+        <w:t>В общем каталоге PI созданы Project1 для первой лабораторной и Отчеты/ЛР1 для документации. Иерархия показана на рисунке 2.</w:t>
       </w:r>
     </w:p>
     <w:p>
@@ -2377,30 +2615,7 @@
           <w:color w:val="000000"/>
           <w:sz w:val="21"/>
         </w:rPr>
-        <w:t>git add project.txt</w:t>
-      </w:r>
-    </w:p>
-    <w:p>
-      <w:pPr>
-        <w:spacing w:after="120"/>
-        <w:ind w:left="709"/>
-      </w:pPr>
-      <w:r>
-        <w:rPr>
-          <w:rFonts w:ascii="Times New Roman" w:eastAsia="Times New Roman" w:hAnsi="Times New Roman"/>
-          <w:b/>
-          <w:color w:val="000000"/>
-          <w:sz w:val="28"/>
-        </w:rPr>
-        <w:t xml:space="preserve">Команда: </w:t>
-      </w:r>
-      <w:r>
-        <w:rPr>
-          <w:rFonts w:ascii="Menlo" w:eastAsia="Menlo" w:hAnsi="Menlo"/>
-          <w:color w:val="000000"/>
-          <w:sz w:val="21"/>
-        </w:rPr>
-        <w:t>git commit -m 'Создан проект Project1'</w:t>
+        <w:t>ls -d Project1 Отчеты Отчеты/ЛР1</w:t>
       </w:r>
     </w:p>
     <w:p>
@@ -2413,10 +2628,10 @@
           <w:noProof/>
         </w:rPr>
         <w:drawing>
-          <wp:inline distT="0" distB="0" distL="0" distR="0" wp14:anchorId="6DC13319" wp14:editId="27D2496F">
-            <wp:extent cx="5577840" cy="3137535"/>
+          <wp:inline distT="0" distB="0" distL="0" distR="0" wp14:anchorId="5918C4F6" wp14:editId="264906C8">
+            <wp:extent cx="5532120" cy="3111818"/>
             <wp:effectExtent l="0" t="0" r="0" b="0"/>
-            <wp:docPr id="9" name="Picture 9" descr="Первая фиксация проекта Project1"/>
+            <wp:docPr id="9" name="Picture 9" descr="Иерархия каталогов"/>
             <wp:cNvGraphicFramePr>
               <a:graphicFrameLocks xmlns:a="http://schemas.openxmlformats.org/drawingml/2006/main" noChangeAspect="1"/>
             </wp:cNvGraphicFramePr>
@@ -2424,7 +2639,7 @@
               <a:graphicData uri="http://schemas.openxmlformats.org/drawingml/2006/picture">
                 <pic:pic xmlns:pic="http://schemas.openxmlformats.org/drawingml/2006/picture">
                   <pic:nvPicPr>
-                    <pic:cNvPr id="0" name="02_first_commit.png"/>
+                    <pic:cNvPr id="0" name="02_hierarchy.png"/>
                     <pic:cNvPicPr/>
                   </pic:nvPicPr>
                   <pic:blipFill>
@@ -2436,7 +2651,7 @@
                   <pic:spPr>
                     <a:xfrm>
                       <a:off x="0" y="0"/>
-                      <a:ext cx="5577840" cy="3137535"/>
+                      <a:ext cx="5532120" cy="3111818"/>
                     </a:xfrm>
                     <a:prstGeom prst="rect">
                       <a:avLst/>
@@ -2452,7 +2667,6 @@
     <w:p>
       <w:pPr>
         <w:keepNext/>
-        <w:spacing w:before="80"/>
         <w:jc w:val="center"/>
       </w:pPr>
       <w:r>
@@ -2461,7 +2675,7 @@
           <w:color w:val="000000"/>
           <w:sz w:val="24"/>
         </w:rPr>
-        <w:t>Рисунок 2 - Содержимое файла и первый коммит</w:t>
+        <w:t>Рисунок 2 – Иерархия каталогов</w:t>
       </w:r>
     </w:p>
     <w:p>
@@ -2477,15 +2691,15 @@
           <w:color w:val="000000"/>
           <w:sz w:val="28"/>
         </w:rPr>
-        <w:t xml:space="preserve">Результат: </w:t>
-      </w:r>
-      <w:r>
-        <w:rPr>
-          <w:rFonts w:ascii="Times New Roman" w:eastAsia="Times New Roman" w:hAnsi="Times New Roman"/>
-          <w:color w:val="000000"/>
-          <w:sz w:val="28"/>
-        </w:rPr>
-        <w:t>Создан корневой коммит e5525ee, включающий файл project.txt.</w:t>
+        <w:t xml:space="preserve">Пояснение: </w:t>
+      </w:r>
+      <w:r>
+        <w:rPr>
+          <w:rFonts w:ascii="Times New Roman" w:eastAsia="Times New Roman" w:hAnsi="Times New Roman"/>
+          <w:color w:val="000000"/>
+          <w:sz w:val="28"/>
+        </w:rPr>
+        <w:t>На рисунке 2 видно, что проект и отчёт разнесены по разным каталогам. Каталог PI остаётся общим для выгрузки всех лабораторных.</w:t>
       </w:r>
     </w:p>
     <w:p>
@@ -2520,7 +2734,7 @@
           <w:rFonts w:ascii="Times New Roman" w:eastAsia="Times New Roman" w:hAnsi="Times New Roman"/>
           <w:b/>
         </w:rPr>
-        <w:t xml:space="preserve"> Добавление изменение и переименование файла</w:t>
+        <w:t xml:space="preserve"> Создать новый проект Project1.</w:t>
       </w:r>
     </w:p>
     <w:p>
@@ -2535,13 +2749,36 @@
           <w:color w:val="000000"/>
           <w:sz w:val="28"/>
         </w:rPr>
-        <w:t>После первой фиксации был добавлен notes.txt, затем изменён project.txt, а файл заметок переименован в git-notes.txt. Каждая операция зафиксирована отдельно.</w:t>
+        <w:t>В Project1 выполнена команда git init -b main. Это git init с опцией -b main, которая сразу задаёт имя начальной ветки. Создание подрепозитория и его корень показаны на рисунке 3.</w:t>
       </w:r>
     </w:p>
     <w:p>
       <w:pPr>
         <w:spacing w:after="120"/>
         <w:ind w:left="709"/>
+      </w:pPr>
+      <w:r>
+        <w:rPr>
+          <w:rFonts w:ascii="Times New Roman" w:eastAsia="Times New Roman" w:hAnsi="Times New Roman"/>
+          <w:b/>
+          <w:color w:val="000000"/>
+          <w:sz w:val="28"/>
+        </w:rPr>
+        <w:t xml:space="preserve">Команда: </w:t>
+      </w:r>
+      <w:r>
+        <w:rPr>
+          <w:rFonts w:ascii="Menlo" w:eastAsia="Menlo" w:hAnsi="Menlo"/>
+          <w:color w:val="000000"/>
+          <w:sz w:val="21"/>
+        </w:rPr>
+        <w:t>git init -b main</w:t>
+      </w:r>
+    </w:p>
+    <w:p>
+      <w:pPr>
+        <w:spacing w:after="120"/>
+        <w:ind w:left="709"/>
         <w:rPr>
           <w:lang w:val="en-US"/>
         </w:rPr>
@@ -2572,7 +2809,7 @@
           <w:sz w:val="21"/>
           <w:lang w:val="en-US"/>
         </w:rPr>
-        <w:t>git log --</w:t>
+        <w:t>git rev-parse --show-</w:t>
       </w:r>
       <w:proofErr w:type="spellStart"/>
       <w:r>
@@ -2582,38 +2819,9 @@
           <w:sz w:val="21"/>
           <w:lang w:val="en-US"/>
         </w:rPr>
-        <w:t>oneline</w:t>
+        <w:t>toplevel</w:t>
       </w:r>
       <w:proofErr w:type="spellEnd"/>
-      <w:r>
-        <w:rPr>
-          <w:rFonts w:ascii="Menlo" w:eastAsia="Menlo" w:hAnsi="Menlo"/>
-          <w:color w:val="000000"/>
-          <w:sz w:val="21"/>
-          <w:lang w:val="en-US"/>
-        </w:rPr>
-        <w:t xml:space="preserve"> --reverse --stat e5525</w:t>
-      </w:r>
-      <w:proofErr w:type="gramStart"/>
-      <w:r>
-        <w:rPr>
-          <w:rFonts w:ascii="Menlo" w:eastAsia="Menlo" w:hAnsi="Menlo"/>
-          <w:color w:val="000000"/>
-          <w:sz w:val="21"/>
-          <w:lang w:val="en-US"/>
-        </w:rPr>
-        <w:t>ee..</w:t>
-      </w:r>
-      <w:proofErr w:type="gramEnd"/>
-      <w:r>
-        <w:rPr>
-          <w:rFonts w:ascii="Menlo" w:eastAsia="Menlo" w:hAnsi="Menlo"/>
-          <w:color w:val="000000"/>
-          <w:sz w:val="21"/>
-          <w:lang w:val="en-US"/>
-        </w:rPr>
-        <w:t>44967e1</w:t>
-      </w:r>
     </w:p>
     <w:p>
       <w:pPr>
@@ -2625,10 +2833,10 @@
           <w:noProof/>
         </w:rPr>
         <w:drawing>
-          <wp:inline distT="0" distB="0" distL="0" distR="0" wp14:anchorId="4957EAD6" wp14:editId="4CD8E078">
-            <wp:extent cx="5577840" cy="3137535"/>
+          <wp:inline distT="0" distB="0" distL="0" distR="0" wp14:anchorId="5A95F255" wp14:editId="457E9240">
+            <wp:extent cx="5532120" cy="3111818"/>
             <wp:effectExtent l="0" t="0" r="0" b="0"/>
-            <wp:docPr id="10" name="Picture 10" descr="История трёх фиксаций со статистикой файлов"/>
+            <wp:docPr id="10" name="Picture 10" descr="Инициализация репозитория Project1"/>
             <wp:cNvGraphicFramePr>
               <a:graphicFrameLocks xmlns:a="http://schemas.openxmlformats.org/drawingml/2006/main" noChangeAspect="1"/>
             </wp:cNvGraphicFramePr>
@@ -2636,7 +2844,7 @@
               <a:graphicData uri="http://schemas.openxmlformats.org/drawingml/2006/picture">
                 <pic:pic xmlns:pic="http://schemas.openxmlformats.org/drawingml/2006/picture">
                   <pic:nvPicPr>
-                    <pic:cNvPr id="0" name="03_file_operations.png"/>
+                    <pic:cNvPr id="0" name="03_git_init.png"/>
                     <pic:cNvPicPr/>
                   </pic:nvPicPr>
                   <pic:blipFill>
@@ -2648,7 +2856,7 @@
                   <pic:spPr>
                     <a:xfrm>
                       <a:off x="0" y="0"/>
-                      <a:ext cx="5577840" cy="3137535"/>
+                      <a:ext cx="5532120" cy="3111818"/>
                     </a:xfrm>
                     <a:prstGeom prst="rect">
                       <a:avLst/>
@@ -2664,7 +2872,6 @@
     <w:p>
       <w:pPr>
         <w:keepNext/>
-        <w:spacing w:before="80"/>
         <w:jc w:val="center"/>
       </w:pPr>
       <w:r>
@@ -2673,7 +2880,7 @@
           <w:color w:val="000000"/>
           <w:sz w:val="24"/>
         </w:rPr>
-        <w:t>Рисунок 3 - Фиксации добавления изменения и переименования</w:t>
+        <w:t>Рисунок 3 – Инициализация репозитория Project1</w:t>
       </w:r>
     </w:p>
     <w:p>
@@ -2689,15 +2896,15 @@
           <w:color w:val="000000"/>
           <w:sz w:val="28"/>
         </w:rPr>
-        <w:t xml:space="preserve">Результат: </w:t>
-      </w:r>
-      <w:r>
-        <w:rPr>
-          <w:rFonts w:ascii="Times New Roman" w:eastAsia="Times New Roman" w:hAnsi="Times New Roman"/>
-          <w:color w:val="000000"/>
-          <w:sz w:val="28"/>
-        </w:rPr>
-        <w:t>История содержит фиксации fa5ff2b, d566716 и 44967e1; Git распознал переименование со 100% совпадением.</w:t>
+        <w:t xml:space="preserve">Пояснение: </w:t>
+      </w:r>
+      <w:r>
+        <w:rPr>
+          <w:rFonts w:ascii="Times New Roman" w:eastAsia="Times New Roman" w:hAnsi="Times New Roman"/>
+          <w:color w:val="000000"/>
+          <w:sz w:val="28"/>
+        </w:rPr>
+        <w:t>На рисунке 3 подтверждено создание Project1/.git. Корнем внутреннего репозитория является Project1, а main появилась благодаря опции -b main. Внешний репозиторий PI сохранён отдельно.</w:t>
       </w:r>
     </w:p>
     <w:p>
@@ -2723,7 +2930,6 @@
         <w:rPr>
           <w:rFonts w:ascii="Times New Roman" w:eastAsia="Times New Roman" w:hAnsi="Times New Roman"/>
           <w:b/>
-          <w:lang w:val="en-US"/>
         </w:rPr>
         <w:t>.</w:t>
       </w:r>
@@ -2732,7 +2938,7 @@
           <w:rFonts w:ascii="Times New Roman" w:eastAsia="Times New Roman" w:hAnsi="Times New Roman"/>
           <w:b/>
         </w:rPr>
-        <w:t xml:space="preserve"> Подготовка только части изменений</w:t>
+        <w:t xml:space="preserve"> Создать файл в проекте и внести в этот файл одну или несколько строк текста.</w:t>
       </w:r>
     </w:p>
     <w:p>
@@ -2747,7 +2953,7 @@
           <w:color w:val="000000"/>
           <w:sz w:val="28"/>
         </w:rPr>
-        <w:t>Одновременно были изменены project.txt и git-notes.txt. В индекс добавлен только project.txt. Первая колонка git status --short относится к индексу, вторая - к рабочему каталогу.</w:t>
+        <w:t>В Project1 создан project.txt с двумя строками текста. Содержимое и статус до первой фиксации показаны на рисунке 4.</w:t>
       </w:r>
     </w:p>
     <w:p>
@@ -2784,44 +2990,7 @@
           <w:sz w:val="21"/>
           <w:lang w:val="en-US"/>
         </w:rPr>
-        <w:t>git add project.txt</w:t>
-      </w:r>
-    </w:p>
-    <w:p>
-      <w:pPr>
-        <w:spacing w:after="120"/>
-        <w:ind w:left="709"/>
-        <w:rPr>
-          <w:lang w:val="en-US"/>
-        </w:rPr>
-      </w:pPr>
-      <w:r>
-        <w:rPr>
-          <w:rFonts w:ascii="Times New Roman" w:eastAsia="Times New Roman" w:hAnsi="Times New Roman"/>
-          <w:b/>
-          <w:color w:val="000000"/>
-          <w:sz w:val="28"/>
-        </w:rPr>
-        <w:t>Команда</w:t>
-      </w:r>
-      <w:r>
-        <w:rPr>
-          <w:rFonts w:ascii="Times New Roman" w:eastAsia="Times New Roman" w:hAnsi="Times New Roman"/>
-          <w:b/>
-          <w:color w:val="000000"/>
-          <w:sz w:val="28"/>
-          <w:lang w:val="en-US"/>
-        </w:rPr>
-        <w:t xml:space="preserve">: </w:t>
-      </w:r>
-      <w:r>
-        <w:rPr>
-          <w:rFonts w:ascii="Menlo" w:eastAsia="Menlo" w:hAnsi="Menlo"/>
-          <w:color w:val="000000"/>
-          <w:sz w:val="21"/>
-          <w:lang w:val="en-US"/>
-        </w:rPr>
-        <w:t>git diff --cached --stat; git diff --stat</w:t>
+        <w:t>git status --short -- project.txt</w:t>
       </w:r>
     </w:p>
     <w:p>
@@ -2834,10 +3003,10 @@
           <w:noProof/>
         </w:rPr>
         <w:drawing>
-          <wp:inline distT="0" distB="0" distL="0" distR="0" wp14:anchorId="3728356F" wp14:editId="1C96B500">
-            <wp:extent cx="5577840" cy="3137535"/>
+          <wp:inline distT="0" distB="0" distL="0" distR="0" wp14:anchorId="23BD8641" wp14:editId="38D43FC2">
+            <wp:extent cx="5532120" cy="3111818"/>
             <wp:effectExtent l="0" t="0" r="0" b="0"/>
-            <wp:docPr id="11" name="Picture 11" descr="Сравнение индекса и рабочего каталога"/>
+            <wp:docPr id="11" name="Picture 11" descr="Содержимое файла project.txt"/>
             <wp:cNvGraphicFramePr>
               <a:graphicFrameLocks xmlns:a="http://schemas.openxmlformats.org/drawingml/2006/main" noChangeAspect="1"/>
             </wp:cNvGraphicFramePr>
@@ -2845,7 +3014,7 @@
               <a:graphicData uri="http://schemas.openxmlformats.org/drawingml/2006/picture">
                 <pic:pic xmlns:pic="http://schemas.openxmlformats.org/drawingml/2006/picture">
                   <pic:nvPicPr>
-                    <pic:cNvPr id="0" name="04_partial_staging.png"/>
+                    <pic:cNvPr id="0" name="04_create_file.png"/>
                     <pic:cNvPicPr/>
                   </pic:nvPicPr>
                   <pic:blipFill>
@@ -2857,7 +3026,7 @@
                   <pic:spPr>
                     <a:xfrm>
                       <a:off x="0" y="0"/>
-                      <a:ext cx="5577840" cy="3137535"/>
+                      <a:ext cx="5532120" cy="3111818"/>
                     </a:xfrm>
                     <a:prstGeom prst="rect">
                       <a:avLst/>
@@ -2873,7 +3042,6 @@
     <w:p>
       <w:pPr>
         <w:keepNext/>
-        <w:spacing w:before="80"/>
         <w:jc w:val="center"/>
       </w:pPr>
       <w:r>
@@ -2882,7 +3050,7 @@
           <w:color w:val="000000"/>
           <w:sz w:val="24"/>
         </w:rPr>
-        <w:t>Рисунок 4 - Разделение подготовленных и неподготовленных изменений</w:t>
+        <w:t>Рисунок 4 – Содержимое файла project.txt</w:t>
       </w:r>
     </w:p>
     <w:p>
@@ -2898,15 +3066,15 @@
           <w:color w:val="000000"/>
           <w:sz w:val="28"/>
         </w:rPr>
-        <w:t xml:space="preserve">Результат: </w:t>
-      </w:r>
-      <w:r>
-        <w:rPr>
-          <w:rFonts w:ascii="Times New Roman" w:eastAsia="Times New Roman" w:hAnsi="Times New Roman"/>
-          <w:color w:val="000000"/>
-          <w:sz w:val="28"/>
-        </w:rPr>
-        <w:t>project.txt подготовлен к коммиту, а изменение git-notes.txt осталось только в рабочем каталоге.</w:t>
+        <w:t xml:space="preserve">Пояснение: </w:t>
+      </w:r>
+      <w:r>
+        <w:rPr>
+          <w:rFonts w:ascii="Times New Roman" w:eastAsia="Times New Roman" w:hAnsi="Times New Roman"/>
+          <w:color w:val="000000"/>
+          <w:sz w:val="28"/>
+        </w:rPr>
+        <w:t>На рисунке 4 видны две исходные строки. Обозначение ?? показывает, что Git обнаружил новый, ещё не отслеживаемый файл.</w:t>
       </w:r>
     </w:p>
     <w:p>
@@ -2932,7 +3100,6 @@
         <w:rPr>
           <w:rFonts w:ascii="Times New Roman" w:eastAsia="Times New Roman" w:hAnsi="Times New Roman"/>
           <w:b/>
-          <w:lang w:val="en-US"/>
         </w:rPr>
         <w:t>.</w:t>
       </w:r>
@@ -2941,7 +3108,7 @@
           <w:rFonts w:ascii="Times New Roman" w:eastAsia="Times New Roman" w:hAnsi="Times New Roman"/>
           <w:b/>
         </w:rPr>
-        <w:t xml:space="preserve"> Частичная фиксация</w:t>
+        <w:t xml:space="preserve"> Выполнить фиксацию с комментарием и убедиться в том, что фиксация создана.</w:t>
       </w:r>
     </w:p>
     <w:p>
@@ -2956,7 +3123,7 @@
           <w:color w:val="000000"/>
           <w:sz w:val="28"/>
         </w:rPr>
-        <w:t>После коммита с комментарием «Частично зафиксированы изменения» повторно проверено состояние. В коммит вошла только новая строка project.txt, а второе изменение сохранилось.</w:t>
+        <w:t>project.txt добавлен в индекс командой git add, после чего создана фиксация с комментарием. Команда git log -1 --oneline подтвердила её наличие, как показано на рисунке 5.</w:t>
       </w:r>
     </w:p>
     <w:p>
@@ -2979,7 +3146,30 @@
           <w:color w:val="000000"/>
           <w:sz w:val="21"/>
         </w:rPr>
-        <w:t>git commit -m 'Частично зафиксированы изменения'</w:t>
+        <w:t>git add project.txt</w:t>
+      </w:r>
+    </w:p>
+    <w:p>
+      <w:pPr>
+        <w:spacing w:after="120"/>
+        <w:ind w:left="709"/>
+      </w:pPr>
+      <w:r>
+        <w:rPr>
+          <w:rFonts w:ascii="Times New Roman" w:eastAsia="Times New Roman" w:hAnsi="Times New Roman"/>
+          <w:b/>
+          <w:color w:val="000000"/>
+          <w:sz w:val="28"/>
+        </w:rPr>
+        <w:t xml:space="preserve">Команда: </w:t>
+      </w:r>
+      <w:r>
+        <w:rPr>
+          <w:rFonts w:ascii="Menlo" w:eastAsia="Menlo" w:hAnsi="Menlo"/>
+          <w:color w:val="000000"/>
+          <w:sz w:val="21"/>
+        </w:rPr>
+        <w:t>git commit -m 'Создан проект Project1'</w:t>
       </w:r>
     </w:p>
     <w:p>
@@ -2992,10 +3182,10 @@
           <w:noProof/>
         </w:rPr>
         <w:drawing>
-          <wp:inline distT="0" distB="0" distL="0" distR="0" wp14:anchorId="5CAA7406" wp14:editId="1231FEC5">
-            <wp:extent cx="5577840" cy="3137535"/>
+          <wp:inline distT="0" distB="0" distL="0" distR="0" wp14:anchorId="419ECEA4" wp14:editId="046A4944">
+            <wp:extent cx="5532120" cy="3111818"/>
             <wp:effectExtent l="0" t="0" r="0" b="0"/>
-            <wp:docPr id="12" name="Picture 12" descr="Частичный коммит и оставшееся изменение"/>
+            <wp:docPr id="12" name="Picture 12" descr="Создание первой фиксации"/>
             <wp:cNvGraphicFramePr>
               <a:graphicFrameLocks xmlns:a="http://schemas.openxmlformats.org/drawingml/2006/main" noChangeAspect="1"/>
             </wp:cNvGraphicFramePr>
@@ -3003,7 +3193,7 @@
               <a:graphicData uri="http://schemas.openxmlformats.org/drawingml/2006/picture">
                 <pic:pic xmlns:pic="http://schemas.openxmlformats.org/drawingml/2006/picture">
                   <pic:nvPicPr>
-                    <pic:cNvPr id="0" name="05_partial_commit.png"/>
+                    <pic:cNvPr id="0" name="05_first_commit.png"/>
                     <pic:cNvPicPr/>
                   </pic:nvPicPr>
                   <pic:blipFill>
@@ -3015,7 +3205,7 @@
                   <pic:spPr>
                     <a:xfrm>
                       <a:off x="0" y="0"/>
-                      <a:ext cx="5577840" cy="3137535"/>
+                      <a:ext cx="5532120" cy="3111818"/>
                     </a:xfrm>
                     <a:prstGeom prst="rect">
                       <a:avLst/>
@@ -3031,7 +3221,6 @@
     <w:p>
       <w:pPr>
         <w:keepNext/>
-        <w:spacing w:before="80"/>
         <w:jc w:val="center"/>
       </w:pPr>
       <w:r>
@@ -3040,7 +3229,7 @@
           <w:color w:val="000000"/>
           <w:sz w:val="24"/>
         </w:rPr>
-        <w:t>Рисунок 5 - Проверка состояния после частичного коммита</w:t>
+        <w:t>Рисунок 5 – Создание первой фиксации</w:t>
       </w:r>
     </w:p>
     <w:p>
@@ -3056,15 +3245,15 @@
           <w:color w:val="000000"/>
           <w:sz w:val="28"/>
         </w:rPr>
-        <w:t xml:space="preserve">Результат: </w:t>
-      </w:r>
-      <w:r>
-        <w:rPr>
-          <w:rFonts w:ascii="Times New Roman" w:eastAsia="Times New Roman" w:hAnsi="Times New Roman"/>
-          <w:color w:val="000000"/>
-          <w:sz w:val="28"/>
-        </w:rPr>
-        <w:t>Коммит 155c1d5 создан, но git-notes.txt по-прежнему отмечен как изменённый. Это подтверждает частичную фиксацию.</w:t>
+        <w:t xml:space="preserve">Пояснение: </w:t>
+      </w:r>
+      <w:r>
+        <w:rPr>
+          <w:rFonts w:ascii="Times New Roman" w:eastAsia="Times New Roman" w:hAnsi="Times New Roman"/>
+          <w:color w:val="000000"/>
+          <w:sz w:val="28"/>
+        </w:rPr>
+        <w:t>На рисунке 5 показан корневой коммит be8d59c с комментарием «Создан проект Project1». В него вошёл один файл с двумя строками.</w:t>
       </w:r>
     </w:p>
     <w:p>
@@ -3090,7 +3279,6 @@
         <w:rPr>
           <w:rFonts w:ascii="Times New Roman" w:eastAsia="Times New Roman" w:hAnsi="Times New Roman"/>
           <w:b/>
-          <w:lang w:val="en-US"/>
         </w:rPr>
         <w:t>.</w:t>
       </w:r>
@@ -3099,7 +3287,7 @@
           <w:rFonts w:ascii="Times New Roman" w:eastAsia="Times New Roman" w:hAnsi="Times New Roman"/>
           <w:b/>
         </w:rPr>
-        <w:t xml:space="preserve"> Просмотр итоговой истории</w:t>
+        <w:t xml:space="preserve"> Создать еще несколько фиксаций (не меньше четырех), добавляя, изменяя или переименовывая файлы в каждой из фиксаций.</w:t>
       </w:r>
     </w:p>
     <w:p>
@@ -3114,64 +3302,30 @@
           <w:color w:val="000000"/>
           <w:sz w:val="28"/>
         </w:rPr>
-        <w:t>Оставшееся изменение git-notes.txt зафиксировано отдельно. Команда git log вывела всю цепочку и статистику изменённых файлов.</w:t>
+        <w:t>После первой фиксации созданы ещё пять: добавлен notes.txt, расширен project.txt, файл заметок переименован в git-notes.txt, а два последних коммита разделили одновременные изменения. Полная история показана на рисунке 6.</w:t>
       </w:r>
     </w:p>
     <w:p>
       <w:pPr>
         <w:spacing w:after="120"/>
         <w:ind w:left="709"/>
-        <w:rPr>
-          <w:lang w:val="en-US"/>
-        </w:rPr>
-      </w:pPr>
-      <w:r>
-        <w:rPr>
-          <w:rFonts w:ascii="Times New Roman" w:eastAsia="Times New Roman" w:hAnsi="Times New Roman"/>
-          <w:b/>
-          <w:color w:val="000000"/>
-          <w:sz w:val="28"/>
-        </w:rPr>
-        <w:t>Команда</w:t>
-      </w:r>
-      <w:r>
-        <w:rPr>
-          <w:rFonts w:ascii="Times New Roman" w:eastAsia="Times New Roman" w:hAnsi="Times New Roman"/>
-          <w:b/>
-          <w:color w:val="000000"/>
-          <w:sz w:val="28"/>
-          <w:lang w:val="en-US"/>
-        </w:rPr>
-        <w:t xml:space="preserve">: </w:t>
+      </w:pPr>
+      <w:r>
+        <w:rPr>
+          <w:rFonts w:ascii="Times New Roman" w:eastAsia="Times New Roman" w:hAnsi="Times New Roman"/>
+          <w:b/>
+          <w:color w:val="000000"/>
+          <w:sz w:val="28"/>
+        </w:rPr>
+        <w:t xml:space="preserve">Команда: </w:t>
       </w:r>
       <w:r>
         <w:rPr>
           <w:rFonts w:ascii="Menlo" w:eastAsia="Menlo" w:hAnsi="Menlo"/>
           <w:color w:val="000000"/>
           <w:sz w:val="21"/>
-          <w:lang w:val="en-US"/>
-        </w:rPr>
-        <w:t>git log --</w:t>
-      </w:r>
-      <w:proofErr w:type="spellStart"/>
-      <w:r>
-        <w:rPr>
-          <w:rFonts w:ascii="Menlo" w:eastAsia="Menlo" w:hAnsi="Menlo"/>
-          <w:color w:val="000000"/>
-          <w:sz w:val="21"/>
-          <w:lang w:val="en-US"/>
-        </w:rPr>
-        <w:t>oneline</w:t>
-      </w:r>
-      <w:proofErr w:type="spellEnd"/>
-      <w:r>
-        <w:rPr>
-          <w:rFonts w:ascii="Menlo" w:eastAsia="Menlo" w:hAnsi="Menlo"/>
-          <w:color w:val="000000"/>
-          <w:sz w:val="21"/>
-          <w:lang w:val="en-US"/>
-        </w:rPr>
-        <w:t xml:space="preserve"> --decorate --stat</w:t>
+        </w:rPr>
+        <w:t>git log --oneline --reverse</w:t>
       </w:r>
     </w:p>
     <w:p>
@@ -3184,10 +3338,10 @@
           <w:noProof/>
         </w:rPr>
         <w:drawing>
-          <wp:inline distT="0" distB="0" distL="0" distR="0" wp14:anchorId="23079752" wp14:editId="7544F0C3">
-            <wp:extent cx="5577840" cy="3137535"/>
+          <wp:inline distT="0" distB="0" distL="0" distR="0" wp14:anchorId="7C896774" wp14:editId="3E52BE5C">
+            <wp:extent cx="5532120" cy="3111818"/>
             <wp:effectExtent l="0" t="0" r="0" b="0"/>
-            <wp:docPr id="13" name="Picture 13" descr="Шесть коммитов со статистикой изменений"/>
+            <wp:docPr id="13" name="Picture 13" descr="История фиксаций в Project1"/>
             <wp:cNvGraphicFramePr>
               <a:graphicFrameLocks xmlns:a="http://schemas.openxmlformats.org/drawingml/2006/main" noChangeAspect="1"/>
             </wp:cNvGraphicFramePr>
@@ -3207,7 +3361,7 @@
                   <pic:spPr>
                     <a:xfrm>
                       <a:off x="0" y="0"/>
-                      <a:ext cx="5577840" cy="3137535"/>
+                      <a:ext cx="5532120" cy="3111818"/>
                     </a:xfrm>
                     <a:prstGeom prst="rect">
                       <a:avLst/>
@@ -3223,7 +3377,6 @@
     <w:p>
       <w:pPr>
         <w:keepNext/>
-        <w:spacing w:before="80"/>
         <w:jc w:val="center"/>
       </w:pPr>
       <w:r>
@@ -3232,7 +3385,7 @@
           <w:color w:val="000000"/>
           <w:sz w:val="24"/>
         </w:rPr>
-        <w:t>Рисунок 6 - Итоговая история репозитория</w:t>
+        <w:t>Рисунок 6 – История фиксаций в Project1</w:t>
       </w:r>
     </w:p>
     <w:p>
@@ -3248,15 +3401,15 @@
           <w:color w:val="000000"/>
           <w:sz w:val="28"/>
         </w:rPr>
-        <w:t xml:space="preserve">Результат: </w:t>
-      </w:r>
-      <w:r>
-        <w:rPr>
-          <w:rFonts w:ascii="Times New Roman" w:eastAsia="Times New Roman" w:hAnsi="Times New Roman"/>
-          <w:color w:val="000000"/>
-          <w:sz w:val="28"/>
-        </w:rPr>
-        <w:t>В истории шесть коммитов: первая фиксация и пять последующих. Последняя фиксация 7dd0210 находится на ветке main.</w:t>
+        <w:t xml:space="preserve">Пояснение: </w:t>
+      </w:r>
+      <w:r>
+        <w:rPr>
+          <w:rFonts w:ascii="Times New Roman" w:eastAsia="Times New Roman" w:hAnsi="Times New Roman"/>
+          <w:color w:val="000000"/>
+          <w:sz w:val="28"/>
+        </w:rPr>
+        <w:t>На рисунке 6 приведены шесть фиксаций: первая и пять последующих, что превышает требуемый минимум. История принадлежит внутреннему репозиторию Project1.</w:t>
       </w:r>
     </w:p>
     <w:p>
@@ -3282,7 +3435,6 @@
         <w:rPr>
           <w:rFonts w:ascii="Times New Roman" w:eastAsia="Times New Roman" w:hAnsi="Times New Roman"/>
           <w:b/>
-          <w:lang w:val="en-US"/>
         </w:rPr>
         <w:t>.</w:t>
       </w:r>
@@ -3291,7 +3443,7 @@
           <w:rFonts w:ascii="Times New Roman" w:eastAsia="Times New Roman" w:hAnsi="Times New Roman"/>
           <w:b/>
         </w:rPr>
-        <w:t xml:space="preserve"> Переключение на раннюю фиксацию</w:t>
+        <w:t xml:space="preserve"> В одной из фиксаций добавить только часть изменений в одном или нескольких файлах и убедиться в этом.</w:t>
       </w:r>
     </w:p>
     <w:p>
@@ -3306,30 +3458,81 @@
           <w:color w:val="000000"/>
           <w:sz w:val="28"/>
         </w:rPr>
-        <w:t>Для проверки изменений рабочего каталога выполнено переключение на первый коммит в режиме detached HEAD. Список отслеживаемых файлов и содержимое project.txt соответствуют начальному состоянию.</w:t>
+        <w:t>Одновременно изменены project.txt и git-notes.txt, но git add project.txt добавил в индекс только первый файл. Команда git status на рисунке 7 разделяет подготовленные и неподготовленные изменения.</w:t>
       </w:r>
     </w:p>
     <w:p>
       <w:pPr>
         <w:spacing w:after="120"/>
         <w:ind w:left="709"/>
-      </w:pPr>
-      <w:r>
-        <w:rPr>
-          <w:rFonts w:ascii="Times New Roman" w:eastAsia="Times New Roman" w:hAnsi="Times New Roman"/>
-          <w:b/>
-          <w:color w:val="000000"/>
-          <w:sz w:val="28"/>
-        </w:rPr>
-        <w:t xml:space="preserve">Команда: </w:t>
+        <w:rPr>
+          <w:lang w:val="en-US"/>
+        </w:rPr>
+      </w:pPr>
+      <w:r>
+        <w:rPr>
+          <w:rFonts w:ascii="Times New Roman" w:eastAsia="Times New Roman" w:hAnsi="Times New Roman"/>
+          <w:b/>
+          <w:color w:val="000000"/>
+          <w:sz w:val="28"/>
+        </w:rPr>
+        <w:t>Команда</w:t>
+      </w:r>
+      <w:r>
+        <w:rPr>
+          <w:rFonts w:ascii="Times New Roman" w:eastAsia="Times New Roman" w:hAnsi="Times New Roman"/>
+          <w:b/>
+          <w:color w:val="000000"/>
+          <w:sz w:val="28"/>
+          <w:lang w:val="en-US"/>
+        </w:rPr>
+        <w:t xml:space="preserve">: </w:t>
       </w:r>
       <w:r>
         <w:rPr>
           <w:rFonts w:ascii="Menlo" w:eastAsia="Menlo" w:hAnsi="Menlo"/>
           <w:color w:val="000000"/>
           <w:sz w:val="21"/>
-        </w:rPr>
-        <w:t>git switch --detach e5525ee</w:t>
+          <w:lang w:val="en-US"/>
+        </w:rPr>
+        <w:t>git add project.txt</w:t>
+      </w:r>
+    </w:p>
+    <w:p>
+      <w:pPr>
+        <w:spacing w:after="120"/>
+        <w:ind w:left="709"/>
+        <w:rPr>
+          <w:lang w:val="en-US"/>
+        </w:rPr>
+      </w:pPr>
+      <w:r>
+        <w:rPr>
+          <w:rFonts w:ascii="Times New Roman" w:eastAsia="Times New Roman" w:hAnsi="Times New Roman"/>
+          <w:b/>
+          <w:color w:val="000000"/>
+          <w:sz w:val="28"/>
+        </w:rPr>
+        <w:t>Команда</w:t>
+      </w:r>
+      <w:r>
+        <w:rPr>
+          <w:rFonts w:ascii="Times New Roman" w:eastAsia="Times New Roman" w:hAnsi="Times New Roman"/>
+          <w:b/>
+          <w:color w:val="000000"/>
+          <w:sz w:val="28"/>
+          <w:lang w:val="en-US"/>
+        </w:rPr>
+        <w:t xml:space="preserve">: </w:t>
+      </w:r>
+      <w:r>
+        <w:rPr>
+          <w:rFonts w:ascii="Menlo" w:eastAsia="Menlo" w:hAnsi="Menlo"/>
+          <w:color w:val="000000"/>
+          <w:sz w:val="21"/>
+          <w:lang w:val="en-US"/>
+        </w:rPr>
+        <w:t>git status -- project.txt git-notes.txt</w:t>
       </w:r>
     </w:p>
     <w:p>
@@ -3342,10 +3545,10 @@
           <w:noProof/>
         </w:rPr>
         <w:drawing>
-          <wp:inline distT="0" distB="0" distL="0" distR="0" wp14:anchorId="70D57015" wp14:editId="4739D096">
-            <wp:extent cx="5577840" cy="3137535"/>
+          <wp:inline distT="0" distB="0" distL="0" distR="0" wp14:anchorId="075D9496" wp14:editId="2C19E4B5">
+            <wp:extent cx="5532120" cy="3111818"/>
             <wp:effectExtent l="0" t="0" r="0" b="0"/>
-            <wp:docPr id="14" name="Picture 14" descr="Переключение на первый коммит и проверка файлов"/>
+            <wp:docPr id="14" name="Picture 14" descr="Выбор части изменений"/>
             <wp:cNvGraphicFramePr>
               <a:graphicFrameLocks xmlns:a="http://schemas.openxmlformats.org/drawingml/2006/main" noChangeAspect="1"/>
             </wp:cNvGraphicFramePr>
@@ -3353,7 +3556,7 @@
               <a:graphicData uri="http://schemas.openxmlformats.org/drawingml/2006/picture">
                 <pic:pic xmlns:pic="http://schemas.openxmlformats.org/drawingml/2006/picture">
                   <pic:nvPicPr>
-                    <pic:cNvPr id="0" name="07_old_commit.png"/>
+                    <pic:cNvPr id="0" name="07_partial_staging.png"/>
                     <pic:cNvPicPr/>
                   </pic:nvPicPr>
                   <pic:blipFill>
@@ -3365,7 +3568,7 @@
                   <pic:spPr>
                     <a:xfrm>
                       <a:off x="0" y="0"/>
-                      <a:ext cx="5577840" cy="3137535"/>
+                      <a:ext cx="5532120" cy="3111818"/>
                     </a:xfrm>
                     <a:prstGeom prst="rect">
                       <a:avLst/>
@@ -3381,7 +3584,6 @@
     <w:p>
       <w:pPr>
         <w:keepNext/>
-        <w:spacing w:before="80"/>
         <w:jc w:val="center"/>
       </w:pPr>
       <w:r>
@@ -3390,7 +3592,7 @@
           <w:color w:val="000000"/>
           <w:sz w:val="24"/>
         </w:rPr>
-        <w:t>Рисунок 7 - Состояние файлов в первой фиксации</w:t>
+        <w:t>Рисунок 7 – Выбор части изменений</w:t>
       </w:r>
     </w:p>
     <w:p>
@@ -3406,50 +3608,15 @@
           <w:color w:val="000000"/>
           <w:sz w:val="28"/>
         </w:rPr>
-        <w:t xml:space="preserve">Результат: </w:t>
-      </w:r>
-      <w:r>
-        <w:rPr>
-          <w:rFonts w:ascii="Times New Roman" w:eastAsia="Times New Roman" w:hAnsi="Times New Roman"/>
-          <w:color w:val="000000"/>
-          <w:sz w:val="28"/>
-        </w:rPr>
-        <w:t>В фиксации e5525ee отсутствует git-notes.txt, а project.txt содержит только исходный текст. Рабочий каталог изменился в соответствии с выбранной точкой истории.</w:t>
-      </w:r>
-    </w:p>
-    <w:p>
-      <w:r>
-        <w:br w:type="page"/>
-      </w:r>
-    </w:p>
-    <w:p>
-      <w:pPr>
-        <w:pStyle w:val="2"/>
-        <w:spacing w:after="160"/>
-        <w:jc w:val="center"/>
-      </w:pPr>
-      <w:r>
-        <w:rPr>
-          <w:rFonts w:ascii="Times New Roman" w:eastAsia="Times New Roman" w:hAnsi="Times New Roman"/>
-          <w:b/>
-        </w:rPr>
-        <w:lastRenderedPageBreak/>
-        <w:t>8</w:t>
-      </w:r>
-      <w:r>
-        <w:rPr>
-          <w:rFonts w:ascii="Times New Roman" w:eastAsia="Times New Roman" w:hAnsi="Times New Roman"/>
-          <w:b/>
-          <w:lang w:val="en-US"/>
-        </w:rPr>
-        <w:t>.</w:t>
-      </w:r>
-      <w:r>
-        <w:rPr>
-          <w:rFonts w:ascii="Times New Roman" w:eastAsia="Times New Roman" w:hAnsi="Times New Roman"/>
-          <w:b/>
-        </w:rPr>
-        <w:t xml:space="preserve"> Возврат на основную ветку</w:t>
+        <w:t xml:space="preserve">Пояснение: </w:t>
+      </w:r>
+      <w:r>
+        <w:rPr>
+          <w:rFonts w:ascii="Times New Roman" w:eastAsia="Times New Roman" w:hAnsi="Times New Roman"/>
+          <w:color w:val="000000"/>
+          <w:sz w:val="28"/>
+        </w:rPr>
+        <w:t>На рисунке 7 project.txt находится в разделе «Changes to be committed», а git-notes.txt — в «Changes not staged for commit». Для коммита выбрана только часть изменений.</w:t>
       </w:r>
     </w:p>
     <w:p>
@@ -3464,44 +3631,30 @@
           <w:color w:val="000000"/>
           <w:sz w:val="28"/>
         </w:rPr>
-        <w:t>После проверки старой версии выполнен возврат на main. Вершиной вновь стал последний коммит, а рабочее дерево перешло в чистое состояние.</w:t>
+        <w:t>После создания коммита повторно выполнена git status. Её вывод приведён на рисунке 8.</w:t>
       </w:r>
     </w:p>
     <w:p>
       <w:pPr>
         <w:spacing w:after="120"/>
         <w:ind w:left="709"/>
-        <w:rPr>
-          <w:lang w:val="en-US"/>
-        </w:rPr>
-      </w:pPr>
-      <w:r>
-        <w:rPr>
-          <w:rFonts w:ascii="Times New Roman" w:eastAsia="Times New Roman" w:hAnsi="Times New Roman"/>
-          <w:b/>
-          <w:color w:val="000000"/>
-          <w:sz w:val="28"/>
-        </w:rPr>
-        <w:t>Команда</w:t>
-      </w:r>
-      <w:r>
-        <w:rPr>
-          <w:rFonts w:ascii="Times New Roman" w:eastAsia="Times New Roman" w:hAnsi="Times New Roman"/>
-          <w:b/>
-          <w:color w:val="000000"/>
-          <w:sz w:val="28"/>
-          <w:lang w:val="en-US"/>
-        </w:rPr>
-        <w:t xml:space="preserve">: </w:t>
+      </w:pPr>
+      <w:r>
+        <w:rPr>
+          <w:rFonts w:ascii="Times New Roman" w:eastAsia="Times New Roman" w:hAnsi="Times New Roman"/>
+          <w:b/>
+          <w:color w:val="000000"/>
+          <w:sz w:val="28"/>
+        </w:rPr>
+        <w:t xml:space="preserve">Команда: </w:t>
       </w:r>
       <w:r>
         <w:rPr>
           <w:rFonts w:ascii="Menlo" w:eastAsia="Menlo" w:hAnsi="Menlo"/>
           <w:color w:val="000000"/>
           <w:sz w:val="21"/>
-          <w:lang w:val="en-US"/>
-        </w:rPr>
-        <w:t>git switch main; git status --short --branch</w:t>
+        </w:rPr>
+        <w:t>git commit -m 'Частично зафиксированы изменения'</w:t>
       </w:r>
     </w:p>
     <w:p>
@@ -3513,11 +3666,12 @@
         <w:rPr>
           <w:noProof/>
         </w:rPr>
+        <w:lastRenderedPageBreak/>
         <w:drawing>
-          <wp:inline distT="0" distB="0" distL="0" distR="0" wp14:anchorId="1003E72F" wp14:editId="00C89DA4">
-            <wp:extent cx="5577840" cy="3137535"/>
+          <wp:inline distT="0" distB="0" distL="0" distR="0" wp14:anchorId="7867BFA7" wp14:editId="3F3069F2">
+            <wp:extent cx="5532120" cy="3111818"/>
             <wp:effectExtent l="0" t="0" r="0" b="0"/>
-            <wp:docPr id="15" name="Picture 15" descr="Возврат на main и чистое состояние репозитория"/>
+            <wp:docPr id="15" name="Picture 15" descr="Проверка после частичной фиксации"/>
             <wp:cNvGraphicFramePr>
               <a:graphicFrameLocks xmlns:a="http://schemas.openxmlformats.org/drawingml/2006/main" noChangeAspect="1"/>
             </wp:cNvGraphicFramePr>
@@ -3525,7 +3679,7 @@
               <a:graphicData uri="http://schemas.openxmlformats.org/drawingml/2006/picture">
                 <pic:pic xmlns:pic="http://schemas.openxmlformats.org/drawingml/2006/picture">
                   <pic:nvPicPr>
-                    <pic:cNvPr id="0" name="08_return_main.png"/>
+                    <pic:cNvPr id="0" name="08_partial_commit.png"/>
                     <pic:cNvPicPr/>
                   </pic:nvPicPr>
                   <pic:blipFill>
@@ -3537,7 +3691,7 @@
                   <pic:spPr>
                     <a:xfrm>
                       <a:off x="0" y="0"/>
-                      <a:ext cx="5577840" cy="3137535"/>
+                      <a:ext cx="5532120" cy="3111818"/>
                     </a:xfrm>
                     <a:prstGeom prst="rect">
                       <a:avLst/>
@@ -3553,7 +3707,6 @@
     <w:p>
       <w:pPr>
         <w:keepNext/>
-        <w:spacing w:before="80"/>
         <w:jc w:val="center"/>
       </w:pPr>
       <w:r>
@@ -3562,7 +3715,7 @@
           <w:color w:val="000000"/>
           <w:sz w:val="24"/>
         </w:rPr>
-        <w:t>Рисунок 8 - Возврат на ветку main</w:t>
+        <w:t>Рисунок 8 – Проверка после частичной фиксации</w:t>
       </w:r>
     </w:p>
     <w:p>
@@ -3578,15 +3731,15 @@
           <w:color w:val="000000"/>
           <w:sz w:val="28"/>
         </w:rPr>
-        <w:t xml:space="preserve">Результат: </w:t>
-      </w:r>
-      <w:r>
-        <w:rPr>
-          <w:rFonts w:ascii="Times New Roman" w:eastAsia="Times New Roman" w:hAnsi="Times New Roman"/>
-          <w:color w:val="000000"/>
-          <w:sz w:val="28"/>
-        </w:rPr>
-        <w:t>HEAD указывает на 7dd0210 в ветке main; незафиксированные изменения отсутствуют.</w:t>
+        <w:t xml:space="preserve">Пояснение: </w:t>
+      </w:r>
+      <w:r>
+        <w:rPr>
+          <w:rFonts w:ascii="Times New Roman" w:eastAsia="Times New Roman" w:hAnsi="Times New Roman"/>
+          <w:color w:val="000000"/>
+          <w:sz w:val="28"/>
+        </w:rPr>
+        <w:t>На рисунке 8 видно, что коммит 8c1867f создан для project.txt, а git-notes.txt остался изменённым. Это подтверждает частичную фиксацию.</w:t>
       </w:r>
     </w:p>
     <w:p>
@@ -3596,8 +3749,8 @@
     </w:p>
     <w:p>
       <w:pPr>
-        <w:pStyle w:val="1"/>
-        <w:spacing w:before="200" w:after="160"/>
+        <w:pStyle w:val="2"/>
+        <w:spacing w:after="160"/>
         <w:jc w:val="center"/>
       </w:pPr>
       <w:r>
@@ -3606,105 +3759,21 @@
           <w:b/>
         </w:rPr>
         <w:lastRenderedPageBreak/>
-        <w:t>Полученные результаты</w:t>
-      </w:r>
-    </w:p>
-    <w:p>
-      <w:pPr>
-        <w:spacing w:after="80" w:line="360" w:lineRule="auto"/>
-        <w:ind w:left="709" w:hanging="340"/>
-      </w:pPr>
-      <w:r>
-        <w:rPr>
-          <w:rFonts w:ascii="Times New Roman" w:eastAsia="Times New Roman" w:hAnsi="Times New Roman"/>
-          <w:color w:val="000000"/>
-          <w:sz w:val="28"/>
-        </w:rPr>
-        <w:t>• Подтверждена работоспособность Git 2.53.0.</w:t>
-      </w:r>
-    </w:p>
-    <w:p>
-      <w:pPr>
-        <w:spacing w:after="80" w:line="360" w:lineRule="auto"/>
-        <w:ind w:left="709" w:hanging="340"/>
-      </w:pPr>
-      <w:r>
-        <w:rPr>
-          <w:rFonts w:ascii="Times New Roman" w:eastAsia="Times New Roman" w:hAnsi="Times New Roman"/>
-          <w:color w:val="000000"/>
-          <w:sz w:val="28"/>
-        </w:rPr>
-        <w:t>• Создана иерархия с общим репозиторием PI и учебным каталогом Project1.</w:t>
-      </w:r>
-    </w:p>
-    <w:p>
-      <w:pPr>
-        <w:spacing w:after="80" w:line="360" w:lineRule="auto"/>
-        <w:ind w:left="709" w:hanging="340"/>
-      </w:pPr>
-      <w:r>
-        <w:rPr>
-          <w:rFonts w:ascii="Times New Roman" w:eastAsia="Times New Roman" w:hAnsi="Times New Roman"/>
-          <w:color w:val="000000"/>
-          <w:sz w:val="28"/>
-        </w:rPr>
-        <w:t>• Создано шесть коммитов, что превышает минимум из первой и четырёх последующих фиксаций.</w:t>
-      </w:r>
-    </w:p>
-    <w:p>
-      <w:pPr>
-        <w:spacing w:after="80" w:line="360" w:lineRule="auto"/>
-        <w:ind w:left="709" w:hanging="340"/>
-      </w:pPr>
-      <w:r>
-        <w:rPr>
-          <w:rFonts w:ascii="Times New Roman" w:eastAsia="Times New Roman" w:hAnsi="Times New Roman"/>
-          <w:color w:val="000000"/>
-          <w:sz w:val="28"/>
-        </w:rPr>
-        <w:t>• В истории отражены добавление, изменение и переименование файлов.</w:t>
-      </w:r>
-    </w:p>
-    <w:p>
-      <w:pPr>
-        <w:spacing w:after="80" w:line="360" w:lineRule="auto"/>
-        <w:ind w:left="709" w:hanging="340"/>
-      </w:pPr>
-      <w:r>
-        <w:rPr>
-          <w:rFonts w:ascii="Times New Roman" w:eastAsia="Times New Roman" w:hAnsi="Times New Roman"/>
-          <w:color w:val="000000"/>
-          <w:sz w:val="28"/>
-        </w:rPr>
-        <w:t>• До и после частичного коммита показано различие между индексом и рабочим каталогом.</w:t>
-      </w:r>
-    </w:p>
-    <w:p>
-      <w:pPr>
-        <w:spacing w:after="80" w:line="360" w:lineRule="auto"/>
-        <w:ind w:left="709" w:hanging="340"/>
-      </w:pPr>
-      <w:r>
-        <w:rPr>
-          <w:rFonts w:ascii="Times New Roman" w:eastAsia="Times New Roman" w:hAnsi="Times New Roman"/>
-          <w:color w:val="000000"/>
-          <w:sz w:val="28"/>
-        </w:rPr>
-        <w:t>• Переключение между коммитами и возврат на main выполнены без потери истории.</w:t>
-      </w:r>
-    </w:p>
-    <w:p>
-      <w:pPr>
-        <w:pStyle w:val="1"/>
-        <w:spacing w:before="200" w:after="160"/>
-        <w:jc w:val="center"/>
-      </w:pPr>
-      <w:r>
-        <w:rPr>
-          <w:rFonts w:ascii="Times New Roman" w:eastAsia="Times New Roman" w:hAnsi="Times New Roman"/>
-          <w:b/>
-        </w:rPr>
-        <w:t>Вывод</w:t>
+        <w:t>8</w:t>
+      </w:r>
+      <w:r>
+        <w:rPr>
+          <w:rFonts w:ascii="Times New Roman" w:eastAsia="Times New Roman" w:hAnsi="Times New Roman"/>
+          <w:b/>
+        </w:rPr>
+        <w:t>.</w:t>
+      </w:r>
+      <w:r>
+        <w:rPr>
+          <w:rFonts w:ascii="Times New Roman" w:eastAsia="Times New Roman" w:hAnsi="Times New Roman"/>
+          <w:b/>
+        </w:rPr>
+        <w:t xml:space="preserve"> Осуществить переключение между фиксациями и убедиться в изменениях файлов в рабочем каталоге.</w:t>
       </w:r>
     </w:p>
     <w:p>
@@ -3719,7 +3788,399 @@
           <w:color w:val="000000"/>
           <w:sz w:val="28"/>
         </w:rPr>
-        <w:t>В ходе лабораторной работы были освоены базовые операции Git: подготовка файлов в индексе, создание коммитов, просмотр истории и переключение между состояниями проекта. Практически подтверждено, что Git позволяет фиксировать не все изменения сразу, а только выбранную часть. История из шести коммитов сохраняет каждый этап и даёт возможность восстановить состояние файлов любой выбранной фиксации.</w:t>
+        <w:t>Выполнено переключение на первую фиксацию be8d59c. Состав и содержимое файлов после переключения показаны на рисунке 9.</w:t>
+      </w:r>
+    </w:p>
+    <w:p>
+      <w:pPr>
+        <w:spacing w:after="120"/>
+        <w:ind w:left="709"/>
+      </w:pPr>
+      <w:r>
+        <w:rPr>
+          <w:rFonts w:ascii="Times New Roman" w:eastAsia="Times New Roman" w:hAnsi="Times New Roman"/>
+          <w:b/>
+          <w:color w:val="000000"/>
+          <w:sz w:val="28"/>
+        </w:rPr>
+        <w:t xml:space="preserve">Команда: </w:t>
+      </w:r>
+      <w:r>
+        <w:rPr>
+          <w:rFonts w:ascii="Menlo" w:eastAsia="Menlo" w:hAnsi="Menlo"/>
+          <w:color w:val="000000"/>
+          <w:sz w:val="21"/>
+        </w:rPr>
+        <w:t>git switch --detach be8d59c</w:t>
+      </w:r>
+    </w:p>
+    <w:p>
+      <w:pPr>
+        <w:keepNext/>
+        <w:jc w:val="center"/>
+      </w:pPr>
+      <w:r>
+        <w:rPr>
+          <w:noProof/>
+        </w:rPr>
+        <w:drawing>
+          <wp:inline distT="0" distB="0" distL="0" distR="0" wp14:anchorId="3F5D418E" wp14:editId="77A8B9DA">
+            <wp:extent cx="5532120" cy="3111818"/>
+            <wp:effectExtent l="0" t="0" r="0" b="0"/>
+            <wp:docPr id="16" name="Picture 16" descr="Состояние первой фиксации"/>
+            <wp:cNvGraphicFramePr>
+              <a:graphicFrameLocks xmlns:a="http://schemas.openxmlformats.org/drawingml/2006/main" noChangeAspect="1"/>
+            </wp:cNvGraphicFramePr>
+            <a:graphic xmlns:a="http://schemas.openxmlformats.org/drawingml/2006/main">
+              <a:graphicData uri="http://schemas.openxmlformats.org/drawingml/2006/picture">
+                <pic:pic xmlns:pic="http://schemas.openxmlformats.org/drawingml/2006/picture">
+                  <pic:nvPicPr>
+                    <pic:cNvPr id="0" name="09_old_commit.png"/>
+                    <pic:cNvPicPr/>
+                  </pic:nvPicPr>
+                  <pic:blipFill>
+                    <a:blip r:embed="rId13"/>
+                    <a:stretch>
+                      <a:fillRect/>
+                    </a:stretch>
+                  </pic:blipFill>
+                  <pic:spPr>
+                    <a:xfrm>
+                      <a:off x="0" y="0"/>
+                      <a:ext cx="5532120" cy="3111818"/>
+                    </a:xfrm>
+                    <a:prstGeom prst="rect">
+                      <a:avLst/>
+                    </a:prstGeom>
+                  </pic:spPr>
+                </pic:pic>
+              </a:graphicData>
+            </a:graphic>
+          </wp:inline>
+        </w:drawing>
+      </w:r>
+    </w:p>
+    <w:p>
+      <w:pPr>
+        <w:keepNext/>
+        <w:jc w:val="center"/>
+      </w:pPr>
+      <w:r>
+        <w:rPr>
+          <w:rFonts w:ascii="Times New Roman" w:eastAsia="Times New Roman" w:hAnsi="Times New Roman"/>
+          <w:color w:val="000000"/>
+          <w:sz w:val="24"/>
+        </w:rPr>
+        <w:t>Рисунок 9 – Состояние первой фиксации</w:t>
+      </w:r>
+    </w:p>
+    <w:p>
+      <w:pPr>
+        <w:spacing w:after="120" w:line="360" w:lineRule="auto"/>
+        <w:ind w:firstLine="709"/>
+        <w:jc w:val="both"/>
+      </w:pPr>
+      <w:r>
+        <w:rPr>
+          <w:rFonts w:ascii="Times New Roman" w:eastAsia="Times New Roman" w:hAnsi="Times New Roman"/>
+          <w:b/>
+          <w:color w:val="000000"/>
+          <w:sz w:val="28"/>
+        </w:rPr>
+        <w:t xml:space="preserve">Пояснение: </w:t>
+      </w:r>
+      <w:r>
+        <w:rPr>
+          <w:rFonts w:ascii="Times New Roman" w:eastAsia="Times New Roman" w:hAnsi="Times New Roman"/>
+          <w:color w:val="000000"/>
+          <w:sz w:val="28"/>
+        </w:rPr>
+        <w:t>На рисунке 9 находится только project.txt с двумя исходными строками. git-notes.txt отсутствует, потому что появился позже.</w:t>
+      </w:r>
+    </w:p>
+    <w:p>
+      <w:pPr>
+        <w:spacing w:after="120" w:line="360" w:lineRule="auto"/>
+        <w:ind w:firstLine="709"/>
+        <w:jc w:val="both"/>
+      </w:pPr>
+      <w:r>
+        <w:rPr>
+          <w:rFonts w:ascii="Times New Roman" w:eastAsia="Times New Roman" w:hAnsi="Times New Roman"/>
+          <w:color w:val="000000"/>
+          <w:sz w:val="28"/>
+        </w:rPr>
+        <w:t>Затем выполнен возврат на main. Результат проверки последней фиксации и статуса показан на рисунке 10.</w:t>
+      </w:r>
+    </w:p>
+    <w:p>
+      <w:pPr>
+        <w:spacing w:after="120"/>
+        <w:ind w:left="709"/>
+      </w:pPr>
+      <w:r>
+        <w:rPr>
+          <w:rFonts w:ascii="Times New Roman" w:eastAsia="Times New Roman" w:hAnsi="Times New Roman"/>
+          <w:b/>
+          <w:color w:val="000000"/>
+          <w:sz w:val="28"/>
+        </w:rPr>
+        <w:t xml:space="preserve">Команда: </w:t>
+      </w:r>
+      <w:r>
+        <w:rPr>
+          <w:rFonts w:ascii="Menlo" w:eastAsia="Menlo" w:hAnsi="Menlo"/>
+          <w:color w:val="000000"/>
+          <w:sz w:val="21"/>
+        </w:rPr>
+        <w:t>git switch main</w:t>
+      </w:r>
+    </w:p>
+    <w:p>
+      <w:pPr>
+        <w:keepNext/>
+        <w:jc w:val="center"/>
+      </w:pPr>
+      <w:r>
+        <w:rPr>
+          <w:noProof/>
+        </w:rPr>
+        <w:lastRenderedPageBreak/>
+        <w:drawing>
+          <wp:inline distT="0" distB="0" distL="0" distR="0" wp14:anchorId="1EEED529" wp14:editId="4B744E33">
+            <wp:extent cx="5532120" cy="3111818"/>
+            <wp:effectExtent l="0" t="0" r="0" b="0"/>
+            <wp:docPr id="17" name="Picture 17" descr="Возврат на ветку main"/>
+            <wp:cNvGraphicFramePr>
+              <a:graphicFrameLocks xmlns:a="http://schemas.openxmlformats.org/drawingml/2006/main" noChangeAspect="1"/>
+            </wp:cNvGraphicFramePr>
+            <a:graphic xmlns:a="http://schemas.openxmlformats.org/drawingml/2006/main">
+              <a:graphicData uri="http://schemas.openxmlformats.org/drawingml/2006/picture">
+                <pic:pic xmlns:pic="http://schemas.openxmlformats.org/drawingml/2006/picture">
+                  <pic:nvPicPr>
+                    <pic:cNvPr id="0" name="10_return_main.png"/>
+                    <pic:cNvPicPr/>
+                  </pic:nvPicPr>
+                  <pic:blipFill>
+                    <a:blip r:embed="rId14"/>
+                    <a:stretch>
+                      <a:fillRect/>
+                    </a:stretch>
+                  </pic:blipFill>
+                  <pic:spPr>
+                    <a:xfrm>
+                      <a:off x="0" y="0"/>
+                      <a:ext cx="5532120" cy="3111818"/>
+                    </a:xfrm>
+                    <a:prstGeom prst="rect">
+                      <a:avLst/>
+                    </a:prstGeom>
+                  </pic:spPr>
+                </pic:pic>
+              </a:graphicData>
+            </a:graphic>
+          </wp:inline>
+        </w:drawing>
+      </w:r>
+    </w:p>
+    <w:p>
+      <w:pPr>
+        <w:keepNext/>
+        <w:jc w:val="center"/>
+      </w:pPr>
+      <w:r>
+        <w:rPr>
+          <w:rFonts w:ascii="Times New Roman" w:eastAsia="Times New Roman" w:hAnsi="Times New Roman"/>
+          <w:color w:val="000000"/>
+          <w:sz w:val="24"/>
+        </w:rPr>
+        <w:t>Рисунок 10 – Возврат на ветку main</w:t>
+      </w:r>
+    </w:p>
+    <w:p>
+      <w:pPr>
+        <w:spacing w:after="120" w:line="360" w:lineRule="auto"/>
+        <w:ind w:firstLine="709"/>
+        <w:jc w:val="both"/>
+      </w:pPr>
+      <w:r>
+        <w:rPr>
+          <w:rFonts w:ascii="Times New Roman" w:eastAsia="Times New Roman" w:hAnsi="Times New Roman"/>
+          <w:b/>
+          <w:color w:val="000000"/>
+          <w:sz w:val="28"/>
+        </w:rPr>
+        <w:t xml:space="preserve">Пояснение: </w:t>
+      </w:r>
+      <w:r>
+        <w:rPr>
+          <w:rFonts w:ascii="Times New Roman" w:eastAsia="Times New Roman" w:hAnsi="Times New Roman"/>
+          <w:color w:val="000000"/>
+          <w:sz w:val="28"/>
+        </w:rPr>
+        <w:t>На рисунке 10 HEAD снова указывает на db0c5cb ветки main. Статус ## main для учебных файлов показывает, что они соответствуют выбранной фиксации.</w:t>
+      </w:r>
+    </w:p>
+    <w:p>
+      <w:r>
+        <w:br w:type="page"/>
+      </w:r>
+    </w:p>
+    <w:p>
+      <w:pPr>
+        <w:pStyle w:val="1"/>
+        <w:spacing w:after="160"/>
+        <w:jc w:val="center"/>
+      </w:pPr>
+      <w:r>
+        <w:rPr>
+          <w:rFonts w:ascii="Times New Roman" w:eastAsia="Times New Roman" w:hAnsi="Times New Roman"/>
+          <w:b/>
+        </w:rPr>
+        <w:lastRenderedPageBreak/>
+        <w:t>Заключение</w:t>
+      </w:r>
+    </w:p>
+    <w:p>
+      <w:pPr>
+        <w:spacing w:after="120" w:line="360" w:lineRule="auto"/>
+        <w:ind w:firstLine="709"/>
+        <w:jc w:val="both"/>
+      </w:pPr>
+      <w:r>
+        <w:rPr>
+          <w:rFonts w:ascii="Times New Roman" w:eastAsia="Times New Roman" w:hAnsi="Times New Roman"/>
+          <w:color w:val="000000"/>
+          <w:sz w:val="28"/>
+        </w:rPr>
+        <w:t>В ходе лабораторной работы были последовательно выполнены все поставленные задачи. По результатам их выполнения сформулированы следующие выводы:</w:t>
+      </w:r>
+    </w:p>
+    <w:p>
+      <w:pPr>
+        <w:spacing w:after="80" w:line="360" w:lineRule="auto"/>
+        <w:ind w:left="709" w:hanging="397"/>
+      </w:pPr>
+      <w:r>
+        <w:rPr>
+          <w:rFonts w:ascii="Times New Roman" w:eastAsia="Times New Roman" w:hAnsi="Times New Roman"/>
+          <w:color w:val="000000"/>
+          <w:sz w:val="28"/>
+        </w:rPr>
+        <w:t>1. Portable Git установлен в отдельный каталог PortableGit; получение версии 2.53.0 подтвердило его работоспособность. Последующие задачи выполнены с помощью обычного Git.</w:t>
+      </w:r>
+    </w:p>
+    <w:p>
+      <w:pPr>
+        <w:spacing w:after="80" w:line="360" w:lineRule="auto"/>
+        <w:ind w:left="709" w:hanging="397"/>
+      </w:pPr>
+      <w:r>
+        <w:rPr>
+          <w:rFonts w:ascii="Times New Roman" w:eastAsia="Times New Roman" w:hAnsi="Times New Roman"/>
+          <w:color w:val="000000"/>
+          <w:sz w:val="28"/>
+        </w:rPr>
+        <w:t>2. Настроена иерархия каталогов: Project1 используется для первой лабораторной работы, а Отчеты/ЛР1 — для документации.</w:t>
+      </w:r>
+    </w:p>
+    <w:p>
+      <w:pPr>
+        <w:spacing w:after="80" w:line="360" w:lineRule="auto"/>
+        <w:ind w:left="709" w:hanging="397"/>
+      </w:pPr>
+      <w:r>
+        <w:rPr>
+          <w:rFonts w:ascii="Times New Roman" w:eastAsia="Times New Roman" w:hAnsi="Times New Roman"/>
+          <w:color w:val="000000"/>
+          <w:sz w:val="28"/>
+        </w:rPr>
+        <w:t>3. В каталоге Project1 командой git init -b main создан отдельный Git-репозиторий с начальной веткой main.</w:t>
+      </w:r>
+    </w:p>
+    <w:p>
+      <w:pPr>
+        <w:spacing w:after="80" w:line="360" w:lineRule="auto"/>
+        <w:ind w:left="709" w:hanging="397"/>
+      </w:pPr>
+      <w:r>
+        <w:rPr>
+          <w:rFonts w:ascii="Times New Roman" w:eastAsia="Times New Roman" w:hAnsi="Times New Roman"/>
+          <w:color w:val="000000"/>
+          <w:sz w:val="28"/>
+        </w:rPr>
+        <w:t>4. Создан файл project.txt с исходным текстом; Git определил его как новый неотслеживаемый файл.</w:t>
+      </w:r>
+    </w:p>
+    <w:p>
+      <w:pPr>
+        <w:spacing w:after="80" w:line="360" w:lineRule="auto"/>
+        <w:ind w:left="709" w:hanging="397"/>
+      </w:pPr>
+      <w:r>
+        <w:rPr>
+          <w:rFonts w:ascii="Times New Roman" w:eastAsia="Times New Roman" w:hAnsi="Times New Roman"/>
+          <w:color w:val="000000"/>
+          <w:sz w:val="28"/>
+        </w:rPr>
+        <w:t>5. Файл project.txt добавлен в индекс, после чего создана и проверена первая фиксация с комментарием.</w:t>
+      </w:r>
+    </w:p>
+    <w:p>
+      <w:pPr>
+        <w:spacing w:after="80" w:line="360" w:lineRule="auto"/>
+        <w:ind w:left="709" w:hanging="397"/>
+      </w:pPr>
+      <w:r>
+        <w:rPr>
+          <w:rFonts w:ascii="Times New Roman" w:eastAsia="Times New Roman" w:hAnsi="Times New Roman"/>
+          <w:color w:val="000000"/>
+          <w:sz w:val="28"/>
+        </w:rPr>
+        <w:t>6. Создано ещё пять фиксаций, отражающих добавление, изменение и переименование файлов; всего история содержит шесть коммитов.</w:t>
+      </w:r>
+    </w:p>
+    <w:p>
+      <w:pPr>
+        <w:spacing w:after="80" w:line="360" w:lineRule="auto"/>
+        <w:ind w:left="709" w:hanging="397"/>
+      </w:pPr>
+      <w:r>
+        <w:rPr>
+          <w:rFonts w:ascii="Times New Roman" w:eastAsia="Times New Roman" w:hAnsi="Times New Roman"/>
+          <w:color w:val="000000"/>
+          <w:sz w:val="28"/>
+        </w:rPr>
+        <w:t>7. Выполнена выборочная фиксация: в коммит вошли только подготовленные изменения project.txt, а изменение git-notes.txt осталось вне него.</w:t>
+      </w:r>
+    </w:p>
+    <w:p>
+      <w:pPr>
+        <w:spacing w:after="80" w:line="360" w:lineRule="auto"/>
+        <w:ind w:left="709" w:hanging="397"/>
+      </w:pPr>
+      <w:r>
+        <w:rPr>
+          <w:rFonts w:ascii="Times New Roman" w:eastAsia="Times New Roman" w:hAnsi="Times New Roman"/>
+          <w:color w:val="000000"/>
+          <w:sz w:val="28"/>
+        </w:rPr>
+        <w:t>8. Выполнено переключение на первую фиксацию и возвращение на ветку main; подтверждено изменение и восстановление состояния файлов рабочего каталога.</w:t>
+      </w:r>
+    </w:p>
+    <w:p>
+      <w:pPr>
+        <w:spacing w:after="120" w:line="360" w:lineRule="auto"/>
+        <w:ind w:firstLine="709"/>
+        <w:jc w:val="both"/>
+      </w:pPr>
+      <w:r>
+        <w:rPr>
+          <w:rFonts w:ascii="Times New Roman" w:eastAsia="Times New Roman" w:hAnsi="Times New Roman"/>
+          <w:color w:val="000000"/>
+          <w:sz w:val="28"/>
+        </w:rPr>
+        <w:t>Таким образом, все восемь задач лабораторной работы выполнены. Освоены установка и проверка Portable Git, организация каталогов, инициализация репозитория, работа с файлами, индексом и фиксациями, а также переключение между состояниями проекта. Общий репозиторий PI сохранён для последующей выгрузки всех лабораторных работ.</w:t>
       </w:r>
     </w:p>
     <w:sectPr>
